--- a/开题报告_领域小模型蒸馏与知识增强/开题报告.docx
+++ b/开题报告_领域小模型蒸馏与知识增强/开题报告.docx
@@ -299,7 +299,7 @@
           <w:b/>
           <w:sz w:val="30"/>
         </w:rPr>
-        <w:t>1 选题背景、研究目标与意义</w:t>
+        <w:t>1 选题背景及选题意义</w:t>
       </w:r>
     </w:p>
     <w:p>
@@ -612,7 +612,7 @@
           <w:b/>
           <w:sz w:val="30"/>
         </w:rPr>
-        <w:t>2 国内外研究现状与本课题切入点</w:t>
+        <w:t>2 文献综述</w:t>
       </w:r>
     </w:p>
     <w:p>
@@ -1204,7 +1204,7 @@
           <w:b/>
           <w:sz w:val="30"/>
         </w:rPr>
-        <w:t>3 研究内容与拟采用的方法</w:t>
+        <w:t>3 研究内容、研究方案、时间安排</w:t>
       </w:r>
     </w:p>
     <w:p>
@@ -1217,7 +1217,20 @@
           <w:b/>
           <w:sz w:val="28"/>
         </w:rPr>
-        <w:t>3.1 任务范围与总体方案</w:t>
+        <w:t>3.1 研究内容</w:t>
+      </w:r>
+    </w:p>
+    <w:p>
+      <w:pPr>
+        <w:pStyle w:val="Heading3"/>
+      </w:pPr>
+      <w:r>
+        <w:rPr>
+          <w:rFonts w:ascii="Times New Roman" w:hAnsi="Times New Roman" w:eastAsia="黑体"/>
+          <w:b/>
+          <w:sz w:val="28"/>
+        </w:rPr>
+        <w:t>3.1.1 任务范围与总体方案</w:t>
       </w:r>
     </w:p>
     <w:p>
@@ -1252,7 +1265,7 @@
     </w:p>
     <w:p>
       <w:pPr>
-        <w:pStyle w:val="Heading2"/>
+        <w:pStyle w:val="Heading3"/>
       </w:pPr>
       <w:r>
         <w:rPr>
@@ -1260,7 +1273,7 @@
           <w:b/>
           <w:sz w:val="28"/>
         </w:rPr>
-        <w:t>3.2 证据可追溯的教学数据构造</w:t>
+        <w:t>3.1.2 证据可追溯的教学数据构造</w:t>
       </w:r>
     </w:p>
     <w:p>
@@ -1322,7 +1335,7 @@
     </w:p>
     <w:p>
       <w:pPr>
-        <w:pStyle w:val="Heading2"/>
+        <w:pStyle w:val="Heading3"/>
       </w:pPr>
       <w:r>
         <w:rPr>
@@ -1330,7 +1343,7 @@
           <w:b/>
           <w:sz w:val="28"/>
         </w:rPr>
-        <w:t>3.3 学生失误感知与约束覆盖联合的选择性蒸馏</w:t>
+        <w:t>3.1.3 学生失误感知与约束覆盖联合的选择性蒸馏</w:t>
       </w:r>
     </w:p>
     <w:p>
@@ -1385,7 +1398,7 @@
     </w:p>
     <w:p>
       <w:pPr>
-        <w:pStyle w:val="Heading2"/>
+        <w:pStyle w:val="Heading3"/>
       </w:pPr>
       <w:r>
         <w:rPr>
@@ -1393,7 +1406,7 @@
           <w:b/>
           <w:sz w:val="28"/>
         </w:rPr>
-        <w:t>3.4 条件可比的证据选择与约束一致生成</w:t>
+        <w:t>3.1.4 条件可比的证据选择与约束一致生成</w:t>
       </w:r>
     </w:p>
     <w:p>
@@ -1438,19 +1451,6 @@
     </w:p>
     <w:p>
       <w:pPr>
-        <w:pStyle w:val="Heading1"/>
-      </w:pPr>
-      <w:r>
-        <w:rPr>
-          <w:rFonts w:ascii="Times New Roman" w:hAnsi="Times New Roman" w:eastAsia="黑体"/>
-          <w:b/>
-          <w:sz w:val="30"/>
-        </w:rPr>
-        <w:t>4 拟创新点与研究方案</w:t>
-      </w:r>
-    </w:p>
-    <w:p>
-      <w:pPr>
         <w:pStyle w:val="Heading2"/>
       </w:pPr>
       <w:r>
@@ -1459,7 +1459,17 @@
           <w:b/>
           <w:sz w:val="28"/>
         </w:rPr>
-        <w:t>4.1 拟创新点及其证据要求</w:t>
+        <w:t>3.2 研究方案</w:t>
+      </w:r>
+    </w:p>
+    <w:p>
+      <w:r>
+        <w:rPr>
+          <w:rFonts w:ascii="Times New Roman" w:hAnsi="Times New Roman" w:eastAsia="宋体"/>
+          <w:b/>
+          <w:sz w:val="24"/>
+        </w:rPr>
+        <w:t>（一）拟创新点及其证据要求</w:t>
       </w:r>
     </w:p>
     <w:p>
@@ -1544,16 +1554,13 @@
       </w:r>
     </w:p>
     <w:p>
-      <w:pPr>
-        <w:pStyle w:val="Heading2"/>
-      </w:pPr>
       <w:r>
         <w:rPr>
-          <w:rFonts w:ascii="Times New Roman" w:hAnsi="Times New Roman" w:eastAsia="黑体"/>
+          <w:rFonts w:ascii="Times New Roman" w:hAnsi="Times New Roman" w:eastAsia="宋体"/>
           <w:b/>
-          <w:sz w:val="28"/>
+          <w:sz w:val="24"/>
         </w:rPr>
-        <w:t>4.2 数据与可用资源</w:t>
+        <w:t>（二）数据与可用资源</w:t>
       </w:r>
     </w:p>
     <w:p>
@@ -1982,16 +1989,13 @@
       </w:r>
     </w:p>
     <w:p>
-      <w:pPr>
-        <w:pStyle w:val="Heading2"/>
-      </w:pPr>
       <w:r>
         <w:rPr>
-          <w:rFonts w:ascii="Times New Roman" w:hAnsi="Times New Roman" w:eastAsia="黑体"/>
+          <w:rFonts w:ascii="Times New Roman" w:hAnsi="Times New Roman" w:eastAsia="宋体"/>
           <w:b/>
-          <w:sz w:val="28"/>
+          <w:sz w:val="24"/>
         </w:rPr>
-        <w:t>4.3 实验设计与公平比较</w:t>
+        <w:t>（三）实验设计与公平比较</w:t>
       </w:r>
     </w:p>
     <w:p>
@@ -2045,16 +2049,13 @@
       </w:r>
     </w:p>
     <w:p>
-      <w:pPr>
-        <w:pStyle w:val="Heading2"/>
-      </w:pPr>
       <w:r>
         <w:rPr>
-          <w:rFonts w:ascii="Times New Roman" w:hAnsi="Times New Roman" w:eastAsia="黑体"/>
+          <w:rFonts w:ascii="Times New Roman" w:hAnsi="Times New Roman" w:eastAsia="宋体"/>
           <w:b/>
-          <w:sz w:val="28"/>
+          <w:sz w:val="24"/>
         </w:rPr>
-        <w:t>4.4 指标、接近标准与应用价值验证</w:t>
+        <w:t>（四）指标、接近标准与应用价值验证</w:t>
       </w:r>
     </w:p>
     <w:p>
@@ -2108,16 +2109,13 @@
       </w:r>
     </w:p>
     <w:p>
-      <w:pPr>
-        <w:pStyle w:val="Heading2"/>
-      </w:pPr>
       <w:r>
         <w:rPr>
-          <w:rFonts w:ascii="Times New Roman" w:hAnsi="Times New Roman" w:eastAsia="黑体"/>
+          <w:rFonts w:ascii="Times New Roman" w:hAnsi="Times New Roman" w:eastAsia="宋体"/>
           <w:b/>
-          <w:sz w:val="28"/>
+          <w:sz w:val="24"/>
         </w:rPr>
-        <w:t>4.5 技术路线与阶段衔接</w:t>
+        <w:t>（五）技术路线与阶段衔接</w:t>
       </w:r>
     </w:p>
     <w:p>
@@ -2127,7 +2125,7 @@
           <w:b w:val="0"/>
           <w:sz w:val="24"/>
         </w:rPr>
-        <w:t>技术路线为：资料版本与任务审计→来源分组和数据隔离→教师示范构造及可核验项目过滤→学生诊断与约束覆盖选样→QLoRA 任务蒸馏→条件可比的本地检索→分步候选生成及有限修正→与教师及本地强基线比较。教学与推理共用约束状态和来源类型，最终输出模型适配权重、知识库版本和候选表。整体流程见图 4-1。</w:t>
+        <w:t>技术路线为：资料版本与任务审计→来源分组和数据隔离→教师示范构造及可核验项目过滤→学生诊断与约束覆盖选样→QLoRA 任务蒸馏→条件可比的本地检索→分步候选生成及有限修正→与教师及本地强基线比较。教学与推理共用约束状态和来源类型，最终输出模型适配权重、知识库版本和候选表。整体流程见图 3-1。</w:t>
       </w:r>
     </w:p>
     <w:p>
@@ -2182,33 +2180,17 @@
           <w:rFonts w:ascii="Times New Roman" w:hAnsi="Times New Roman" w:eastAsia="宋体"/>
           <w:sz w:val="21"/>
         </w:rPr>
-        <w:t>图 4-1　技术路线图</w:t>
+        <w:t>图 3-1　技术路线图</w:t>
       </w:r>
     </w:p>
     <w:p>
-      <w:pPr>
-        <w:pStyle w:val="Heading1"/>
-      </w:pPr>
       <w:r>
         <w:rPr>
-          <w:rFonts w:ascii="Times New Roman" w:hAnsi="Times New Roman" w:eastAsia="黑体"/>
+          <w:rFonts w:ascii="Times New Roman" w:hAnsi="Times New Roman" w:eastAsia="宋体"/>
           <w:b/>
-          <w:sz w:val="30"/>
+          <w:sz w:val="24"/>
         </w:rPr>
-        <w:t>5 可行性、风险与预期成果</w:t>
-      </w:r>
-    </w:p>
-    <w:p>
-      <w:pPr>
-        <w:pStyle w:val="Heading2"/>
-      </w:pPr>
-      <w:r>
-        <w:rPr>
-          <w:rFonts w:ascii="Times New Roman" w:hAnsi="Times New Roman" w:eastAsia="黑体"/>
-          <w:b/>
-          <w:sz w:val="28"/>
-        </w:rPr>
-        <w:t>5.1 资源与实施可行性</w:t>
+        <w:t>（六）资源与实施可行性</w:t>
       </w:r>
     </w:p>
     <w:p>
@@ -2259,16 +2241,13 @@
       </w:r>
     </w:p>
     <w:p>
-      <w:pPr>
-        <w:pStyle w:val="Heading2"/>
-      </w:pPr>
       <w:r>
         <w:rPr>
-          <w:rFonts w:ascii="Times New Roman" w:hAnsi="Times New Roman" w:eastAsia="黑体"/>
+          <w:rFonts w:ascii="Times New Roman" w:hAnsi="Times New Roman" w:eastAsia="宋体"/>
           <w:b/>
-          <w:sz w:val="28"/>
+          <w:sz w:val="24"/>
         </w:rPr>
-        <w:t>5.2 主要风险及处理边界</w:t>
+        <w:t>（七）主要风险及处理边界</w:t>
       </w:r>
     </w:p>
     <w:p>
@@ -2312,16 +2291,13 @@
       </w:r>
     </w:p>
     <w:p>
-      <w:pPr>
-        <w:pStyle w:val="Heading2"/>
-      </w:pPr>
       <w:r>
         <w:rPr>
-          <w:rFonts w:ascii="Times New Roman" w:hAnsi="Times New Roman" w:eastAsia="黑体"/>
+          <w:rFonts w:ascii="Times New Roman" w:hAnsi="Times New Roman" w:eastAsia="宋体"/>
           <w:b/>
-          <w:sz w:val="28"/>
+          <w:sz w:val="24"/>
         </w:rPr>
-        <w:t>5.3 预期成果与完成标准</w:t>
+        <w:t>（八）预期成果与完成标准</w:t>
       </w:r>
     </w:p>
     <w:p>
@@ -2345,16 +2321,13 @@
       </w:r>
     </w:p>
     <w:p>
-      <w:pPr>
-        <w:pStyle w:val="Heading2"/>
-      </w:pPr>
       <w:r>
         <w:rPr>
-          <w:rFonts w:ascii="Times New Roman" w:hAnsi="Times New Roman" w:eastAsia="黑体"/>
+          <w:rFonts w:ascii="Times New Roman" w:hAnsi="Times New Roman" w:eastAsia="宋体"/>
           <w:b/>
-          <w:sz w:val="28"/>
+          <w:sz w:val="24"/>
         </w:rPr>
-        <w:t>5.4 数据管理、授权与研究诚信</w:t>
+        <w:t>（九）数据管理、授权与研究诚信</w:t>
       </w:r>
     </w:p>
     <w:p>
@@ -2379,15 +2352,15 @@
     </w:p>
     <w:p>
       <w:pPr>
-        <w:pStyle w:val="Heading1"/>
+        <w:pStyle w:val="Heading2"/>
       </w:pPr>
       <w:r>
         <w:rPr>
           <w:rFonts w:ascii="Times New Roman" w:hAnsi="Times New Roman" w:eastAsia="黑体"/>
           <w:b/>
-          <w:sz w:val="30"/>
+          <w:sz w:val="28"/>
         </w:rPr>
-        <w:t>6 时间安排</w:t>
+        <w:t>3.3 时间安排</w:t>
       </w:r>
     </w:p>
     <w:p>

--- a/开题报告_领域小模型蒸馏与知识增强/开题报告.docx
+++ b/开题报告_领域小模型蒸馏与知识增强/开题报告.docx
@@ -322,16 +322,45 @@
           <w:b w:val="0"/>
           <w:sz w:val="24"/>
         </w:rPr>
-        <w:t>材料配方设计需要把性能需求、允许使用的原料、成分范围和已有实验经验联系起来。语言模型能够理解自然语言要求，组织文献证据，并与计算工具协同完成候选提出与修改。LLMatDesign 已展示根据人类指令修改材料、调用工具评价并迭代调整的辅助设计范式</w:t>
+        <w:t>材料是高端制造、能源装备与国防工业的物质基础，其性能水平往往直接决定一个行业的技术上限。正因如此，主要经济体近年均将材料的智能化研发上升为国家层面的战略议题：美国于 2011 年启动"材料基因组计划"，试图把材料研发周期压缩一半、成本降低一半；欧盟在"地平线欧洲"框架下设立材料与先进制造专项；日本持续推进材料纳米技术计划；我国《"十四五"原材料工业发展规划》同样将材料数据的积累与智能化利用列为重点方向。这些计划共享同一个判断：依赖逐次试错的传统研发模式已难以匹配产业对材料迭代速度的需求，必须借助数据与计算把研发环节前移。</w:t>
+      </w:r>
+    </w:p>
+    <w:p>
+      <w:r>
+        <w:rPr>
+          <w:rFonts w:ascii="Times New Roman" w:hAnsi="Times New Roman" w:eastAsia="宋体"/>
+          <w:b w:val="0"/>
+          <w:sz w:val="24"/>
+        </w:rPr>
+        <w:t>然而，材料研发成本在各个环节上的分布极不均匀：一次密度泛函计算可能耗时数小时，一次合成与表征实验以周甚至月计，而一次文献检索只需秒级。这种数量级差异意味着，把资源平均分配到各环节是低效的。真正的瓶颈往往不在于缺少候选，而在于</w:t>
+      </w:r>
+      <w:r>
+        <w:rPr>
+          <w:rFonts w:ascii="Times New Roman" w:hAnsi="Times New Roman" w:eastAsia="宋体"/>
+          <w:b/>
+          <w:sz w:val="24"/>
+        </w:rPr>
+        <w:t>如何在有限的时间与经费下判断哪些候选值得进入下一步实验</w:t>
       </w:r>
       <w:r>
         <w:rPr>
           <w:rFonts w:ascii="Times New Roman" w:hAnsi="Times New Roman" w:eastAsia="宋体"/>
           <w:b w:val="0"/>
           <w:sz w:val="24"/>
+        </w:rPr>
+        <w:t>。材料配方设计正是这一判断的集中体现——它需要把性能需求、允许使用的原料、成分范围和已有实验经验联系起来。语言模型能够理解自然语言要求，组织文献证据，并与计算工具协同完成候选提出与修改。LLMatDesign 已展示根据人类指令修改材料、调用工具评价并迭代调整的辅助设计范式</w:t>
+      </w:r>
+      <w:r>
+        <w:rPr>
+          <w:rFonts w:ascii="Times New Roman" w:hAnsi="Times New Roman" w:eastAsia="宋体"/>
+          <w:sz w:val="24"/>
           <w:vertAlign w:val="superscript"/>
         </w:rPr>
-        <w:t>[1]</w:t>
+        <w:fldChar w:fldCharType="begin"/>
+        <w:instrText xml:space="preserve"> REF _Ref_ref001 \h </w:instrText>
+        <w:fldChar w:fldCharType="separate"/>
+        <w:t xml:space="preserve">[1]</w:t>
+        <w:fldChar w:fldCharType="end"/>
       </w:r>
       <w:r>
         <w:rPr>
@@ -344,11 +373,14 @@
       <w:r>
         <w:rPr>
           <w:rFonts w:ascii="Times New Roman" w:hAnsi="Times New Roman" w:eastAsia="宋体"/>
-          <w:b w:val="0"/>
           <w:sz w:val="24"/>
           <w:vertAlign w:val="superscript"/>
         </w:rPr>
-        <w:t>[2]</w:t>
+        <w:fldChar w:fldCharType="begin"/>
+        <w:instrText xml:space="preserve"> REF _Ref_ref002 \h </w:instrText>
+        <w:fldChar w:fldCharType="separate"/>
+        <w:t xml:space="preserve">[2]</w:t>
+        <w:fldChar w:fldCharType="end"/>
       </w:r>
       <w:r>
         <w:rPr>
@@ -381,11 +413,14 @@
       <w:r>
         <w:rPr>
           <w:rFonts w:ascii="Times New Roman" w:hAnsi="Times New Roman" w:eastAsia="宋体"/>
-          <w:b w:val="0"/>
           <w:sz w:val="24"/>
           <w:vertAlign w:val="superscript"/>
         </w:rPr>
-        <w:t>[3]</w:t>
+        <w:fldChar w:fldCharType="begin"/>
+        <w:instrText xml:space="preserve"> REF _Ref_ref003 \h </w:instrText>
+        <w:fldChar w:fldCharType="separate"/>
+        <w:t xml:space="preserve">[3]</w:t>
+        <w:fldChar w:fldCharType="end"/>
       </w:r>
       <w:r>
         <w:rPr>
@@ -398,11 +433,14 @@
       <w:r>
         <w:rPr>
           <w:rFonts w:ascii="Times New Roman" w:hAnsi="Times New Roman" w:eastAsia="宋体"/>
-          <w:b w:val="0"/>
           <w:sz w:val="24"/>
           <w:vertAlign w:val="superscript"/>
         </w:rPr>
-        <w:t>[4]</w:t>
+        <w:fldChar w:fldCharType="begin"/>
+        <w:instrText xml:space="preserve"> REF _Ref_ref004 \h </w:instrText>
+        <w:fldChar w:fldCharType="separate"/>
+        <w:t xml:space="preserve">[4]</w:t>
+        <w:fldChar w:fldCharType="end"/>
       </w:r>
       <w:r>
         <w:rPr>
@@ -415,11 +453,50 @@
       <w:r>
         <w:rPr>
           <w:rFonts w:ascii="Times New Roman" w:hAnsi="Times New Roman" w:eastAsia="宋体"/>
-          <w:b w:val="0"/>
           <w:sz w:val="24"/>
           <w:vertAlign w:val="superscript"/>
         </w:rPr>
-        <w:t>[8][9][19][20]</w:t>
+        <w:fldChar w:fldCharType="begin"/>
+        <w:instrText xml:space="preserve"> REF _Ref_ref008 \h </w:instrText>
+        <w:fldChar w:fldCharType="separate"/>
+        <w:t xml:space="preserve">[8]</w:t>
+        <w:fldChar w:fldCharType="end"/>
+      </w:r>
+      <w:r>
+        <w:rPr>
+          <w:rFonts w:ascii="Times New Roman" w:hAnsi="Times New Roman" w:eastAsia="宋体"/>
+          <w:sz w:val="24"/>
+          <w:vertAlign w:val="superscript"/>
+        </w:rPr>
+        <w:fldChar w:fldCharType="begin"/>
+        <w:instrText xml:space="preserve"> REF _Ref_ref009 \h </w:instrText>
+        <w:fldChar w:fldCharType="separate"/>
+        <w:t xml:space="preserve">[9]</w:t>
+        <w:fldChar w:fldCharType="end"/>
+      </w:r>
+      <w:r>
+        <w:rPr>
+          <w:rFonts w:ascii="Times New Roman" w:hAnsi="Times New Roman" w:eastAsia="宋体"/>
+          <w:sz w:val="24"/>
+          <w:vertAlign w:val="superscript"/>
+        </w:rPr>
+        <w:fldChar w:fldCharType="begin"/>
+        <w:instrText xml:space="preserve"> REF _Ref_ref019 \h </w:instrText>
+        <w:fldChar w:fldCharType="separate"/>
+        <w:t xml:space="preserve">[19]</w:t>
+        <w:fldChar w:fldCharType="end"/>
+      </w:r>
+      <w:r>
+        <w:rPr>
+          <w:rFonts w:ascii="Times New Roman" w:hAnsi="Times New Roman" w:eastAsia="宋体"/>
+          <w:sz w:val="24"/>
+          <w:vertAlign w:val="superscript"/>
+        </w:rPr>
+        <w:fldChar w:fldCharType="begin"/>
+        <w:instrText xml:space="preserve"> REF _Ref_ref020 \h </w:instrText>
+        <w:fldChar w:fldCharType="separate"/>
+        <w:t xml:space="preserve">[20]</w:t>
+        <w:fldChar w:fldCharType="end"/>
       </w:r>
       <w:r>
         <w:rPr>
@@ -516,11 +593,14 @@
       <w:r>
         <w:rPr>
           <w:rFonts w:ascii="Times New Roman" w:hAnsi="Times New Roman" w:eastAsia="宋体"/>
-          <w:b w:val="0"/>
           <w:sz w:val="24"/>
           <w:vertAlign w:val="superscript"/>
         </w:rPr>
-        <w:t>[5]</w:t>
+        <w:fldChar w:fldCharType="begin"/>
+        <w:instrText xml:space="preserve"> REF _Ref_ref005 \h </w:instrText>
+        <w:fldChar w:fldCharType="separate"/>
+        <w:t xml:space="preserve">[5]</w:t>
+        <w:fldChar w:fldCharType="end"/>
       </w:r>
       <w:r>
         <w:rPr>
@@ -569,11 +649,50 @@
       <w:r>
         <w:rPr>
           <w:rFonts w:ascii="Times New Roman" w:hAnsi="Times New Roman" w:eastAsia="宋体"/>
-          <w:b w:val="0"/>
           <w:sz w:val="24"/>
           <w:vertAlign w:val="superscript"/>
         </w:rPr>
-        <w:t>[13][14][15][16]</w:t>
+        <w:fldChar w:fldCharType="begin"/>
+        <w:instrText xml:space="preserve"> REF _Ref_ref013 \h </w:instrText>
+        <w:fldChar w:fldCharType="separate"/>
+        <w:t xml:space="preserve">[13]</w:t>
+        <w:fldChar w:fldCharType="end"/>
+      </w:r>
+      <w:r>
+        <w:rPr>
+          <w:rFonts w:ascii="Times New Roman" w:hAnsi="Times New Roman" w:eastAsia="宋体"/>
+          <w:sz w:val="24"/>
+          <w:vertAlign w:val="superscript"/>
+        </w:rPr>
+        <w:fldChar w:fldCharType="begin"/>
+        <w:instrText xml:space="preserve"> REF _Ref_ref014 \h </w:instrText>
+        <w:fldChar w:fldCharType="separate"/>
+        <w:t xml:space="preserve">[14]</w:t>
+        <w:fldChar w:fldCharType="end"/>
+      </w:r>
+      <w:r>
+        <w:rPr>
+          <w:rFonts w:ascii="Times New Roman" w:hAnsi="Times New Roman" w:eastAsia="宋体"/>
+          <w:sz w:val="24"/>
+          <w:vertAlign w:val="superscript"/>
+        </w:rPr>
+        <w:fldChar w:fldCharType="begin"/>
+        <w:instrText xml:space="preserve"> REF _Ref_ref015 \h </w:instrText>
+        <w:fldChar w:fldCharType="separate"/>
+        <w:t xml:space="preserve">[15]</w:t>
+        <w:fldChar w:fldCharType="end"/>
+      </w:r>
+      <w:r>
+        <w:rPr>
+          <w:rFonts w:ascii="Times New Roman" w:hAnsi="Times New Roman" w:eastAsia="宋体"/>
+          <w:sz w:val="24"/>
+          <w:vertAlign w:val="superscript"/>
+        </w:rPr>
+        <w:fldChar w:fldCharType="begin"/>
+        <w:instrText xml:space="preserve"> REF _Ref_ref016 \h </w:instrText>
+        <w:fldChar w:fldCharType="separate"/>
+        <w:t xml:space="preserve">[16]</w:t>
+        <w:fldChar w:fldCharType="end"/>
       </w:r>
       <w:r>
         <w:rPr>
@@ -640,11 +759,14 @@
       <w:r>
         <w:rPr>
           <w:rFonts w:ascii="Times New Roman" w:hAnsi="Times New Roman" w:eastAsia="宋体"/>
-          <w:b w:val="0"/>
           <w:sz w:val="24"/>
           <w:vertAlign w:val="superscript"/>
         </w:rPr>
-        <w:t>[1]</w:t>
+        <w:fldChar w:fldCharType="begin"/>
+        <w:instrText xml:space="preserve"> REF _Ref_ref001 \h </w:instrText>
+        <w:fldChar w:fldCharType="separate"/>
+        <w:t xml:space="preserve">[1]</w:t>
+        <w:fldChar w:fldCharType="end"/>
       </w:r>
       <w:r>
         <w:rPr>
@@ -657,11 +779,14 @@
       <w:r>
         <w:rPr>
           <w:rFonts w:ascii="Times New Roman" w:hAnsi="Times New Roman" w:eastAsia="宋体"/>
-          <w:b w:val="0"/>
           <w:sz w:val="24"/>
           <w:vertAlign w:val="superscript"/>
         </w:rPr>
-        <w:t>[2]</w:t>
+        <w:fldChar w:fldCharType="begin"/>
+        <w:instrText xml:space="preserve"> REF _Ref_ref002 \h </w:instrText>
+        <w:fldChar w:fldCharType="separate"/>
+        <w:t xml:space="preserve">[2]</w:t>
+        <w:fldChar w:fldCharType="end"/>
       </w:r>
       <w:r>
         <w:rPr>
@@ -684,11 +809,14 @@
       <w:r>
         <w:rPr>
           <w:rFonts w:ascii="Times New Roman" w:hAnsi="Times New Roman" w:eastAsia="宋体"/>
-          <w:b w:val="0"/>
           <w:sz w:val="24"/>
           <w:vertAlign w:val="superscript"/>
         </w:rPr>
-        <w:t>[3]</w:t>
+        <w:fldChar w:fldCharType="begin"/>
+        <w:instrText xml:space="preserve"> REF _Ref_ref003 \h </w:instrText>
+        <w:fldChar w:fldCharType="separate"/>
+        <w:t xml:space="preserve">[3]</w:t>
+        <w:fldChar w:fldCharType="end"/>
       </w:r>
       <w:r>
         <w:rPr>
@@ -701,11 +829,14 @@
       <w:r>
         <w:rPr>
           <w:rFonts w:ascii="Times New Roman" w:hAnsi="Times New Roman" w:eastAsia="宋体"/>
-          <w:b w:val="0"/>
           <w:sz w:val="24"/>
           <w:vertAlign w:val="superscript"/>
         </w:rPr>
-        <w:t>[4]</w:t>
+        <w:fldChar w:fldCharType="begin"/>
+        <w:instrText xml:space="preserve"> REF _Ref_ref004 \h </w:instrText>
+        <w:fldChar w:fldCharType="separate"/>
+        <w:t xml:space="preserve">[4]</w:t>
+        <w:fldChar w:fldCharType="end"/>
       </w:r>
       <w:r>
         <w:rPr>
@@ -718,11 +849,14 @@
       <w:r>
         <w:rPr>
           <w:rFonts w:ascii="Times New Roman" w:hAnsi="Times New Roman" w:eastAsia="宋体"/>
-          <w:b w:val="0"/>
           <w:sz w:val="24"/>
           <w:vertAlign w:val="superscript"/>
         </w:rPr>
-        <w:t>[6]</w:t>
+        <w:fldChar w:fldCharType="begin"/>
+        <w:instrText xml:space="preserve"> REF _Ref_ref006 \h </w:instrText>
+        <w:fldChar w:fldCharType="separate"/>
+        <w:t xml:space="preserve">[6]</w:t>
+        <w:fldChar w:fldCharType="end"/>
       </w:r>
       <w:r>
         <w:rPr>
@@ -768,11 +902,14 @@
       <w:r>
         <w:rPr>
           <w:rFonts w:ascii="Times New Roman" w:hAnsi="Times New Roman" w:eastAsia="宋体"/>
-          <w:b w:val="0"/>
           <w:sz w:val="24"/>
           <w:vertAlign w:val="superscript"/>
         </w:rPr>
-        <w:t>[8]</w:t>
+        <w:fldChar w:fldCharType="begin"/>
+        <w:instrText xml:space="preserve"> REF _Ref_ref008 \h </w:instrText>
+        <w:fldChar w:fldCharType="separate"/>
+        <w:t xml:space="preserve">[8]</w:t>
+        <w:fldChar w:fldCharType="end"/>
       </w:r>
       <w:r>
         <w:rPr>
@@ -785,11 +922,14 @@
       <w:r>
         <w:rPr>
           <w:rFonts w:ascii="Times New Roman" w:hAnsi="Times New Roman" w:eastAsia="宋体"/>
-          <w:b w:val="0"/>
           <w:sz w:val="24"/>
           <w:vertAlign w:val="superscript"/>
         </w:rPr>
-        <w:t>[9]</w:t>
+        <w:fldChar w:fldCharType="begin"/>
+        <w:instrText xml:space="preserve"> REF _Ref_ref009 \h </w:instrText>
+        <w:fldChar w:fldCharType="separate"/>
+        <w:t xml:space="preserve">[9]</w:t>
+        <w:fldChar w:fldCharType="end"/>
       </w:r>
       <w:r>
         <w:rPr>
@@ -802,11 +942,14 @@
       <w:r>
         <w:rPr>
           <w:rFonts w:ascii="Times New Roman" w:hAnsi="Times New Roman" w:eastAsia="宋体"/>
-          <w:b w:val="0"/>
           <w:sz w:val="24"/>
           <w:vertAlign w:val="superscript"/>
         </w:rPr>
-        <w:t>[10]</w:t>
+        <w:fldChar w:fldCharType="begin"/>
+        <w:instrText xml:space="preserve"> REF _Ref_ref010 \h </w:instrText>
+        <w:fldChar w:fldCharType="separate"/>
+        <w:t xml:space="preserve">[10]</w:t>
+        <w:fldChar w:fldCharType="end"/>
       </w:r>
       <w:r>
         <w:rPr>
@@ -829,11 +972,14 @@
       <w:r>
         <w:rPr>
           <w:rFonts w:ascii="Times New Roman" w:hAnsi="Times New Roman" w:eastAsia="宋体"/>
-          <w:b w:val="0"/>
           <w:sz w:val="24"/>
           <w:vertAlign w:val="superscript"/>
         </w:rPr>
-        <w:t>[11]</w:t>
+        <w:fldChar w:fldCharType="begin"/>
+        <w:instrText xml:space="preserve"> REF _Ref_ref011 \h </w:instrText>
+        <w:fldChar w:fldCharType="separate"/>
+        <w:t xml:space="preserve">[11]</w:t>
+        <w:fldChar w:fldCharType="end"/>
       </w:r>
       <w:r>
         <w:rPr>
@@ -856,11 +1002,26 @@
       <w:r>
         <w:rPr>
           <w:rFonts w:ascii="Times New Roman" w:hAnsi="Times New Roman" w:eastAsia="宋体"/>
-          <w:b w:val="0"/>
           <w:sz w:val="24"/>
           <w:vertAlign w:val="superscript"/>
         </w:rPr>
-        <w:t>[19][20]</w:t>
+        <w:fldChar w:fldCharType="begin"/>
+        <w:instrText xml:space="preserve"> REF _Ref_ref019 \h </w:instrText>
+        <w:fldChar w:fldCharType="separate"/>
+        <w:t xml:space="preserve">[19]</w:t>
+        <w:fldChar w:fldCharType="end"/>
+      </w:r>
+      <w:r>
+        <w:rPr>
+          <w:rFonts w:ascii="Times New Roman" w:hAnsi="Times New Roman" w:eastAsia="宋体"/>
+          <w:sz w:val="24"/>
+          <w:vertAlign w:val="superscript"/>
+        </w:rPr>
+        <w:fldChar w:fldCharType="begin"/>
+        <w:instrText xml:space="preserve"> REF _Ref_ref020 \h </w:instrText>
+        <w:fldChar w:fldCharType="separate"/>
+        <w:t xml:space="preserve">[20]</w:t>
+        <w:fldChar w:fldCharType="end"/>
       </w:r>
       <w:r>
         <w:rPr>
@@ -873,11 +1034,14 @@
       <w:r>
         <w:rPr>
           <w:rFonts w:ascii="Times New Roman" w:hAnsi="Times New Roman" w:eastAsia="宋体"/>
-          <w:b w:val="0"/>
           <w:sz w:val="24"/>
           <w:vertAlign w:val="superscript"/>
         </w:rPr>
-        <w:t>[21]</w:t>
+        <w:fldChar w:fldCharType="begin"/>
+        <w:instrText xml:space="preserve"> REF _Ref_ref021 \h </w:instrText>
+        <w:fldChar w:fldCharType="separate"/>
+        <w:t xml:space="preserve">[21]</w:t>
+        <w:fldChar w:fldCharType="end"/>
       </w:r>
       <w:r>
         <w:rPr>
@@ -900,11 +1064,14 @@
       <w:r>
         <w:rPr>
           <w:rFonts w:ascii="Times New Roman" w:hAnsi="Times New Roman" w:eastAsia="宋体"/>
-          <w:b w:val="0"/>
           <w:sz w:val="24"/>
           <w:vertAlign w:val="superscript"/>
         </w:rPr>
-        <w:t>[25]</w:t>
+        <w:fldChar w:fldCharType="begin"/>
+        <w:instrText xml:space="preserve"> REF _Ref_ref025 \h </w:instrText>
+        <w:fldChar w:fldCharType="separate"/>
+        <w:t xml:space="preserve">[25]</w:t>
+        <w:fldChar w:fldCharType="end"/>
       </w:r>
       <w:r>
         <w:rPr>
@@ -927,11 +1094,14 @@
       <w:r>
         <w:rPr>
           <w:rFonts w:ascii="Times New Roman" w:hAnsi="Times New Roman" w:eastAsia="宋体"/>
-          <w:b w:val="0"/>
           <w:sz w:val="24"/>
           <w:vertAlign w:val="superscript"/>
         </w:rPr>
-        <w:t>[26]</w:t>
+        <w:fldChar w:fldCharType="begin"/>
+        <w:instrText xml:space="preserve"> REF _Ref_ref026 \h </w:instrText>
+        <w:fldChar w:fldCharType="separate"/>
+        <w:t xml:space="preserve">[26]</w:t>
+        <w:fldChar w:fldCharType="end"/>
       </w:r>
       <w:r>
         <w:rPr>
@@ -967,11 +1137,14 @@
       <w:r>
         <w:rPr>
           <w:rFonts w:ascii="Times New Roman" w:hAnsi="Times New Roman" w:eastAsia="宋体"/>
-          <w:b w:val="0"/>
           <w:sz w:val="24"/>
           <w:vertAlign w:val="superscript"/>
         </w:rPr>
-        <w:t>[12]</w:t>
+        <w:fldChar w:fldCharType="begin"/>
+        <w:instrText xml:space="preserve"> REF _Ref_ref012 \h </w:instrText>
+        <w:fldChar w:fldCharType="separate"/>
+        <w:t xml:space="preserve">[12]</w:t>
+        <w:fldChar w:fldCharType="end"/>
       </w:r>
       <w:r>
         <w:rPr>
@@ -984,11 +1157,14 @@
       <w:r>
         <w:rPr>
           <w:rFonts w:ascii="Times New Roman" w:hAnsi="Times New Roman" w:eastAsia="宋体"/>
-          <w:b w:val="0"/>
           <w:sz w:val="24"/>
           <w:vertAlign w:val="superscript"/>
         </w:rPr>
-        <w:t>[13]</w:t>
+        <w:fldChar w:fldCharType="begin"/>
+        <w:instrText xml:space="preserve"> REF _Ref_ref013 \h </w:instrText>
+        <w:fldChar w:fldCharType="separate"/>
+        <w:t xml:space="preserve">[13]</w:t>
+        <w:fldChar w:fldCharType="end"/>
       </w:r>
       <w:r>
         <w:rPr>
@@ -1001,11 +1177,14 @@
       <w:r>
         <w:rPr>
           <w:rFonts w:ascii="Times New Roman" w:hAnsi="Times New Roman" w:eastAsia="宋体"/>
-          <w:b w:val="0"/>
           <w:sz w:val="24"/>
           <w:vertAlign w:val="superscript"/>
         </w:rPr>
-        <w:t>[14]</w:t>
+        <w:fldChar w:fldCharType="begin"/>
+        <w:instrText xml:space="preserve"> REF _Ref_ref014 \h </w:instrText>
+        <w:fldChar w:fldCharType="separate"/>
+        <w:t xml:space="preserve">[14]</w:t>
+        <w:fldChar w:fldCharType="end"/>
       </w:r>
       <w:r>
         <w:rPr>
@@ -1018,11 +1197,14 @@
       <w:r>
         <w:rPr>
           <w:rFonts w:ascii="Times New Roman" w:hAnsi="Times New Roman" w:eastAsia="宋体"/>
-          <w:b w:val="0"/>
           <w:sz w:val="24"/>
           <w:vertAlign w:val="superscript"/>
         </w:rPr>
-        <w:t>[15]</w:t>
+        <w:fldChar w:fldCharType="begin"/>
+        <w:instrText xml:space="preserve"> REF _Ref_ref015 \h </w:instrText>
+        <w:fldChar w:fldCharType="separate"/>
+        <w:t xml:space="preserve">[15]</w:t>
+        <w:fldChar w:fldCharType="end"/>
       </w:r>
       <w:r>
         <w:rPr>
@@ -1035,11 +1217,14 @@
       <w:r>
         <w:rPr>
           <w:rFonts w:ascii="Times New Roman" w:hAnsi="Times New Roman" w:eastAsia="宋体"/>
-          <w:b w:val="0"/>
           <w:sz w:val="24"/>
           <w:vertAlign w:val="superscript"/>
         </w:rPr>
-        <w:t>[16]</w:t>
+        <w:fldChar w:fldCharType="begin"/>
+        <w:instrText xml:space="preserve"> REF _Ref_ref016 \h </w:instrText>
+        <w:fldChar w:fldCharType="separate"/>
+        <w:t xml:space="preserve">[16]</w:t>
+        <w:fldChar w:fldCharType="end"/>
       </w:r>
       <w:r>
         <w:rPr>
@@ -1085,11 +1270,14 @@
       <w:r>
         <w:rPr>
           <w:rFonts w:ascii="Times New Roman" w:hAnsi="Times New Roman" w:eastAsia="宋体"/>
-          <w:b w:val="0"/>
           <w:sz w:val="24"/>
           <w:vertAlign w:val="superscript"/>
         </w:rPr>
-        <w:t>[17]</w:t>
+        <w:fldChar w:fldCharType="begin"/>
+        <w:instrText xml:space="preserve"> REF _Ref_ref017 \h </w:instrText>
+        <w:fldChar w:fldCharType="separate"/>
+        <w:t xml:space="preserve">[17]</w:t>
+        <w:fldChar w:fldCharType="end"/>
       </w:r>
       <w:r>
         <w:rPr>
@@ -1102,11 +1290,14 @@
       <w:r>
         <w:rPr>
           <w:rFonts w:ascii="Times New Roman" w:hAnsi="Times New Roman" w:eastAsia="宋体"/>
-          <w:b w:val="0"/>
           <w:sz w:val="24"/>
           <w:vertAlign w:val="superscript"/>
         </w:rPr>
-        <w:t>[18]</w:t>
+        <w:fldChar w:fldCharType="begin"/>
+        <w:instrText xml:space="preserve"> REF _Ref_ref018 \h </w:instrText>
+        <w:fldChar w:fldCharType="separate"/>
+        <w:t xml:space="preserve">[18]</w:t>
+        <w:fldChar w:fldCharType="end"/>
       </w:r>
       <w:r>
         <w:rPr>
@@ -1129,11 +1320,14 @@
       <w:r>
         <w:rPr>
           <w:rFonts w:ascii="Times New Roman" w:hAnsi="Times New Roman" w:eastAsia="宋体"/>
-          <w:b w:val="0"/>
           <w:sz w:val="24"/>
           <w:vertAlign w:val="superscript"/>
         </w:rPr>
-        <w:t>[22]</w:t>
+        <w:fldChar w:fldCharType="begin"/>
+        <w:instrText xml:space="preserve"> REF _Ref_ref022 \h </w:instrText>
+        <w:fldChar w:fldCharType="separate"/>
+        <w:t xml:space="preserve">[22]</w:t>
+        <w:fldChar w:fldCharType="end"/>
       </w:r>
       <w:r>
         <w:rPr>
@@ -1179,11 +1373,14 @@
       <w:r>
         <w:rPr>
           <w:rFonts w:ascii="Times New Roman" w:hAnsi="Times New Roman" w:eastAsia="宋体"/>
-          <w:b w:val="0"/>
           <w:sz w:val="24"/>
           <w:vertAlign w:val="superscript"/>
         </w:rPr>
-        <w:t>[23]</w:t>
+        <w:fldChar w:fldCharType="begin"/>
+        <w:instrText xml:space="preserve"> REF _Ref_ref023 \h </w:instrText>
+        <w:fldChar w:fldCharType="separate"/>
+        <w:t xml:space="preserve">[23]</w:t>
+        <w:fldChar w:fldCharType="end"/>
       </w:r>
       <w:r>
         <w:rPr>
@@ -1288,11 +1485,14 @@
       <w:r>
         <w:rPr>
           <w:rFonts w:ascii="Times New Roman" w:hAnsi="Times New Roman" w:eastAsia="宋体"/>
-          <w:b w:val="0"/>
           <w:sz w:val="24"/>
           <w:vertAlign w:val="superscript"/>
         </w:rPr>
-        <w:t>[7]</w:t>
+        <w:fldChar w:fldCharType="begin"/>
+        <w:instrText xml:space="preserve"> REF _Ref_ref007 \h </w:instrText>
+        <w:fldChar w:fldCharType="separate"/>
+        <w:t xml:space="preserve">[7]</w:t>
+        <w:fldChar w:fldCharType="end"/>
       </w:r>
       <w:r>
         <w:rPr>
@@ -1476,6 +1676,42 @@
       <w:r>
         <w:rPr>
           <w:rFonts w:ascii="Times New Roman" w:hAnsi="Times New Roman" w:eastAsia="宋体"/>
+          <w:b w:val="0"/>
+          <w:sz w:val="24"/>
+        </w:rPr>
+        <w:t>归纳上述文献可见，领域适配、知识蒸馏、教学数据选择与受约束生成均已有成熟研究，但它们在"配方辅助"这一类任务上仍留有具体缺口：通用模型的领域知识不足且数值计算不可靠，直接使用会产生忽略锁定项、混用比例单位、生成无依据性能数值等失误；而现有数据选择方法面向通用指令任务，其难度信号无法区分"真的做错"与"合法答案不同"。</w:t>
+      </w:r>
+    </w:p>
+    <w:p>
+      <w:r>
+        <w:rPr>
+          <w:rFonts w:ascii="Times New Roman" w:hAnsi="Times New Roman" w:eastAsia="宋体"/>
+          <w:b/>
+          <w:sz w:val="24"/>
+        </w:rPr>
+        <w:t>针对上述问题，本文提出"约束可核验的选择性任务蒸馏"方法，构建面向合金配方辅助生成的本地模型适配框架。</w:t>
+      </w:r>
+      <w:r>
+        <w:rPr>
+          <w:rFonts w:ascii="Times New Roman" w:hAnsi="Times New Roman" w:eastAsia="宋体"/>
+          <w:b w:val="0"/>
+          <w:sz w:val="24"/>
+        </w:rPr>
+        <w:t xml:space="preserve"> 它要解决的问题是：在有限教学预算与受限算力下，使本地小模型稳定掌握带证据依据的候选提出与约束执行能力。具体分三步：第一步，把需求、证据与操作组织为可核验的教学任务，构造约束扰动并在扰动后重新核验答案，同时区分"观测支持型"与"探索建议型"两类示范；第二步，用任务检查器给出的可核验失误类型（总量、锁定项、单位、条件引用）作为学生薄弱度信号，结合约束组合覆盖度与重复惩罚，在固定预算内选择教学样本；第三步，把教学阶段学到的证据类型与约束状态用于本地推理，以条件可比的检索增强配合数值工具做分步生成与有限修正。目标是交付一个可在本地运行、输出带来源依据与约束检查结果的配方辅助原型，并以同预算公平对照说明该方法的实际增量。</w:t>
+      </w:r>
+    </w:p>
+    <w:p>
+      <w:r>
+        <w:rPr>
+          <w:rFonts w:ascii="Times New Roman" w:hAnsi="Times New Roman" w:eastAsia="宋体"/>
+          <w:b w:val="0"/>
+          <w:sz w:val="24"/>
+        </w:rPr>
+        <w:t>上述三步对应的三项拟改进如下。</w:t>
+      </w:r>
+      <w:r>
+        <w:rPr>
+          <w:rFonts w:ascii="Times New Roman" w:hAnsi="Times New Roman" w:eastAsia="宋体"/>
           <w:b/>
           <w:sz w:val="24"/>
         </w:rPr>
@@ -1510,11 +1746,38 @@
       <w:r>
         <w:rPr>
           <w:rFonts w:ascii="Times New Roman" w:hAnsi="Times New Roman" w:eastAsia="宋体"/>
-          <w:b w:val="0"/>
           <w:sz w:val="24"/>
           <w:vertAlign w:val="superscript"/>
         </w:rPr>
-        <w:t>[13][15][16]</w:t>
+        <w:fldChar w:fldCharType="begin"/>
+        <w:instrText xml:space="preserve"> REF _Ref_ref013 \h </w:instrText>
+        <w:fldChar w:fldCharType="separate"/>
+        <w:t xml:space="preserve">[13]</w:t>
+        <w:fldChar w:fldCharType="end"/>
+      </w:r>
+      <w:r>
+        <w:rPr>
+          <w:rFonts w:ascii="Times New Roman" w:hAnsi="Times New Roman" w:eastAsia="宋体"/>
+          <w:sz w:val="24"/>
+          <w:vertAlign w:val="superscript"/>
+        </w:rPr>
+        <w:fldChar w:fldCharType="begin"/>
+        <w:instrText xml:space="preserve"> REF _Ref_ref015 \h </w:instrText>
+        <w:fldChar w:fldCharType="separate"/>
+        <w:t xml:space="preserve">[15]</w:t>
+        <w:fldChar w:fldCharType="end"/>
+      </w:r>
+      <w:r>
+        <w:rPr>
+          <w:rFonts w:ascii="Times New Roman" w:hAnsi="Times New Roman" w:eastAsia="宋体"/>
+          <w:sz w:val="24"/>
+          <w:vertAlign w:val="superscript"/>
+        </w:rPr>
+        <w:fldChar w:fldCharType="begin"/>
+        <w:instrText xml:space="preserve"> REF _Ref_ref016 \h </w:instrText>
+        <w:fldChar w:fldCharType="separate"/>
+        <w:t xml:space="preserve">[16]</w:t>
+        <w:fldChar w:fldCharType="end"/>
       </w:r>
       <w:r>
         <w:rPr>
@@ -1575,11 +1838,14 @@
       <w:r>
         <w:rPr>
           <w:rFonts w:ascii="Times New Roman" w:hAnsi="Times New Roman" w:eastAsia="宋体"/>
-          <w:b w:val="0"/>
           <w:sz w:val="24"/>
           <w:vertAlign w:val="superscript"/>
         </w:rPr>
-        <w:t>[7]</w:t>
+        <w:fldChar w:fldCharType="begin"/>
+        <w:instrText xml:space="preserve"> REF _Ref_ref007 \h </w:instrText>
+        <w:fldChar w:fldCharType="separate"/>
+        <w:t xml:space="preserve">[7]</w:t>
+        <w:fldChar w:fldCharType="end"/>
       </w:r>
       <w:r>
         <w:rPr>
@@ -1602,11 +1868,14 @@
       <w:r>
         <w:rPr>
           <w:rFonts w:ascii="Times New Roman" w:hAnsi="Times New Roman" w:eastAsia="宋体"/>
-          <w:b w:val="0"/>
           <w:sz w:val="24"/>
           <w:vertAlign w:val="superscript"/>
         </w:rPr>
-        <w:t>[24]</w:t>
+        <w:fldChar w:fldCharType="begin"/>
+        <w:instrText xml:space="preserve"> REF _Ref_ref024 \h </w:instrText>
+        <w:fldChar w:fldCharType="separate"/>
+        <w:t xml:space="preserve">[24]</w:t>
+        <w:fldChar w:fldCharType="end"/>
       </w:r>
       <w:r>
         <w:rPr>
@@ -1956,11 +2225,38 @@
       <w:r>
         <w:rPr>
           <w:rFonts w:ascii="Times New Roman" w:hAnsi="Times New Roman" w:eastAsia="宋体"/>
-          <w:b w:val="0"/>
           <w:sz w:val="24"/>
           <w:vertAlign w:val="superscript"/>
         </w:rPr>
-        <w:t>[1][2][21]</w:t>
+        <w:fldChar w:fldCharType="begin"/>
+        <w:instrText xml:space="preserve"> REF _Ref_ref001 \h </w:instrText>
+        <w:fldChar w:fldCharType="separate"/>
+        <w:t xml:space="preserve">[1]</w:t>
+        <w:fldChar w:fldCharType="end"/>
+      </w:r>
+      <w:r>
+        <w:rPr>
+          <w:rFonts w:ascii="Times New Roman" w:hAnsi="Times New Roman" w:eastAsia="宋体"/>
+          <w:sz w:val="24"/>
+          <w:vertAlign w:val="superscript"/>
+        </w:rPr>
+        <w:fldChar w:fldCharType="begin"/>
+        <w:instrText xml:space="preserve"> REF _Ref_ref002 \h </w:instrText>
+        <w:fldChar w:fldCharType="separate"/>
+        <w:t xml:space="preserve">[2]</w:t>
+        <w:fldChar w:fldCharType="end"/>
+      </w:r>
+      <w:r>
+        <w:rPr>
+          <w:rFonts w:ascii="Times New Roman" w:hAnsi="Times New Roman" w:eastAsia="宋体"/>
+          <w:sz w:val="24"/>
+          <w:vertAlign w:val="superscript"/>
+        </w:rPr>
+        <w:fldChar w:fldCharType="begin"/>
+        <w:instrText xml:space="preserve"> REF _Ref_ref021 \h </w:instrText>
+        <w:fldChar w:fldCharType="separate"/>
+        <w:t xml:space="preserve">[21]</w:t>
+        <w:fldChar w:fldCharType="end"/>
       </w:r>
       <w:r>
         <w:rPr>
@@ -1973,11 +2269,14 @@
       <w:r>
         <w:rPr>
           <w:rFonts w:ascii="Times New Roman" w:hAnsi="Times New Roman" w:eastAsia="宋体"/>
-          <w:b w:val="0"/>
           <w:sz w:val="24"/>
           <w:vertAlign w:val="superscript"/>
         </w:rPr>
-        <w:t>[4]</w:t>
+        <w:fldChar w:fldCharType="begin"/>
+        <w:instrText xml:space="preserve"> REF _Ref_ref004 \h </w:instrText>
+        <w:fldChar w:fldCharType="separate"/>
+        <w:t xml:space="preserve">[4]</w:t>
+        <w:fldChar w:fldCharType="end"/>
       </w:r>
       <w:r>
         <w:rPr>
@@ -2205,11 +2504,26 @@
       <w:r>
         <w:rPr>
           <w:rFonts w:ascii="Times New Roman" w:hAnsi="Times New Roman" w:eastAsia="宋体"/>
-          <w:b w:val="0"/>
           <w:sz w:val="24"/>
           <w:vertAlign w:val="superscript"/>
         </w:rPr>
-        <w:t>[19][20]</w:t>
+        <w:fldChar w:fldCharType="begin"/>
+        <w:instrText xml:space="preserve"> REF _Ref_ref019 \h </w:instrText>
+        <w:fldChar w:fldCharType="separate"/>
+        <w:t xml:space="preserve">[19]</w:t>
+        <w:fldChar w:fldCharType="end"/>
+      </w:r>
+      <w:r>
+        <w:rPr>
+          <w:rFonts w:ascii="Times New Roman" w:hAnsi="Times New Roman" w:eastAsia="宋体"/>
+          <w:sz w:val="24"/>
+          <w:vertAlign w:val="superscript"/>
+        </w:rPr>
+        <w:fldChar w:fldCharType="begin"/>
+        <w:instrText xml:space="preserve"> REF _Ref_ref020 \h </w:instrText>
+        <w:fldChar w:fldCharType="separate"/>
+        <w:t xml:space="preserve">[20]</w:t>
+        <w:fldChar w:fldCharType="end"/>
       </w:r>
       <w:r>
         <w:rPr>
@@ -2451,6 +2765,8 @@
         <w:spacing w:line="312" w:lineRule="auto"/>
         <w:ind w:firstLine="0" w:left="480"/>
       </w:pPr>
+      <w:bookmarkStart w:id="1001" w:name="_Ref_ref001"/>
+      <w:bookmarkEnd w:id="1001"/>
       <w:r>
         <w:rPr>
           <w:rFonts w:ascii="Times New Roman" w:hAnsi="Times New Roman" w:eastAsia="宋体"/>
@@ -2464,6 +2780,8 @@
         <w:spacing w:line="312" w:lineRule="auto"/>
         <w:ind w:firstLine="0" w:left="480"/>
       </w:pPr>
+      <w:bookmarkStart w:id="1002" w:name="_Ref_ref002"/>
+      <w:bookmarkEnd w:id="1002"/>
       <w:r>
         <w:rPr>
           <w:rFonts w:ascii="Times New Roman" w:hAnsi="Times New Roman" w:eastAsia="宋体"/>
@@ -2477,6 +2795,8 @@
         <w:spacing w:line="312" w:lineRule="auto"/>
         <w:ind w:firstLine="0" w:left="480"/>
       </w:pPr>
+      <w:bookmarkStart w:id="1003" w:name="_Ref_ref003"/>
+      <w:bookmarkEnd w:id="1003"/>
       <w:r>
         <w:rPr>
           <w:rFonts w:ascii="Times New Roman" w:hAnsi="Times New Roman" w:eastAsia="宋体"/>
@@ -2490,6 +2810,8 @@
         <w:spacing w:line="312" w:lineRule="auto"/>
         <w:ind w:firstLine="0" w:left="480"/>
       </w:pPr>
+      <w:bookmarkStart w:id="1004" w:name="_Ref_ref004"/>
+      <w:bookmarkEnd w:id="1004"/>
       <w:r>
         <w:rPr>
           <w:rFonts w:ascii="Times New Roman" w:hAnsi="Times New Roman" w:eastAsia="宋体"/>
@@ -2503,6 +2825,8 @@
         <w:spacing w:line="312" w:lineRule="auto"/>
         <w:ind w:firstLine="0" w:left="480"/>
       </w:pPr>
+      <w:bookmarkStart w:id="1005" w:name="_Ref_ref005"/>
+      <w:bookmarkEnd w:id="1005"/>
       <w:r>
         <w:rPr>
           <w:rFonts w:ascii="Times New Roman" w:hAnsi="Times New Roman" w:eastAsia="宋体"/>
@@ -2516,6 +2840,8 @@
         <w:spacing w:line="312" w:lineRule="auto"/>
         <w:ind w:firstLine="0" w:left="480"/>
       </w:pPr>
+      <w:bookmarkStart w:id="1006" w:name="_Ref_ref006"/>
+      <w:bookmarkEnd w:id="1006"/>
       <w:r>
         <w:rPr>
           <w:rFonts w:ascii="Times New Roman" w:hAnsi="Times New Roman" w:eastAsia="宋体"/>
@@ -2529,6 +2855,8 @@
         <w:spacing w:line="312" w:lineRule="auto"/>
         <w:ind w:firstLine="0" w:left="480"/>
       </w:pPr>
+      <w:bookmarkStart w:id="1007" w:name="_Ref_ref007"/>
+      <w:bookmarkEnd w:id="1007"/>
       <w:r>
         <w:rPr>
           <w:rFonts w:ascii="Times New Roman" w:hAnsi="Times New Roman" w:eastAsia="宋体"/>
@@ -2542,6 +2870,8 @@
         <w:spacing w:line="312" w:lineRule="auto"/>
         <w:ind w:firstLine="0" w:left="480"/>
       </w:pPr>
+      <w:bookmarkStart w:id="1008" w:name="_Ref_ref008"/>
+      <w:bookmarkEnd w:id="1008"/>
       <w:r>
         <w:rPr>
           <w:rFonts w:ascii="Times New Roman" w:hAnsi="Times New Roman" w:eastAsia="宋体"/>
@@ -2555,6 +2885,8 @@
         <w:spacing w:line="312" w:lineRule="auto"/>
         <w:ind w:firstLine="0" w:left="480"/>
       </w:pPr>
+      <w:bookmarkStart w:id="1009" w:name="_Ref_ref009"/>
+      <w:bookmarkEnd w:id="1009"/>
       <w:r>
         <w:rPr>
           <w:rFonts w:ascii="Times New Roman" w:hAnsi="Times New Roman" w:eastAsia="宋体"/>
@@ -2568,6 +2900,8 @@
         <w:spacing w:line="312" w:lineRule="auto"/>
         <w:ind w:firstLine="0" w:left="480"/>
       </w:pPr>
+      <w:bookmarkStart w:id="1010" w:name="_Ref_ref010"/>
+      <w:bookmarkEnd w:id="1010"/>
       <w:r>
         <w:rPr>
           <w:rFonts w:ascii="Times New Roman" w:hAnsi="Times New Roman" w:eastAsia="宋体"/>
@@ -2581,6 +2915,8 @@
         <w:spacing w:line="312" w:lineRule="auto"/>
         <w:ind w:firstLine="0" w:left="480"/>
       </w:pPr>
+      <w:bookmarkStart w:id="1011" w:name="_Ref_ref011"/>
+      <w:bookmarkEnd w:id="1011"/>
       <w:r>
         <w:rPr>
           <w:rFonts w:ascii="Times New Roman" w:hAnsi="Times New Roman" w:eastAsia="宋体"/>
@@ -2594,6 +2930,8 @@
         <w:spacing w:line="312" w:lineRule="auto"/>
         <w:ind w:firstLine="0" w:left="480"/>
       </w:pPr>
+      <w:bookmarkStart w:id="1012" w:name="_Ref_ref012"/>
+      <w:bookmarkEnd w:id="1012"/>
       <w:r>
         <w:rPr>
           <w:rFonts w:ascii="Times New Roman" w:hAnsi="Times New Roman" w:eastAsia="宋体"/>
@@ -2607,6 +2945,8 @@
         <w:spacing w:line="312" w:lineRule="auto"/>
         <w:ind w:firstLine="0" w:left="480"/>
       </w:pPr>
+      <w:bookmarkStart w:id="1013" w:name="_Ref_ref013"/>
+      <w:bookmarkEnd w:id="1013"/>
       <w:r>
         <w:rPr>
           <w:rFonts w:ascii="Times New Roman" w:hAnsi="Times New Roman" w:eastAsia="宋体"/>
@@ -2620,6 +2960,8 @@
         <w:spacing w:line="312" w:lineRule="auto"/>
         <w:ind w:firstLine="0" w:left="480"/>
       </w:pPr>
+      <w:bookmarkStart w:id="1014" w:name="_Ref_ref014"/>
+      <w:bookmarkEnd w:id="1014"/>
       <w:r>
         <w:rPr>
           <w:rFonts w:ascii="Times New Roman" w:hAnsi="Times New Roman" w:eastAsia="宋体"/>
@@ -2633,6 +2975,8 @@
         <w:spacing w:line="312" w:lineRule="auto"/>
         <w:ind w:firstLine="0" w:left="480"/>
       </w:pPr>
+      <w:bookmarkStart w:id="1015" w:name="_Ref_ref015"/>
+      <w:bookmarkEnd w:id="1015"/>
       <w:r>
         <w:rPr>
           <w:rFonts w:ascii="Times New Roman" w:hAnsi="Times New Roman" w:eastAsia="宋体"/>
@@ -2646,6 +2990,8 @@
         <w:spacing w:line="312" w:lineRule="auto"/>
         <w:ind w:firstLine="0" w:left="480"/>
       </w:pPr>
+      <w:bookmarkStart w:id="1016" w:name="_Ref_ref016"/>
+      <w:bookmarkEnd w:id="1016"/>
       <w:r>
         <w:rPr>
           <w:rFonts w:ascii="Times New Roman" w:hAnsi="Times New Roman" w:eastAsia="宋体"/>
@@ -2659,6 +3005,8 @@
         <w:spacing w:line="312" w:lineRule="auto"/>
         <w:ind w:firstLine="0" w:left="480"/>
       </w:pPr>
+      <w:bookmarkStart w:id="1017" w:name="_Ref_ref017"/>
+      <w:bookmarkEnd w:id="1017"/>
       <w:r>
         <w:rPr>
           <w:rFonts w:ascii="Times New Roman" w:hAnsi="Times New Roman" w:eastAsia="宋体"/>
@@ -2672,6 +3020,8 @@
         <w:spacing w:line="312" w:lineRule="auto"/>
         <w:ind w:firstLine="0" w:left="480"/>
       </w:pPr>
+      <w:bookmarkStart w:id="1018" w:name="_Ref_ref018"/>
+      <w:bookmarkEnd w:id="1018"/>
       <w:r>
         <w:rPr>
           <w:rFonts w:ascii="Times New Roman" w:hAnsi="Times New Roman" w:eastAsia="宋体"/>
@@ -2685,6 +3035,8 @@
         <w:spacing w:line="312" w:lineRule="auto"/>
         <w:ind w:firstLine="0" w:left="480"/>
       </w:pPr>
+      <w:bookmarkStart w:id="1019" w:name="_Ref_ref019"/>
+      <w:bookmarkEnd w:id="1019"/>
       <w:r>
         <w:rPr>
           <w:rFonts w:ascii="Times New Roman" w:hAnsi="Times New Roman" w:eastAsia="宋体"/>
@@ -2698,6 +3050,8 @@
         <w:spacing w:line="312" w:lineRule="auto"/>
         <w:ind w:firstLine="0" w:left="480"/>
       </w:pPr>
+      <w:bookmarkStart w:id="1020" w:name="_Ref_ref020"/>
+      <w:bookmarkEnd w:id="1020"/>
       <w:r>
         <w:rPr>
           <w:rFonts w:ascii="Times New Roman" w:hAnsi="Times New Roman" w:eastAsia="宋体"/>
@@ -2711,6 +3065,8 @@
         <w:spacing w:line="312" w:lineRule="auto"/>
         <w:ind w:firstLine="0" w:left="480"/>
       </w:pPr>
+      <w:bookmarkStart w:id="1021" w:name="_Ref_ref021"/>
+      <w:bookmarkEnd w:id="1021"/>
       <w:r>
         <w:rPr>
           <w:rFonts w:ascii="Times New Roman" w:hAnsi="Times New Roman" w:eastAsia="宋体"/>
@@ -2724,6 +3080,8 @@
         <w:spacing w:line="312" w:lineRule="auto"/>
         <w:ind w:firstLine="0" w:left="480"/>
       </w:pPr>
+      <w:bookmarkStart w:id="1022" w:name="_Ref_ref022"/>
+      <w:bookmarkEnd w:id="1022"/>
       <w:r>
         <w:rPr>
           <w:rFonts w:ascii="Times New Roman" w:hAnsi="Times New Roman" w:eastAsia="宋体"/>
@@ -2737,6 +3095,8 @@
         <w:spacing w:line="312" w:lineRule="auto"/>
         <w:ind w:firstLine="0" w:left="480"/>
       </w:pPr>
+      <w:bookmarkStart w:id="1023" w:name="_Ref_ref023"/>
+      <w:bookmarkEnd w:id="1023"/>
       <w:r>
         <w:rPr>
           <w:rFonts w:ascii="Times New Roman" w:hAnsi="Times New Roman" w:eastAsia="宋体"/>
@@ -2750,6 +3110,8 @@
         <w:spacing w:line="312" w:lineRule="auto"/>
         <w:ind w:firstLine="0" w:left="480"/>
       </w:pPr>
+      <w:bookmarkStart w:id="1024" w:name="_Ref_ref024"/>
+      <w:bookmarkEnd w:id="1024"/>
       <w:r>
         <w:rPr>
           <w:rFonts w:ascii="Times New Roman" w:hAnsi="Times New Roman" w:eastAsia="宋体"/>
@@ -2763,6 +3125,8 @@
         <w:spacing w:line="312" w:lineRule="auto"/>
         <w:ind w:firstLine="0" w:left="480"/>
       </w:pPr>
+      <w:bookmarkStart w:id="1025" w:name="_Ref_ref025"/>
+      <w:bookmarkEnd w:id="1025"/>
       <w:r>
         <w:rPr>
           <w:rFonts w:ascii="Times New Roman" w:hAnsi="Times New Roman" w:eastAsia="宋体"/>
@@ -2776,6 +3140,8 @@
         <w:spacing w:line="312" w:lineRule="auto"/>
         <w:ind w:firstLine="0" w:left="480"/>
       </w:pPr>
+      <w:bookmarkStart w:id="1026" w:name="_Ref_ref026"/>
+      <w:bookmarkEnd w:id="1026"/>
       <w:r>
         <w:rPr>
           <w:rFonts w:ascii="Times New Roman" w:hAnsi="Times New Roman" w:eastAsia="宋体"/>

--- a/开题报告_领域小模型蒸馏与知识增强/开题报告.docx
+++ b/开题报告_领域小模型蒸馏与知识增强/开题报告.docx
@@ -316,6 +316,10 @@
       </w:r>
     </w:p>
     <w:p>
+      <w:pPr>
+        <w:ind w:firstLine="480" w:firstLineChars="200"/>
+        <w:spacing w:line="312" w:lineRule="auto"/>
+      </w:pPr>
       <w:r>
         <w:rPr>
           <w:rFonts w:ascii="Times New Roman" w:hAnsi="Times New Roman" w:eastAsia="宋体"/>
@@ -326,6 +330,10 @@
       </w:r>
     </w:p>
     <w:p>
+      <w:pPr>
+        <w:ind w:firstLine="480" w:firstLineChars="200"/>
+        <w:spacing w:line="312" w:lineRule="auto"/>
+      </w:pPr>
       <w:r>
         <w:rPr>
           <w:rFonts w:ascii="Times New Roman" w:hAnsi="Times New Roman" w:eastAsia="宋体"/>
@@ -392,6 +400,10 @@
       </w:r>
     </w:p>
     <w:p>
+      <w:pPr>
+        <w:ind w:firstLine="480" w:firstLineChars="200"/>
+        <w:spacing w:line="312" w:lineRule="auto"/>
+      </w:pPr>
       <w:r>
         <w:rPr>
           <w:rFonts w:ascii="Times New Roman" w:hAnsi="Times New Roman" w:eastAsia="宋体"/>
@@ -402,6 +414,10 @@
       </w:r>
     </w:p>
     <w:p>
+      <w:pPr>
+        <w:ind w:firstLine="480" w:firstLineChars="200"/>
+        <w:spacing w:line="312" w:lineRule="auto"/>
+      </w:pPr>
       <w:r>
         <w:rPr>
           <w:rFonts w:ascii="Times New Roman" w:hAnsi="Times New Roman" w:eastAsia="宋体"/>
@@ -508,6 +524,10 @@
       </w:r>
     </w:p>
     <w:p>
+      <w:pPr>
+        <w:ind w:firstLine="480" w:firstLineChars="200"/>
+        <w:spacing w:line="312" w:lineRule="auto"/>
+      </w:pPr>
       <w:r>
         <w:rPr>
           <w:rFonts w:ascii="Times New Roman" w:hAnsi="Times New Roman" w:eastAsia="宋体"/>
@@ -531,6 +551,10 @@
       </w:r>
     </w:p>
     <w:p>
+      <w:pPr>
+        <w:ind w:firstLine="480" w:firstLineChars="200"/>
+        <w:spacing w:line="312" w:lineRule="auto"/>
+      </w:pPr>
       <w:r>
         <w:rPr>
           <w:rFonts w:ascii="Times New Roman" w:hAnsi="Times New Roman" w:eastAsia="宋体"/>
@@ -541,6 +565,10 @@
       </w:r>
     </w:p>
     <w:p>
+      <w:pPr>
+        <w:ind w:firstLine="480" w:firstLineChars="200"/>
+        <w:spacing w:line="312" w:lineRule="auto"/>
+      </w:pPr>
       <w:r>
         <w:rPr>
           <w:rFonts w:ascii="Times New Roman" w:hAnsi="Times New Roman" w:eastAsia="宋体"/>
@@ -551,6 +579,10 @@
       </w:r>
     </w:p>
     <w:p>
+      <w:pPr>
+        <w:ind w:firstLine="480" w:firstLineChars="200"/>
+        <w:spacing w:line="312" w:lineRule="auto"/>
+      </w:pPr>
       <w:r>
         <w:rPr>
           <w:rFonts w:ascii="Times New Roman" w:hAnsi="Times New Roman" w:eastAsia="宋体"/>
@@ -574,6 +606,10 @@
       </w:r>
     </w:p>
     <w:p>
+      <w:pPr>
+        <w:ind w:firstLine="480" w:firstLineChars="200"/>
+        <w:spacing w:line="312" w:lineRule="auto"/>
+      </w:pPr>
       <w:r>
         <w:rPr>
           <w:rFonts w:ascii="Times New Roman" w:hAnsi="Times New Roman" w:eastAsia="宋体"/>
@@ -612,6 +648,10 @@
       </w:r>
     </w:p>
     <w:p>
+      <w:pPr>
+        <w:ind w:firstLine="480" w:firstLineChars="200"/>
+        <w:spacing w:line="312" w:lineRule="auto"/>
+      </w:pPr>
       <w:r>
         <w:rPr>
           <w:rFonts w:ascii="Times New Roman" w:hAnsi="Times New Roman" w:eastAsia="宋体"/>
@@ -630,6 +670,10 @@
       </w:r>
     </w:p>
     <w:p>
+      <w:pPr>
+        <w:ind w:firstLine="480" w:firstLineChars="200"/>
+        <w:spacing w:line="312" w:lineRule="auto"/>
+      </w:pPr>
       <w:r>
         <w:rPr>
           <w:rFonts w:ascii="Times New Roman" w:hAnsi="Times New Roman" w:eastAsia="宋体"/>
@@ -704,6 +748,10 @@
       </w:r>
     </w:p>
     <w:p>
+      <w:pPr>
+        <w:ind w:firstLine="480" w:firstLineChars="200"/>
+        <w:spacing w:line="312" w:lineRule="auto"/>
+      </w:pPr>
       <w:r>
         <w:rPr>
           <w:rFonts w:ascii="Times New Roman" w:hAnsi="Times New Roman" w:eastAsia="宋体"/>
@@ -748,6 +796,10 @@
       </w:r>
     </w:p>
     <w:p>
+      <w:pPr>
+        <w:ind w:firstLine="480" w:firstLineChars="200"/>
+        <w:spacing w:line="312" w:lineRule="auto"/>
+      </w:pPr>
       <w:r>
         <w:rPr>
           <w:rFonts w:ascii="Times New Roman" w:hAnsi="Times New Roman" w:eastAsia="宋体"/>
@@ -774,7 +826,7 @@
           <w:b w:val="0"/>
           <w:sz w:val="24"/>
         </w:rPr>
-        <w:t>。针对 BCC/B2 合金的研究利用 LLaMA、Gemma 和 OLMo 等开源模型，通过热力学计算反馈构造偏好数据并进行直接偏好优化</w:t>
+        <w:t>。针对体心立方（BCC）与 B2 有序相合金的研究利用 LLaMA、Gemma 和 OLMo 等开源模型，通过热力学计算反馈构造偏好数据并进行直接偏好优化</w:t>
       </w:r>
       <w:r>
         <w:rPr>
@@ -798,6 +850,10 @@
       </w:r>
     </w:p>
     <w:p>
+      <w:pPr>
+        <w:ind w:firstLine="480" w:firstLineChars="200"/>
+        <w:spacing w:line="312" w:lineRule="auto"/>
+      </w:pPr>
       <w:r>
         <w:rPr>
           <w:rFonts w:ascii="Times New Roman" w:hAnsi="Times New Roman" w:eastAsia="宋体"/>
@@ -868,6 +924,10 @@
       </w:r>
     </w:p>
     <w:p>
+      <w:pPr>
+        <w:ind w:firstLine="480" w:firstLineChars="200"/>
+        <w:spacing w:line="312" w:lineRule="auto"/>
+      </w:pPr>
       <w:r>
         <w:rPr>
           <w:rFonts w:ascii="Times New Roman" w:hAnsi="Times New Roman" w:eastAsia="宋体"/>
@@ -891,6 +951,10 @@
       </w:r>
     </w:p>
     <w:p>
+      <w:pPr>
+        <w:ind w:firstLine="480" w:firstLineChars="200"/>
+        <w:spacing w:line="312" w:lineRule="auto"/>
+      </w:pPr>
       <w:r>
         <w:rPr>
           <w:rFonts w:ascii="Times New Roman" w:hAnsi="Times New Roman" w:eastAsia="宋体"/>
@@ -961,6 +1025,10 @@
       </w:r>
     </w:p>
     <w:p>
+      <w:pPr>
+        <w:ind w:firstLine="480" w:firstLineChars="200"/>
+        <w:spacing w:line="312" w:lineRule="auto"/>
+      </w:pPr>
       <w:r>
         <w:rPr>
           <w:rFonts w:ascii="Times New Roman" w:hAnsi="Times New Roman" w:eastAsia="宋体"/>
@@ -991,6 +1059,10 @@
       </w:r>
     </w:p>
     <w:p>
+      <w:pPr>
+        <w:ind w:firstLine="480" w:firstLineChars="200"/>
+        <w:spacing w:line="312" w:lineRule="auto"/>
+      </w:pPr>
       <w:r>
         <w:rPr>
           <w:rFonts w:ascii="Times New Roman" w:hAnsi="Times New Roman" w:eastAsia="宋体"/>
@@ -1053,6 +1125,10 @@
       </w:r>
     </w:p>
     <w:p>
+      <w:pPr>
+        <w:ind w:firstLine="480" w:firstLineChars="200"/>
+        <w:spacing w:line="312" w:lineRule="auto"/>
+      </w:pPr>
       <w:r>
         <w:rPr>
           <w:rFonts w:ascii="Times New Roman" w:hAnsi="Times New Roman" w:eastAsia="宋体"/>
@@ -1083,6 +1159,10 @@
       </w:r>
     </w:p>
     <w:p>
+      <w:pPr>
+        <w:ind w:firstLine="480" w:firstLineChars="200"/>
+        <w:spacing w:line="312" w:lineRule="auto"/>
+      </w:pPr>
       <w:r>
         <w:rPr>
           <w:rFonts w:ascii="Times New Roman" w:hAnsi="Times New Roman" w:eastAsia="宋体"/>
@@ -1109,7 +1189,7 @@
           <w:b w:val="0"/>
           <w:sz w:val="24"/>
         </w:rPr>
-        <w:t>。其训练决策来自 NLM 索引体系，是一种长期人工维护的专业标注资源。该工作还报告，在温度缩放后没有哪个训练目标在校准上明显优于普通交叉熵，且公开的 RLCD 配方在其实验中低于交叉熵 2.5—3.0 分。这提示两点：其一，决策模型路线的标签可得性依赖所在领域已有的结构化标注体系，材料领域缺乏可直接对应的同类资源；其二，在续接此类方法时不应默认 RLCD 优于交叉熵，需以交叉熵加温度缩放作为强基线。本课题因此不把决策模型设为独立研究内容，仅在输出层保留类型化的字段与约束检查。</w:t>
+        <w:t>。其训练决策来自美国国家医学图书馆（NLM）索引体系，是一种长期人工维护的专业标注资源。该工作还报告，在温度缩放后没有哪个训练目标在校准上明显优于普通交叉熵，且公开的强化学习校准决策（RLCD）配方在其实验中低于交叉熵 2.5—3.0 分。这提示两点：其一，决策模型路线的标签可得性依赖所在领域已有的结构化标注体系，材料领域缺乏可直接对应的同类资源；其二，在续接此类方法时不应默认 RLCD 优于交叉熵，需以交叉熵加温度缩放作为强基线。本课题因此不把决策模型设为独立研究内容，仅在输出层保留类型化的字段与约束检查。</w:t>
       </w:r>
     </w:p>
     <w:p>
@@ -1126,6 +1206,10 @@
       </w:r>
     </w:p>
     <w:p>
+      <w:pPr>
+        <w:ind w:firstLine="480" w:firstLineChars="200"/>
+        <w:spacing w:line="312" w:lineRule="auto"/>
+      </w:pPr>
       <w:r>
         <w:rPr>
           <w:rFonts w:ascii="Times New Roman" w:hAnsi="Times New Roman" w:eastAsia="宋体"/>
@@ -1236,6 +1320,10 @@
       </w:r>
     </w:p>
     <w:p>
+      <w:pPr>
+        <w:ind w:firstLine="480" w:firstLineChars="200"/>
+        <w:spacing w:line="312" w:lineRule="auto"/>
+      </w:pPr>
       <w:r>
         <w:rPr>
           <w:rFonts w:ascii="Times New Roman" w:hAnsi="Times New Roman" w:eastAsia="宋体"/>
@@ -1259,6 +1347,10 @@
       </w:r>
     </w:p>
     <w:p>
+      <w:pPr>
+        <w:ind w:firstLine="480" w:firstLineChars="200"/>
+        <w:spacing w:line="312" w:lineRule="auto"/>
+      </w:pPr>
       <w:r>
         <w:rPr>
           <w:rFonts w:ascii="Times New Roman" w:hAnsi="Times New Roman" w:eastAsia="宋体"/>
@@ -1309,6 +1401,10 @@
       </w:r>
     </w:p>
     <w:p>
+      <w:pPr>
+        <w:ind w:firstLine="480" w:firstLineChars="200"/>
+        <w:spacing w:line="312" w:lineRule="auto"/>
+      </w:pPr>
       <w:r>
         <w:rPr>
           <w:rFonts w:ascii="Times New Roman" w:hAnsi="Times New Roman" w:eastAsia="宋体"/>
@@ -1352,6 +1448,10 @@
       </w:r>
     </w:p>
     <w:p>
+      <w:pPr>
+        <w:ind w:firstLine="480" w:firstLineChars="200"/>
+        <w:spacing w:line="312" w:lineRule="auto"/>
+      </w:pPr>
       <w:r>
         <w:rPr>
           <w:rFonts w:ascii="Times New Roman" w:hAnsi="Times New Roman" w:eastAsia="宋体"/>
@@ -1362,13 +1462,17 @@
       </w:r>
     </w:p>
     <w:p>
+      <w:pPr>
+        <w:ind w:firstLine="480" w:firstLineChars="200"/>
+        <w:spacing w:line="312" w:lineRule="auto"/>
+      </w:pPr>
       <w:r>
         <w:rPr>
           <w:rFonts w:ascii="Times New Roman" w:hAnsi="Times New Roman" w:eastAsia="宋体"/>
           <w:b w:val="0"/>
           <w:sz w:val="24"/>
         </w:rPr>
-        <w:t>与材料专用基础模型相比，本课题不进行海量文献继续预训练；与物理奖励驱动的合金生成相比，不以证明经验描述符等价于 CALPHAD 为前提；与通用教学样本选择相比，重点比较可核验失误与约束组合覆盖的增量；与普通 RAG 系统相比，研究学生的证据使用训练和约束执行，而非建立另一个知识问答界面。近期 HEA-Bench 明确将经验相规则定位为弱筛选而非相预测</w:t>
+        <w:t>与材料专用基础模型相比，本课题不进行海量文献继续预训练；与物理奖励驱动的合金生成相比，不以证明经验描述符等价于 CALPHAD 为前提；与通用教学样本选择相比，重点比较可核验失误与约束组合覆盖的增量；与普通 RAG 系统相比，研究学生的证据使用训练和约束执行，而非建立另一个知识问答界面。近期针对高熵合金（HEA）的开源描述符工具 HEA-Bench 明确将经验相规则定位为弱筛选而非相预测</w:t>
       </w:r>
       <w:r>
         <w:rPr>
@@ -1419,6 +1523,20 @@
     </w:p>
     <w:p>
       <w:pPr>
+        <w:ind w:firstLine="480" w:firstLineChars="200"/>
+        <w:spacing w:line="312" w:lineRule="auto"/>
+      </w:pPr>
+      <w:r>
+        <w:rPr>
+          <w:rFonts w:ascii="Times New Roman" w:hAnsi="Times New Roman" w:eastAsia="宋体"/>
+          <w:b w:val="0"/>
+          <w:sz w:val="24"/>
+        </w:rPr>
+        <w:t>本课题基于约束可核验的选择性任务蒸馏方法，构建面向合金配方辅助生成的本地模型适配框架。研究工作先界定任务范围与总体方案，明确输入输出、约束类型与数据边界，建立从需求结构化到数值检查的完整流程；在此基础上构造证据可追溯的教学数据，把资料整理为"成分—状态—测试—性能—来源"记录，按来源分组划分数据集，并用约束扰动生成组合任务。核心方法是失误感知与约束覆盖联合的选择性蒸馏：以任务检查器给出的可核验失误类型作为薄弱度信号，在固定预算内选样，与随机、困难度和成熟选样方法同预算对照。推理阶段则研究条件可比的证据选择与约束一致生成，在固定上下文预算内选实例，采分步表示并配合工具做有限修正。这些环节依次衔接，支撑本地运行、输出带来源依据与约束检查结果的辅助原型。</w:t>
+      </w:r>
+    </w:p>
+    <w:p>
+      <w:pPr>
         <w:pStyle w:val="Heading3"/>
       </w:pPr>
       <w:r>
@@ -1431,6 +1549,10 @@
       </w:r>
     </w:p>
     <w:p>
+      <w:pPr>
+        <w:ind w:firstLine="480" w:firstLineChars="200"/>
+        <w:spacing w:line="312" w:lineRule="auto"/>
+      </w:pPr>
       <w:r>
         <w:rPr>
           <w:rFonts w:ascii="Times New Roman" w:hAnsi="Times New Roman" w:eastAsia="宋体"/>
@@ -1441,6 +1563,10 @@
       </w:r>
     </w:p>
     <w:p>
+      <w:pPr>
+        <w:ind w:firstLine="480" w:firstLineChars="200"/>
+        <w:spacing w:line="312" w:lineRule="auto"/>
+      </w:pPr>
       <w:r>
         <w:rPr>
           <w:rFonts w:ascii="Times New Roman" w:hAnsi="Times New Roman" w:eastAsia="宋体"/>
@@ -1451,6 +1577,10 @@
       </w:r>
     </w:p>
     <w:p>
+      <w:pPr>
+        <w:ind w:firstLine="480" w:firstLineChars="200"/>
+        <w:spacing w:line="312" w:lineRule="auto"/>
+      </w:pPr>
       <w:r>
         <w:rPr>
           <w:rFonts w:ascii="Times New Roman" w:hAnsi="Times New Roman" w:eastAsia="宋体"/>
@@ -1474,6 +1604,10 @@
       </w:r>
     </w:p>
     <w:p>
+      <w:pPr>
+        <w:ind w:firstLine="480" w:firstLineChars="200"/>
+        <w:spacing w:line="312" w:lineRule="auto"/>
+      </w:pPr>
       <w:r>
         <w:rPr>
           <w:rFonts w:ascii="Times New Roman" w:hAnsi="Times New Roman" w:eastAsia="宋体"/>
@@ -1504,6 +1638,10 @@
       </w:r>
     </w:p>
     <w:p>
+      <w:pPr>
+        <w:ind w:firstLine="480" w:firstLineChars="200"/>
+        <w:spacing w:line="312" w:lineRule="auto"/>
+      </w:pPr>
       <w:r>
         <w:rPr>
           <w:rFonts w:ascii="Times New Roman" w:hAnsi="Times New Roman" w:eastAsia="宋体"/>
@@ -1514,6 +1652,10 @@
       </w:r>
     </w:p>
     <w:p>
+      <w:pPr>
+        <w:ind w:firstLine="480" w:firstLineChars="200"/>
+        <w:spacing w:line="312" w:lineRule="auto"/>
+      </w:pPr>
       <w:r>
         <w:rPr>
           <w:rFonts w:ascii="Times New Roman" w:hAnsi="Times New Roman" w:eastAsia="宋体"/>
@@ -1524,6 +1666,10 @@
       </w:r>
     </w:p>
     <w:p>
+      <w:pPr>
+        <w:ind w:firstLine="480" w:firstLineChars="200"/>
+        <w:spacing w:line="312" w:lineRule="auto"/>
+      </w:pPr>
       <w:r>
         <w:rPr>
           <w:rFonts w:ascii="Times New Roman" w:hAnsi="Times New Roman" w:eastAsia="宋体"/>
@@ -1547,6 +1693,10 @@
       </w:r>
     </w:p>
     <w:p>
+      <w:pPr>
+        <w:ind w:firstLine="480" w:firstLineChars="200"/>
+        <w:spacing w:line="312" w:lineRule="auto"/>
+      </w:pPr>
       <w:r>
         <w:rPr>
           <w:rFonts w:ascii="Times New Roman" w:hAnsi="Times New Roman" w:eastAsia="宋体"/>
@@ -1557,6 +1707,10 @@
       </w:r>
     </w:p>
     <w:p>
+      <w:pPr>
+        <w:ind w:firstLine="480" w:firstLineChars="200"/>
+        <w:spacing w:line="312" w:lineRule="auto"/>
+      </w:pPr>
       <w:r>
         <w:rPr>
           <w:rFonts w:ascii="Times New Roman" w:hAnsi="Times New Roman" w:eastAsia="宋体"/>
@@ -1567,6 +1721,10 @@
       </w:r>
     </w:p>
     <w:p>
+      <w:pPr>
+        <w:ind w:firstLine="480" w:firstLineChars="200"/>
+        <w:spacing w:line="312" w:lineRule="auto"/>
+      </w:pPr>
       <w:r>
         <w:rPr>
           <w:rFonts w:ascii="Times New Roman" w:hAnsi="Times New Roman" w:eastAsia="宋体"/>
@@ -1577,6 +1735,10 @@
       </w:r>
     </w:p>
     <w:p>
+      <w:pPr>
+        <w:ind w:firstLine="480" w:firstLineChars="200"/>
+        <w:spacing w:line="312" w:lineRule="auto"/>
+      </w:pPr>
       <w:r>
         <w:rPr>
           <w:rFonts w:ascii="Times New Roman" w:hAnsi="Times New Roman" w:eastAsia="宋体"/>
@@ -1587,6 +1749,10 @@
       </w:r>
     </w:p>
     <w:p>
+      <w:pPr>
+        <w:ind w:firstLine="480" w:firstLineChars="200"/>
+        <w:spacing w:line="312" w:lineRule="auto"/>
+      </w:pPr>
       <w:r>
         <w:rPr>
           <w:rFonts w:ascii="Times New Roman" w:hAnsi="Times New Roman" w:eastAsia="宋体"/>
@@ -1610,6 +1776,10 @@
       </w:r>
     </w:p>
     <w:p>
+      <w:pPr>
+        <w:ind w:firstLine="480" w:firstLineChars="200"/>
+        <w:spacing w:line="312" w:lineRule="auto"/>
+      </w:pPr>
       <w:r>
         <w:rPr>
           <w:rFonts w:ascii="Times New Roman" w:hAnsi="Times New Roman" w:eastAsia="宋体"/>
@@ -1620,6 +1790,10 @@
       </w:r>
     </w:p>
     <w:p>
+      <w:pPr>
+        <w:ind w:firstLine="480" w:firstLineChars="200"/>
+        <w:spacing w:line="312" w:lineRule="auto"/>
+      </w:pPr>
       <w:r>
         <w:rPr>
           <w:rFonts w:ascii="Times New Roman" w:hAnsi="Times New Roman" w:eastAsia="宋体"/>
@@ -1630,6 +1804,10 @@
       </w:r>
     </w:p>
     <w:p>
+      <w:pPr>
+        <w:ind w:firstLine="480" w:firstLineChars="200"/>
+        <w:spacing w:line="312" w:lineRule="auto"/>
+      </w:pPr>
       <w:r>
         <w:rPr>
           <w:rFonts w:ascii="Times New Roman" w:hAnsi="Times New Roman" w:eastAsia="宋体"/>
@@ -1640,6 +1818,10 @@
       </w:r>
     </w:p>
     <w:p>
+      <w:pPr>
+        <w:ind w:firstLine="480" w:firstLineChars="200"/>
+        <w:spacing w:line="312" w:lineRule="auto"/>
+      </w:pPr>
       <w:r>
         <w:rPr>
           <w:rFonts w:ascii="Times New Roman" w:hAnsi="Times New Roman" w:eastAsia="宋体"/>
@@ -1663,6 +1845,10 @@
       </w:r>
     </w:p>
     <w:p>
+      <w:pPr>
+        <w:ind w:firstLine="480" w:firstLineChars="200"/>
+        <w:spacing w:line="312" w:lineRule="auto"/>
+      </w:pPr>
       <w:r>
         <w:rPr>
           <w:rFonts w:ascii="Times New Roman" w:hAnsi="Times New Roman" w:eastAsia="宋体"/>
@@ -1673,6 +1859,10 @@
       </w:r>
     </w:p>
     <w:p>
+      <w:pPr>
+        <w:ind w:firstLine="480" w:firstLineChars="200"/>
+        <w:spacing w:line="312" w:lineRule="auto"/>
+      </w:pPr>
       <w:r>
         <w:rPr>
           <w:rFonts w:ascii="Times New Roman" w:hAnsi="Times New Roman" w:eastAsia="宋体"/>
@@ -1683,6 +1873,10 @@
       </w:r>
     </w:p>
     <w:p>
+      <w:pPr>
+        <w:ind w:firstLine="480" w:firstLineChars="200"/>
+        <w:spacing w:line="312" w:lineRule="auto"/>
+      </w:pPr>
       <w:r>
         <w:rPr>
           <w:rFonts w:ascii="Times New Roman" w:hAnsi="Times New Roman" w:eastAsia="宋体"/>
@@ -1697,10 +1891,14 @@
           <w:b w:val="0"/>
           <w:sz w:val="24"/>
         </w:rPr>
-        <w:t xml:space="preserve"> 它要解决的问题是：在有限教学预算与受限算力下，使本地小模型稳定掌握带证据依据的候选提出与约束执行能力。具体分三步：第一步，把需求、证据与操作组织为可核验的教学任务，构造约束扰动并在扰动后重新核验答案，同时区分"观测支持型"与"探索建议型"两类示范；第二步，用任务检查器给出的可核验失误类型（总量、锁定项、单位、条件引用）作为学生薄弱度信号，结合约束组合覆盖度与重复惩罚，在固定预算内选择教学样本；第三步，把教学阶段学到的证据类型与约束状态用于本地推理，以条件可比的检索增强配合数值工具做分步生成与有限修正。目标是交付一个可在本地运行、输出带来源依据与约束检查结果的配方辅助原型，并以同预算公平对照说明该方法的实际增量。</w:t>
+        <w:t xml:space="preserve"> 它要解决的问题是：在有限教学预算与受限算力下，使本地小模型稳定掌握带证据依据的候选提出与约束执行能力。方法上先把需求、证据与操作组织为可核验的教学任务，构造约束扰动并在扰动后重新核验答案，同时区分"观测支持型"与"探索建议型"两类示范；继而用任务检查器给出的可核验失误类型（总量、锁定项、单位、条件引用）作为学生薄弱度信号，结合约束组合覆盖度与重复惩罚，在固定预算内选择教学样本；最后把教学阶段学到的证据类型与约束状态用于本地推理，以条件可比的检索增强配合数值工具做分步生成与有限修正。目标是交付一个可在本地运行、输出带来源依据与约束检查结果的配方辅助原型，并以同预算公平对照说明该方法的实际增量。</w:t>
       </w:r>
     </w:p>
     <w:p>
+      <w:pPr>
+        <w:ind w:firstLine="480" w:firstLineChars="200"/>
+        <w:spacing w:line="312" w:lineRule="auto"/>
+      </w:pPr>
       <w:r>
         <w:rPr>
           <w:rFonts w:ascii="Times New Roman" w:hAnsi="Times New Roman" w:eastAsia="宋体"/>
@@ -1727,6 +1925,10 @@
       </w:r>
     </w:p>
     <w:p>
+      <w:pPr>
+        <w:ind w:firstLine="480" w:firstLineChars="200"/>
+        <w:spacing w:line="312" w:lineRule="auto"/>
+      </w:pPr>
       <w:r>
         <w:rPr>
           <w:rFonts w:ascii="Times New Roman" w:hAnsi="Times New Roman" w:eastAsia="宋体"/>
@@ -1789,6 +1991,10 @@
       </w:r>
     </w:p>
     <w:p>
+      <w:pPr>
+        <w:ind w:firstLine="480" w:firstLineChars="200"/>
+        <w:spacing w:line="312" w:lineRule="auto"/>
+      </w:pPr>
       <w:r>
         <w:rPr>
           <w:rFonts w:ascii="Times New Roman" w:hAnsi="Times New Roman" w:eastAsia="宋体"/>
@@ -1807,6 +2013,10 @@
       </w:r>
     </w:p>
     <w:p>
+      <w:pPr>
+        <w:ind w:firstLine="480" w:firstLineChars="200"/>
+        <w:spacing w:line="312" w:lineRule="auto"/>
+      </w:pPr>
       <w:r>
         <w:rPr>
           <w:rFonts w:ascii="Times New Roman" w:hAnsi="Times New Roman" w:eastAsia="宋体"/>
@@ -1817,6 +2027,10 @@
       </w:r>
     </w:p>
     <w:p>
+      <w:pPr>
+        <w:ind w:firstLine="480" w:firstLineChars="200"/>
+        <w:spacing w:line="312" w:lineRule="auto"/>
+      </w:pPr>
       <w:r>
         <w:rPr>
           <w:rFonts w:ascii="Times New Roman" w:hAnsi="Times New Roman" w:eastAsia="宋体"/>
@@ -1827,6 +2041,10 @@
       </w:r>
     </w:p>
     <w:p>
+      <w:pPr>
+        <w:ind w:firstLine="480" w:firstLineChars="200"/>
+        <w:spacing w:line="312" w:lineRule="auto"/>
+      </w:pPr>
       <w:r>
         <w:rPr>
           <w:rFonts w:ascii="Times New Roman" w:hAnsi="Times New Roman" w:eastAsia="宋体"/>
@@ -1857,6 +2075,10 @@
       </w:r>
     </w:p>
     <w:p>
+      <w:pPr>
+        <w:ind w:firstLine="480" w:firstLineChars="200"/>
+        <w:spacing w:line="312" w:lineRule="auto"/>
+      </w:pPr>
       <w:r>
         <w:rPr>
           <w:rFonts w:ascii="Times New Roman" w:hAnsi="Times New Roman" w:eastAsia="宋体"/>
@@ -1887,6 +2109,10 @@
       </w:r>
     </w:p>
     <w:p>
+      <w:pPr>
+        <w:ind w:firstLine="480" w:firstLineChars="200"/>
+        <w:spacing w:line="312" w:lineRule="auto"/>
+      </w:pPr>
       <w:r>
         <w:rPr>
           <w:rFonts w:ascii="Times New Roman" w:hAnsi="Times New Roman" w:eastAsia="宋体"/>
@@ -2204,6 +2430,10 @@
       </w:r>
     </w:p>
     <w:p>
+      <w:pPr>
+        <w:ind w:firstLine="480" w:firstLineChars="200"/>
+        <w:spacing w:line="312" w:lineRule="auto"/>
+      </w:pPr>
       <w:r>
         <w:rPr>
           <w:rFonts w:ascii="Times New Roman" w:hAnsi="Times New Roman" w:eastAsia="宋体"/>
@@ -2214,6 +2444,10 @@
       </w:r>
     </w:p>
     <w:p>
+      <w:pPr>
+        <w:ind w:firstLine="480" w:firstLineChars="200"/>
+        <w:spacing w:line="312" w:lineRule="auto"/>
+      </w:pPr>
       <w:r>
         <w:rPr>
           <w:rFonts w:ascii="Times New Roman" w:hAnsi="Times New Roman" w:eastAsia="宋体"/>
@@ -2288,6 +2522,10 @@
       </w:r>
     </w:p>
     <w:p>
+      <w:pPr>
+        <w:ind w:firstLine="480" w:firstLineChars="200"/>
+        <w:spacing w:line="312" w:lineRule="auto"/>
+      </w:pPr>
       <w:r>
         <w:rPr>
           <w:rFonts w:ascii="Times New Roman" w:hAnsi="Times New Roman" w:eastAsia="宋体"/>
@@ -2298,6 +2536,10 @@
       </w:r>
     </w:p>
     <w:p>
+      <w:pPr>
+        <w:ind w:firstLine="480" w:firstLineChars="200"/>
+        <w:spacing w:line="312" w:lineRule="auto"/>
+      </w:pPr>
       <w:r>
         <w:rPr>
           <w:rFonts w:ascii="Times New Roman" w:hAnsi="Times New Roman" w:eastAsia="宋体"/>
@@ -2308,6 +2550,10 @@
       </w:r>
     </w:p>
     <w:p>
+      <w:pPr>
+        <w:ind w:firstLine="480" w:firstLineChars="200"/>
+        <w:spacing w:line="312" w:lineRule="auto"/>
+      </w:pPr>
       <w:r>
         <w:rPr>
           <w:rFonts w:ascii="Times New Roman" w:hAnsi="Times New Roman" w:eastAsia="宋体"/>
@@ -2318,6 +2564,10 @@
       </w:r>
     </w:p>
     <w:p>
+      <w:pPr>
+        <w:ind w:firstLine="480" w:firstLineChars="200"/>
+        <w:spacing w:line="312" w:lineRule="auto"/>
+      </w:pPr>
       <w:r>
         <w:rPr>
           <w:rFonts w:ascii="Times New Roman" w:hAnsi="Times New Roman" w:eastAsia="宋体"/>
@@ -2328,6 +2578,10 @@
       </w:r>
     </w:p>
     <w:p>
+      <w:pPr>
+        <w:ind w:firstLine="480" w:firstLineChars="200"/>
+        <w:spacing w:line="312" w:lineRule="auto"/>
+      </w:pPr>
       <w:r>
         <w:rPr>
           <w:rFonts w:ascii="Times New Roman" w:hAnsi="Times New Roman" w:eastAsia="宋体"/>
@@ -2338,6 +2592,10 @@
       </w:r>
     </w:p>
     <w:p>
+      <w:pPr>
+        <w:ind w:firstLine="480" w:firstLineChars="200"/>
+        <w:spacing w:line="312" w:lineRule="auto"/>
+      </w:pPr>
       <w:r>
         <w:rPr>
           <w:rFonts w:ascii="Times New Roman" w:hAnsi="Times New Roman" w:eastAsia="宋体"/>
@@ -2348,6 +2606,10 @@
       </w:r>
     </w:p>
     <w:p>
+      <w:pPr>
+        <w:ind w:firstLine="480" w:firstLineChars="200"/>
+        <w:spacing w:line="312" w:lineRule="auto"/>
+      </w:pPr>
       <w:r>
         <w:rPr>
           <w:rFonts w:ascii="Times New Roman" w:hAnsi="Times New Roman" w:eastAsia="宋体"/>
@@ -2358,6 +2620,10 @@
       </w:r>
     </w:p>
     <w:p>
+      <w:pPr>
+        <w:ind w:firstLine="480" w:firstLineChars="200"/>
+        <w:spacing w:line="312" w:lineRule="auto"/>
+      </w:pPr>
       <w:r>
         <w:rPr>
           <w:rFonts w:ascii="Times New Roman" w:hAnsi="Times New Roman" w:eastAsia="宋体"/>
@@ -2368,6 +2634,10 @@
       </w:r>
     </w:p>
     <w:p>
+      <w:pPr>
+        <w:ind w:firstLine="480" w:firstLineChars="200"/>
+        <w:spacing w:line="312" w:lineRule="auto"/>
+      </w:pPr>
       <w:r>
         <w:rPr>
           <w:rFonts w:ascii="Times New Roman" w:hAnsi="Times New Roman" w:eastAsia="宋体"/>
@@ -2378,6 +2648,10 @@
       </w:r>
     </w:p>
     <w:p>
+      <w:pPr>
+        <w:ind w:firstLine="480" w:firstLineChars="200"/>
+        <w:spacing w:line="312" w:lineRule="auto"/>
+      </w:pPr>
       <w:r>
         <w:rPr>
           <w:rFonts w:ascii="Times New Roman" w:hAnsi="Times New Roman" w:eastAsia="宋体"/>
@@ -2388,6 +2662,10 @@
       </w:r>
     </w:p>
     <w:p>
+      <w:pPr>
+        <w:ind w:firstLine="480" w:firstLineChars="200"/>
+        <w:spacing w:line="312" w:lineRule="auto"/>
+      </w:pPr>
       <w:r>
         <w:rPr>
           <w:rFonts w:ascii="Times New Roman" w:hAnsi="Times New Roman" w:eastAsia="宋体"/>
@@ -2398,6 +2676,10 @@
       </w:r>
     </w:p>
     <w:p>
+      <w:pPr>
+        <w:ind w:firstLine="480" w:firstLineChars="200"/>
+        <w:spacing w:line="312" w:lineRule="auto"/>
+      </w:pPr>
       <w:r>
         <w:rPr>
           <w:rFonts w:ascii="Times New Roman" w:hAnsi="Times New Roman" w:eastAsia="宋体"/>
@@ -2408,6 +2690,10 @@
       </w:r>
     </w:p>
     <w:p>
+      <w:pPr>
+        <w:ind w:firstLine="480" w:firstLineChars="200"/>
+        <w:spacing w:line="312" w:lineRule="auto"/>
+      </w:pPr>
       <w:r>
         <w:rPr>
           <w:rFonts w:ascii="Times New Roman" w:hAnsi="Times New Roman" w:eastAsia="宋体"/>
@@ -2418,6 +2704,10 @@
       </w:r>
     </w:p>
     <w:p>
+      <w:pPr>
+        <w:ind w:firstLine="480" w:firstLineChars="200"/>
+        <w:spacing w:line="312" w:lineRule="auto"/>
+      </w:pPr>
       <w:r>
         <w:rPr>
           <w:rFonts w:ascii="Times New Roman" w:hAnsi="Times New Roman" w:eastAsia="宋体"/>
@@ -2483,6 +2773,10 @@
       </w:r>
     </w:p>
     <w:p>
+      <w:pPr>
+        <w:ind w:firstLine="480" w:firstLineChars="200"/>
+        <w:spacing w:line="312" w:lineRule="auto"/>
+      </w:pPr>
       <w:r>
         <w:rPr>
           <w:rFonts w:ascii="Times New Roman" w:hAnsi="Times New Roman" w:eastAsia="宋体"/>
@@ -2493,6 +2787,10 @@
       </w:r>
     </w:p>
     <w:p>
+      <w:pPr>
+        <w:ind w:firstLine="480" w:firstLineChars="200"/>
+        <w:spacing w:line="312" w:lineRule="auto"/>
+      </w:pPr>
       <w:r>
         <w:rPr>
           <w:rFonts w:ascii="Times New Roman" w:hAnsi="Times New Roman" w:eastAsia="宋体"/>
@@ -2535,6 +2833,10 @@
       </w:r>
     </w:p>
     <w:p>
+      <w:pPr>
+        <w:ind w:firstLine="480" w:firstLineChars="200"/>
+        <w:spacing w:line="312" w:lineRule="auto"/>
+      </w:pPr>
       <w:r>
         <w:rPr>
           <w:rFonts w:ascii="Times New Roman" w:hAnsi="Times New Roman" w:eastAsia="宋体"/>
@@ -2545,6 +2847,10 @@
       </w:r>
     </w:p>
     <w:p>
+      <w:pPr>
+        <w:ind w:firstLine="480" w:firstLineChars="200"/>
+        <w:spacing w:line="312" w:lineRule="auto"/>
+      </w:pPr>
       <w:r>
         <w:rPr>
           <w:rFonts w:ascii="Times New Roman" w:hAnsi="Times New Roman" w:eastAsia="宋体"/>
@@ -2555,6 +2861,10 @@
       </w:r>
     </w:p>
     <w:p>
+      <w:pPr>
+        <w:ind w:firstLine="480" w:firstLineChars="200"/>
+        <w:spacing w:line="312" w:lineRule="auto"/>
+      </w:pPr>
       <w:r>
         <w:rPr>
           <w:rFonts w:ascii="Times New Roman" w:hAnsi="Times New Roman" w:eastAsia="宋体"/>
@@ -2565,6 +2875,10 @@
       </w:r>
     </w:p>
     <w:p>
+      <w:pPr>
+        <w:ind w:firstLine="480" w:firstLineChars="200"/>
+        <w:spacing w:line="312" w:lineRule="auto"/>
+      </w:pPr>
       <w:r>
         <w:rPr>
           <w:rFonts w:ascii="Times New Roman" w:hAnsi="Times New Roman" w:eastAsia="宋体"/>
@@ -2575,6 +2889,10 @@
       </w:r>
     </w:p>
     <w:p>
+      <w:pPr>
+        <w:ind w:firstLine="480" w:firstLineChars="200"/>
+        <w:spacing w:line="312" w:lineRule="auto"/>
+      </w:pPr>
       <w:r>
         <w:rPr>
           <w:rFonts w:ascii="Times New Roman" w:hAnsi="Times New Roman" w:eastAsia="宋体"/>
@@ -2585,6 +2903,10 @@
       </w:r>
     </w:p>
     <w:p>
+      <w:pPr>
+        <w:ind w:firstLine="480" w:firstLineChars="200"/>
+        <w:spacing w:line="312" w:lineRule="auto"/>
+      </w:pPr>
       <w:r>
         <w:rPr>
           <w:rFonts w:ascii="Times New Roman" w:hAnsi="Times New Roman" w:eastAsia="宋体"/>
@@ -2595,6 +2917,10 @@
       </w:r>
     </w:p>
     <w:p>
+      <w:pPr>
+        <w:ind w:firstLine="480" w:firstLineChars="200"/>
+        <w:spacing w:line="312" w:lineRule="auto"/>
+      </w:pPr>
       <w:r>
         <w:rPr>
           <w:rFonts w:ascii="Times New Roman" w:hAnsi="Times New Roman" w:eastAsia="宋体"/>
@@ -2605,6 +2931,10 @@
       </w:r>
     </w:p>
     <w:p>
+      <w:pPr>
+        <w:ind w:firstLine="480" w:firstLineChars="200"/>
+        <w:spacing w:line="312" w:lineRule="auto"/>
+      </w:pPr>
       <w:r>
         <w:rPr>
           <w:rFonts w:ascii="Times New Roman" w:hAnsi="Times New Roman" w:eastAsia="宋体"/>
@@ -2615,6 +2945,10 @@
       </w:r>
     </w:p>
     <w:p>
+      <w:pPr>
+        <w:ind w:firstLine="480" w:firstLineChars="200"/>
+        <w:spacing w:line="312" w:lineRule="auto"/>
+      </w:pPr>
       <w:r>
         <w:rPr>
           <w:rFonts w:ascii="Times New Roman" w:hAnsi="Times New Roman" w:eastAsia="宋体"/>
@@ -2625,6 +2959,10 @@
       </w:r>
     </w:p>
     <w:p>
+      <w:pPr>
+        <w:ind w:firstLine="480" w:firstLineChars="200"/>
+        <w:spacing w:line="312" w:lineRule="auto"/>
+      </w:pPr>
       <w:r>
         <w:rPr>
           <w:rFonts w:ascii="Times New Roman" w:hAnsi="Times New Roman" w:eastAsia="宋体"/>
@@ -2635,6 +2973,10 @@
       </w:r>
     </w:p>
     <w:p>
+      <w:pPr>
+        <w:ind w:firstLine="480" w:firstLineChars="200"/>
+        <w:spacing w:line="312" w:lineRule="auto"/>
+      </w:pPr>
       <w:r>
         <w:rPr>
           <w:rFonts w:ascii="Times New Roman" w:hAnsi="Times New Roman" w:eastAsia="宋体"/>
@@ -2645,6 +2987,10 @@
       </w:r>
     </w:p>
     <w:p>
+      <w:pPr>
+        <w:ind w:firstLine="480" w:firstLineChars="200"/>
+        <w:spacing w:line="312" w:lineRule="auto"/>
+      </w:pPr>
       <w:r>
         <w:rPr>
           <w:rFonts w:ascii="Times New Roman" w:hAnsi="Times New Roman" w:eastAsia="宋体"/>
@@ -2655,6 +3001,10 @@
       </w:r>
     </w:p>
     <w:p>
+      <w:pPr>
+        <w:ind w:firstLine="480" w:firstLineChars="200"/>
+        <w:spacing w:line="312" w:lineRule="auto"/>
+      </w:pPr>
       <w:r>
         <w:rPr>
           <w:rFonts w:ascii="Times New Roman" w:hAnsi="Times New Roman" w:eastAsia="宋体"/>
@@ -2678,6 +3028,10 @@
       </w:r>
     </w:p>
     <w:p>
+      <w:pPr>
+        <w:ind w:firstLine="480" w:firstLineChars="200"/>
+        <w:spacing w:line="312" w:lineRule="auto"/>
+      </w:pPr>
       <w:r>
         <w:rPr>
           <w:rFonts w:ascii="Times New Roman" w:hAnsi="Times New Roman" w:eastAsia="宋体"/>
@@ -2688,6 +3042,10 @@
       </w:r>
     </w:p>
     <w:p>
+      <w:pPr>
+        <w:ind w:firstLine="480" w:firstLineChars="200"/>
+        <w:spacing w:line="312" w:lineRule="auto"/>
+      </w:pPr>
       <w:r>
         <w:rPr>
           <w:rFonts w:ascii="Times New Roman" w:hAnsi="Times New Roman" w:eastAsia="宋体"/>
@@ -2698,6 +3056,10 @@
       </w:r>
     </w:p>
     <w:p>
+      <w:pPr>
+        <w:ind w:firstLine="480" w:firstLineChars="200"/>
+        <w:spacing w:line="312" w:lineRule="auto"/>
+      </w:pPr>
       <w:r>
         <w:rPr>
           <w:rFonts w:ascii="Times New Roman" w:hAnsi="Times New Roman" w:eastAsia="宋体"/>
@@ -2708,6 +3070,10 @@
       </w:r>
     </w:p>
     <w:p>
+      <w:pPr>
+        <w:ind w:firstLine="480" w:firstLineChars="200"/>
+        <w:spacing w:line="312" w:lineRule="auto"/>
+      </w:pPr>
       <w:r>
         <w:rPr>
           <w:rFonts w:ascii="Times New Roman" w:hAnsi="Times New Roman" w:eastAsia="宋体"/>
@@ -2718,6 +3084,10 @@
       </w:r>
     </w:p>
     <w:p>
+      <w:pPr>
+        <w:ind w:firstLine="480" w:firstLineChars="200"/>
+        <w:spacing w:line="312" w:lineRule="auto"/>
+      </w:pPr>
       <w:r>
         <w:rPr>
           <w:rFonts w:ascii="Times New Roman" w:hAnsi="Times New Roman" w:eastAsia="宋体"/>
@@ -2728,6 +3098,10 @@
       </w:r>
     </w:p>
     <w:p>
+      <w:pPr>
+        <w:ind w:firstLine="480" w:firstLineChars="200"/>
+        <w:spacing w:line="312" w:lineRule="auto"/>
+      </w:pPr>
       <w:r>
         <w:rPr>
           <w:rFonts w:ascii="Times New Roman" w:hAnsi="Times New Roman" w:eastAsia="宋体"/>
@@ -2738,6 +3112,10 @@
       </w:r>
     </w:p>
     <w:p>
+      <w:pPr>
+        <w:ind w:firstLine="480" w:firstLineChars="200"/>
+        <w:spacing w:line="312" w:lineRule="auto"/>
+      </w:pPr>
       <w:r>
         <w:rPr>
           <w:rFonts w:ascii="Times New Roman" w:hAnsi="Times New Roman" w:eastAsia="宋体"/>
@@ -2763,7 +3141,7 @@
     <w:p>
       <w:pPr>
         <w:spacing w:line="312" w:lineRule="auto"/>
-        <w:ind w:firstLine="0" w:left="480"/>
+        <w:ind w:left="480" w:leftChars="0" w:hanging="480" w:hangingChars="200"/>
       </w:pPr>
       <w:bookmarkStart w:id="1001" w:name="_Ref_ref001"/>
       <w:bookmarkEnd w:id="1001"/>
@@ -2778,7 +3156,7 @@
     <w:p>
       <w:pPr>
         <w:spacing w:line="312" w:lineRule="auto"/>
-        <w:ind w:firstLine="0" w:left="480"/>
+        <w:ind w:left="480" w:leftChars="0" w:hanging="480" w:hangingChars="200"/>
       </w:pPr>
       <w:bookmarkStart w:id="1002" w:name="_Ref_ref002"/>
       <w:bookmarkEnd w:id="1002"/>
@@ -2793,7 +3171,7 @@
     <w:p>
       <w:pPr>
         <w:spacing w:line="312" w:lineRule="auto"/>
-        <w:ind w:firstLine="0" w:left="480"/>
+        <w:ind w:left="480" w:leftChars="0" w:hanging="480" w:hangingChars="200"/>
       </w:pPr>
       <w:bookmarkStart w:id="1003" w:name="_Ref_ref003"/>
       <w:bookmarkEnd w:id="1003"/>
@@ -2808,7 +3186,7 @@
     <w:p>
       <w:pPr>
         <w:spacing w:line="312" w:lineRule="auto"/>
-        <w:ind w:firstLine="0" w:left="480"/>
+        <w:ind w:left="480" w:leftChars="0" w:hanging="480" w:hangingChars="200"/>
       </w:pPr>
       <w:bookmarkStart w:id="1004" w:name="_Ref_ref004"/>
       <w:bookmarkEnd w:id="1004"/>
@@ -2823,7 +3201,7 @@
     <w:p>
       <w:pPr>
         <w:spacing w:line="312" w:lineRule="auto"/>
-        <w:ind w:firstLine="0" w:left="480"/>
+        <w:ind w:left="480" w:leftChars="0" w:hanging="480" w:hangingChars="200"/>
       </w:pPr>
       <w:bookmarkStart w:id="1005" w:name="_Ref_ref005"/>
       <w:bookmarkEnd w:id="1005"/>
@@ -2838,7 +3216,7 @@
     <w:p>
       <w:pPr>
         <w:spacing w:line="312" w:lineRule="auto"/>
-        <w:ind w:firstLine="0" w:left="480"/>
+        <w:ind w:left="480" w:leftChars="0" w:hanging="480" w:hangingChars="200"/>
       </w:pPr>
       <w:bookmarkStart w:id="1006" w:name="_Ref_ref006"/>
       <w:bookmarkEnd w:id="1006"/>
@@ -2853,7 +3231,7 @@
     <w:p>
       <w:pPr>
         <w:spacing w:line="312" w:lineRule="auto"/>
-        <w:ind w:firstLine="0" w:left="480"/>
+        <w:ind w:left="480" w:leftChars="0" w:hanging="480" w:hangingChars="200"/>
       </w:pPr>
       <w:bookmarkStart w:id="1007" w:name="_Ref_ref007"/>
       <w:bookmarkEnd w:id="1007"/>
@@ -2868,7 +3246,7 @@
     <w:p>
       <w:pPr>
         <w:spacing w:line="312" w:lineRule="auto"/>
-        <w:ind w:firstLine="0" w:left="480"/>
+        <w:ind w:left="480" w:leftChars="0" w:hanging="480" w:hangingChars="200"/>
       </w:pPr>
       <w:bookmarkStart w:id="1008" w:name="_Ref_ref008"/>
       <w:bookmarkEnd w:id="1008"/>
@@ -2883,7 +3261,7 @@
     <w:p>
       <w:pPr>
         <w:spacing w:line="312" w:lineRule="auto"/>
-        <w:ind w:firstLine="0" w:left="480"/>
+        <w:ind w:left="480" w:leftChars="0" w:hanging="480" w:hangingChars="200"/>
       </w:pPr>
       <w:bookmarkStart w:id="1009" w:name="_Ref_ref009"/>
       <w:bookmarkEnd w:id="1009"/>
@@ -2898,7 +3276,7 @@
     <w:p>
       <w:pPr>
         <w:spacing w:line="312" w:lineRule="auto"/>
-        <w:ind w:firstLine="0" w:left="480"/>
+        <w:ind w:left="480" w:leftChars="0" w:hanging="480" w:hangingChars="200"/>
       </w:pPr>
       <w:bookmarkStart w:id="1010" w:name="_Ref_ref010"/>
       <w:bookmarkEnd w:id="1010"/>
@@ -2913,7 +3291,7 @@
     <w:p>
       <w:pPr>
         <w:spacing w:line="312" w:lineRule="auto"/>
-        <w:ind w:firstLine="0" w:left="480"/>
+        <w:ind w:left="480" w:leftChars="0" w:hanging="480" w:hangingChars="200"/>
       </w:pPr>
       <w:bookmarkStart w:id="1011" w:name="_Ref_ref011"/>
       <w:bookmarkEnd w:id="1011"/>
@@ -2928,7 +3306,7 @@
     <w:p>
       <w:pPr>
         <w:spacing w:line="312" w:lineRule="auto"/>
-        <w:ind w:firstLine="0" w:left="480"/>
+        <w:ind w:left="480" w:leftChars="0" w:hanging="480" w:hangingChars="200"/>
       </w:pPr>
       <w:bookmarkStart w:id="1012" w:name="_Ref_ref012"/>
       <w:bookmarkEnd w:id="1012"/>
@@ -2943,7 +3321,7 @@
     <w:p>
       <w:pPr>
         <w:spacing w:line="312" w:lineRule="auto"/>
-        <w:ind w:firstLine="0" w:left="480"/>
+        <w:ind w:left="480" w:leftChars="0" w:hanging="480" w:hangingChars="200"/>
       </w:pPr>
       <w:bookmarkStart w:id="1013" w:name="_Ref_ref013"/>
       <w:bookmarkEnd w:id="1013"/>
@@ -2958,7 +3336,7 @@
     <w:p>
       <w:pPr>
         <w:spacing w:line="312" w:lineRule="auto"/>
-        <w:ind w:firstLine="0" w:left="480"/>
+        <w:ind w:left="480" w:leftChars="0" w:hanging="480" w:hangingChars="200"/>
       </w:pPr>
       <w:bookmarkStart w:id="1014" w:name="_Ref_ref014"/>
       <w:bookmarkEnd w:id="1014"/>
@@ -2973,7 +3351,7 @@
     <w:p>
       <w:pPr>
         <w:spacing w:line="312" w:lineRule="auto"/>
-        <w:ind w:firstLine="0" w:left="480"/>
+        <w:ind w:left="480" w:leftChars="0" w:hanging="480" w:hangingChars="200"/>
       </w:pPr>
       <w:bookmarkStart w:id="1015" w:name="_Ref_ref015"/>
       <w:bookmarkEnd w:id="1015"/>
@@ -2988,7 +3366,7 @@
     <w:p>
       <w:pPr>
         <w:spacing w:line="312" w:lineRule="auto"/>
-        <w:ind w:firstLine="0" w:left="480"/>
+        <w:ind w:left="480" w:leftChars="0" w:hanging="480" w:hangingChars="200"/>
       </w:pPr>
       <w:bookmarkStart w:id="1016" w:name="_Ref_ref016"/>
       <w:bookmarkEnd w:id="1016"/>
@@ -3003,7 +3381,7 @@
     <w:p>
       <w:pPr>
         <w:spacing w:line="312" w:lineRule="auto"/>
-        <w:ind w:firstLine="0" w:left="480"/>
+        <w:ind w:left="480" w:leftChars="0" w:hanging="480" w:hangingChars="200"/>
       </w:pPr>
       <w:bookmarkStart w:id="1017" w:name="_Ref_ref017"/>
       <w:bookmarkEnd w:id="1017"/>
@@ -3018,7 +3396,7 @@
     <w:p>
       <w:pPr>
         <w:spacing w:line="312" w:lineRule="auto"/>
-        <w:ind w:firstLine="0" w:left="480"/>
+        <w:ind w:left="480" w:leftChars="0" w:hanging="480" w:hangingChars="200"/>
       </w:pPr>
       <w:bookmarkStart w:id="1018" w:name="_Ref_ref018"/>
       <w:bookmarkEnd w:id="1018"/>
@@ -3033,7 +3411,7 @@
     <w:p>
       <w:pPr>
         <w:spacing w:line="312" w:lineRule="auto"/>
-        <w:ind w:firstLine="0" w:left="480"/>
+        <w:ind w:left="480" w:leftChars="0" w:hanging="480" w:hangingChars="200"/>
       </w:pPr>
       <w:bookmarkStart w:id="1019" w:name="_Ref_ref019"/>
       <w:bookmarkEnd w:id="1019"/>
@@ -3048,7 +3426,7 @@
     <w:p>
       <w:pPr>
         <w:spacing w:line="312" w:lineRule="auto"/>
-        <w:ind w:firstLine="0" w:left="480"/>
+        <w:ind w:left="480" w:leftChars="0" w:hanging="480" w:hangingChars="200"/>
       </w:pPr>
       <w:bookmarkStart w:id="1020" w:name="_Ref_ref020"/>
       <w:bookmarkEnd w:id="1020"/>
@@ -3063,7 +3441,7 @@
     <w:p>
       <w:pPr>
         <w:spacing w:line="312" w:lineRule="auto"/>
-        <w:ind w:firstLine="0" w:left="480"/>
+        <w:ind w:left="480" w:leftChars="0" w:hanging="480" w:hangingChars="200"/>
       </w:pPr>
       <w:bookmarkStart w:id="1021" w:name="_Ref_ref021"/>
       <w:bookmarkEnd w:id="1021"/>
@@ -3078,7 +3456,7 @@
     <w:p>
       <w:pPr>
         <w:spacing w:line="312" w:lineRule="auto"/>
-        <w:ind w:firstLine="0" w:left="480"/>
+        <w:ind w:left="480" w:leftChars="0" w:hanging="480" w:hangingChars="200"/>
       </w:pPr>
       <w:bookmarkStart w:id="1022" w:name="_Ref_ref022"/>
       <w:bookmarkEnd w:id="1022"/>
@@ -3093,7 +3471,7 @@
     <w:p>
       <w:pPr>
         <w:spacing w:line="312" w:lineRule="auto"/>
-        <w:ind w:firstLine="0" w:left="480"/>
+        <w:ind w:left="480" w:leftChars="0" w:hanging="480" w:hangingChars="200"/>
       </w:pPr>
       <w:bookmarkStart w:id="1023" w:name="_Ref_ref023"/>
       <w:bookmarkEnd w:id="1023"/>
@@ -3108,7 +3486,7 @@
     <w:p>
       <w:pPr>
         <w:spacing w:line="312" w:lineRule="auto"/>
-        <w:ind w:firstLine="0" w:left="480"/>
+        <w:ind w:left="480" w:leftChars="0" w:hanging="480" w:hangingChars="200"/>
       </w:pPr>
       <w:bookmarkStart w:id="1024" w:name="_Ref_ref024"/>
       <w:bookmarkEnd w:id="1024"/>
@@ -3123,7 +3501,7 @@
     <w:p>
       <w:pPr>
         <w:spacing w:line="312" w:lineRule="auto"/>
-        <w:ind w:firstLine="0" w:left="480"/>
+        <w:ind w:left="480" w:leftChars="0" w:hanging="480" w:hangingChars="200"/>
       </w:pPr>
       <w:bookmarkStart w:id="1025" w:name="_Ref_ref025"/>
       <w:bookmarkEnd w:id="1025"/>
@@ -3138,7 +3516,7 @@
     <w:p>
       <w:pPr>
         <w:spacing w:line="312" w:lineRule="auto"/>
-        <w:ind w:firstLine="0" w:left="480"/>
+        <w:ind w:left="480" w:leftChars="0" w:hanging="480" w:hangingChars="200"/>
       </w:pPr>
       <w:bookmarkStart w:id="1026" w:name="_Ref_ref026"/>
       <w:bookmarkEnd w:id="1026"/>
@@ -3552,7 +3930,6 @@
     <w:rsid w:val="00FC693F"/>
     <w:pPr>
       <w:spacing w:line="312" w:lineRule="auto" w:before="0" w:after="0"/>
-      <w:ind w:firstLine="480"/>
     </w:pPr>
     <w:rPr>
       <w:rFonts w:ascii="Times New Roman" w:hAnsi="Times New Roman" w:eastAsia="宋体"/>

--- a/开题报告_领域小模型蒸馏与知识增强/开题报告.docx
+++ b/开题报告_领域小模型蒸馏与知识增强/开题报告.docx
@@ -326,7 +326,7 @@
           <w:b w:val="0"/>
           <w:sz w:val="24"/>
         </w:rPr>
-        <w:t>材料是高端制造、能源装备与国防工业的物质基础，其性能水平往往直接决定一个行业的技术上限。正因如此，主要经济体近年均将材料的智能化研发上升为国家层面的战略议题：美国于 2011 年启动"材料基因组计划"，试图把材料研发周期压缩一半、成本降低一半；欧盟在"地平线欧洲"框架下设立材料与先进制造专项；日本持续推进材料纳米技术计划；我国《"十四五"原材料工业发展规划》同样将材料数据的积累与智能化利用列为重点方向。这些计划共享同一个判断：依赖逐次试错的传统研发模式已难以匹配产业对材料迭代速度的需求，必须借助数据与计算把研发环节前移。</w:t>
+        <w:t>材料是高端制造、能源装备与国防工业的物质基础，其性能水平往往直接决定一个行业的技术上限。正因如此，主要经济体近年均将材料的智能化研发上升为国家层面的战略议题：美国于 2011 年启动“材料基因组计划”，试图把材料研发周期压缩一半、成本降低一半；欧盟在“地平线欧洲”框架下设立材料与先进制造专项；日本持续推进材料纳米技术计划；我国《“十四五”原材料工业发展规划》同样将材料数据的积累与智能化利用列为重点方向。这些计划共享同一个判断：依赖逐次试错的传统研发模式已难以匹配产业对材料迭代速度的需求，必须借助数据与计算把研发环节前移。</w:t>
       </w:r>
     </w:p>
     <w:p>
@@ -356,7 +356,7 @@
           <w:b w:val="0"/>
           <w:sz w:val="24"/>
         </w:rPr>
-        <w:t>。材料配方设计正是这一判断的集中体现——它需要把性能需求、允许使用的原料、成分范围和已有实验经验联系起来。语言模型能够理解自然语言要求，组织文献证据，并与计算工具协同完成候选提出与修改。LLMatDesign 已展示根据人类指令修改材料、调用工具评价并迭代调整的辅助设计范式</w:t>
+        <w:t>。材料配方设计正是这一判断的集中体现，它需要把性能需求、允许使用的原料、成分范围和已有实验经验联系起来。语言模型能够理解自然语言要求，组织文献证据，并与计算工具协同完成候选提出与修改。LLMatDesign 已展示根据人类指令修改材料、调用工具评价并迭代调整的辅助设计范式</w:t>
       </w:r>
       <w:r>
         <w:rPr>
@@ -1532,7 +1532,7 @@
           <w:b w:val="0"/>
           <w:sz w:val="24"/>
         </w:rPr>
-        <w:t>本课题基于约束可核验的选择性任务蒸馏方法，构建面向合金配方辅助生成的本地模型适配框架。研究工作先界定任务范围与总体方案，明确输入输出、约束类型与数据边界，建立从需求结构化到数值检查的完整流程；在此基础上构造证据可追溯的教学数据，把资料整理为"成分—状态—测试—性能—来源"记录，按来源分组划分数据集，并用约束扰动生成组合任务。核心方法是失误感知与约束覆盖联合的选择性蒸馏：以任务检查器给出的可核验失误类型作为薄弱度信号，在固定预算内选样，与随机、困难度和成熟选样方法同预算对照。推理阶段则研究条件可比的证据选择与约束一致生成，在固定上下文预算内选实例，采分步表示并配合工具做有限修正。这些环节依次衔接，支撑本地运行、输出带来源依据与约束检查结果的辅助原型。</w:t>
+        <w:t>本课题基于约束可核验的选择性任务蒸馏方法，构建面向合金配方辅助生成的本地模型适配框架。先界定任务范围与总体方案，明确输入输出、约束类型与数据边界；再构造证据可追溯的教学数据，把资料整理为成分—状态—测试—性能—来源记录，按来源分组并生成约束扰动任务。核心是以任务检查器给出的可核验失误类型作为薄弱度信号，结合约束覆盖度在固定预算内选样；推理阶段条件可比的证据选择与约束一致生成，共同支撑本地运行的辅助原型。</w:t>
       </w:r>
     </w:p>
     <w:p>
@@ -1869,7 +1869,7 @@
           <w:b w:val="0"/>
           <w:sz w:val="24"/>
         </w:rPr>
-        <w:t>归纳上述文献可见，领域适配、知识蒸馏、教学数据选择与受约束生成均已有成熟研究，但它们在"配方辅助"这一类任务上仍留有具体缺口：通用模型的领域知识不足且数值计算不可靠，直接使用会产生忽略锁定项、混用比例单位、生成无依据性能数值等失误；而现有数据选择方法面向通用指令任务，其难度信号无法区分"真的做错"与"合法答案不同"。</w:t>
+        <w:t>归纳上述文献可见，领域适配、知识蒸馏、教学数据选择与受约束生成均已有成熟研究，但它们在“配方辅助”这一类任务上仍留有具体缺口：通用模型的领域知识不足且数值计算不可靠，直接使用会产生忽略锁定项、混用比例单位、生成无依据性能数值等失误；而现有数据选择方法面向通用指令任务，其难度信号无法区分“真的做错”与“合法答案不同”。</w:t>
       </w:r>
     </w:p>
     <w:p>
@@ -1883,7 +1883,7 @@
           <w:b/>
           <w:sz w:val="24"/>
         </w:rPr>
-        <w:t>针对上述问题，本文提出"约束可核验的选择性任务蒸馏"方法，构建面向合金配方辅助生成的本地模型适配框架。</w:t>
+        <w:t>针对上述问题，本文提出“约束可核验的选择性任务蒸馏”方法，构建面向合金配方辅助生成的本地模型适配框架。</w:t>
       </w:r>
       <w:r>
         <w:rPr>
@@ -1891,7 +1891,7 @@
           <w:b w:val="0"/>
           <w:sz w:val="24"/>
         </w:rPr>
-        <w:t xml:space="preserve"> 它要解决的问题是：在有限教学预算与受限算力下，使本地小模型稳定掌握带证据依据的候选提出与约束执行能力。方法上先把需求、证据与操作组织为可核验的教学任务，构造约束扰动并在扰动后重新核验答案，同时区分"观测支持型"与"探索建议型"两类示范；继而用任务检查器给出的可核验失误类型（总量、锁定项、单位、条件引用）作为学生薄弱度信号，结合约束组合覆盖度与重复惩罚，在固定预算内选择教学样本；最后把教学阶段学到的证据类型与约束状态用于本地推理，以条件可比的检索增强配合数值工具做分步生成与有限修正。目标是交付一个可在本地运行、输出带来源依据与约束检查结果的配方辅助原型，并以同预算公平对照说明该方法的实际增量。</w:t>
+        <w:t xml:space="preserve"> 它要解决的问题是：在有限教学预算与受限算力下，使本地小模型稳定掌握带证据依据的候选提出与约束执行能力。方法上先把需求、证据与操作组织为可核验的教学任务，构造约束扰动并在扰动后重新核验答案，同时区分“观测支持型”与“探索建议型”两类示范；继而用任务检查器给出的可核验失误类型（总量、锁定项、单位、条件引用）作为学生薄弱度信号，结合约束组合覆盖度与重复惩罚，在固定预算内选择教学样本；最后把教学阶段学到的证据类型与约束状态用于本地推理，以条件可比的检索增强配合数值工具做分步生成与有限修正。目标是交付一个可在本地运行、输出带来源依据与约束检查结果的配方辅助原型，并以同预算公平对照说明该方法的实际增量。</w:t>
       </w:r>
     </w:p>
     <w:p>
@@ -2843,7 +2843,7 @@
           <w:b w:val="0"/>
           <w:sz w:val="24"/>
         </w:rPr>
-        <w:t>开题资源按单张 32 GB 左右显卡、64 GB 内存、500 GB 可用固态存储规划；更长输入或更大批次可租用 48—60 GB 显卡。采用量化底座、梯度检查点、小微批次及约 2k—4k token 输入作为预实验设置，而非已实测结果。首轮按 4.2 的约 300—1,000 个合格教学任务规划，以实际训练分区及质量检查后的规模为准。后续若扩展至约 5,000—20,000 条，必须有新增获准资料与覆盖审计支撑，不能仅靠反复改写现有记录实现，也不将该扩展作为本课题必须完成的条件。</w:t>
+        <w:t>开题资源按单张 32 GB 左右显卡、64 GB 内存、500 GB 可用固态存储规划；更长输入或更大批次可租用 48—60 GB 显卡。采用量化底座、梯度检查点、小微批次及约 2k—4k token 输入作为预实验设置，而非已实测结果。首轮按 3.2（二）的约 300—1,000 个合格教学任务规划，以实际训练分区及质量检查后的规模为准。后续若扩展至约 5,000—20,000 条，必须有新增获准资料与覆盖审计支撑，不能仅靠反复改写现有记录实现，也不将该扩展作为本课题必须完成的条件。</w:t>
       </w:r>
     </w:p>
     <w:p>
@@ -3144,28 +3144,20 @@
         <w:ind w:left="480" w:leftChars="0" w:hanging="480" w:hangingChars="200"/>
       </w:pPr>
       <w:bookmarkStart w:id="1001" w:name="_Ref_ref001"/>
-      <w:bookmarkEnd w:id="1001"/>
       <w:r>
         <w:rPr>
           <w:rFonts w:ascii="Times New Roman" w:hAnsi="Times New Roman" w:eastAsia="宋体"/>
           <w:sz w:val="21"/>
         </w:rPr>
-        <w:t>[1] Jia S, Zhang C, Fung V. LLMatDesign: Autonomous materials discovery with large language models[EB/OL]. arXiv:2406.13163, 2024. DOI: 10.48550/arXiv.2406.13163.</w:t>
-      </w:r>
-    </w:p>
-    <w:p>
-      <w:pPr>
-        <w:spacing w:line="312" w:lineRule="auto"/>
-        <w:ind w:left="480" w:leftChars="0" w:hanging="480" w:hangingChars="200"/>
-      </w:pPr>
-      <w:bookmarkStart w:id="1002" w:name="_Ref_ref002"/>
-      <w:bookmarkEnd w:id="1002"/>
+        <w:t>[1]</w:t>
+      </w:r>
+      <w:bookmarkEnd w:id="1001"/>
       <w:r>
         <w:rPr>
           <w:rFonts w:ascii="Times New Roman" w:hAnsi="Times New Roman" w:eastAsia="宋体"/>
           <w:sz w:val="21"/>
         </w:rPr>
-        <w:t>[2] Ghosh S, Holgate C, Brodnik N R, et al. Preference learning from physics-based feedback: Tuning language models to design BCC/B2 superalloys[EB/OL]. arXiv:2511.12036, 2025. DOI: 10.48550/arXiv.2511.12036.</w:t>
+        <w:t xml:space="preserve"> Jia S, Zhang C, Fung V. LLMatDesign: Autonomous materials discovery with large language models[EB/OL]. arXiv:2406.13163, 2024. DOI: 10.48550/arXiv.2406.13163.</w:t>
       </w:r>
     </w:p>
     <w:p>
@@ -3173,29 +3165,21 @@
         <w:spacing w:line="312" w:lineRule="auto"/>
         <w:ind w:left="480" w:leftChars="0" w:hanging="480" w:hangingChars="200"/>
       </w:pPr>
-      <w:bookmarkStart w:id="1003" w:name="_Ref_ref003"/>
-      <w:bookmarkEnd w:id="1003"/>
+      <w:bookmarkStart w:id="1002" w:name="_Ref_ref002"/>
       <w:r>
         <w:rPr>
           <w:rFonts w:ascii="Times New Roman" w:hAnsi="Times New Roman" w:eastAsia="宋体"/>
           <w:sz w:val="21"/>
         </w:rPr>
-        <w:t>[3] Mishra V, Singh S, Ahlawat D, et al. Foundational large language models for materials research[EB/OL]. arXiv:2412.09560, 2024. DOI: 10.48550/arXiv.2412.09560.</w:t>
-      </w:r>
-    </w:p>
-    <w:p>
-      <w:pPr>
-        <w:spacing w:line="312" w:lineRule="auto"/>
-        <w:ind w:left="480" w:leftChars="0" w:hanging="480" w:hangingChars="200"/>
-      </w:pPr>
-      <w:bookmarkStart w:id="1004" w:name="_Ref_ref004"/>
-      <w:bookmarkEnd w:id="1004"/>
+        <w:t>[2]</w:t>
+      </w:r>
+      <w:bookmarkEnd w:id="1002"/>
       <w:r>
         <w:rPr>
           <w:rFonts w:ascii="Times New Roman" w:hAnsi="Times New Roman" w:eastAsia="宋体"/>
           <w:sz w:val="21"/>
         </w:rPr>
-        <w:t>[4] Ni B, Glaser B, Taheri-Mousavi S M. End-to-end prediction and design of additively manufacturable alloys using a generative AlloyGPT model[J]. npj Computational Materials, 2025. DOI: 10.1038/s41524-025-01768-2.</w:t>
+        <w:t xml:space="preserve"> Ghosh S, Holgate C, Brodnik N R, et al. Preference learning from physics-based feedback: Tuning language models to design BCC/B2 superalloys[EB/OL]. arXiv:2511.12036, 2025. DOI: 10.48550/arXiv.2511.12036.</w:t>
       </w:r>
     </w:p>
     <w:p>
@@ -3203,29 +3187,21 @@
         <w:spacing w:line="312" w:lineRule="auto"/>
         <w:ind w:left="480" w:leftChars="0" w:hanging="480" w:hangingChars="200"/>
       </w:pPr>
-      <w:bookmarkStart w:id="1005" w:name="_Ref_ref005"/>
-      <w:bookmarkEnd w:id="1005"/>
+      <w:bookmarkStart w:id="1003" w:name="_Ref_ref003"/>
       <w:r>
         <w:rPr>
           <w:rFonts w:ascii="Times New Roman" w:hAnsi="Times New Roman" w:eastAsia="宋体"/>
           <w:sz w:val="21"/>
         </w:rPr>
-        <w:t>[5] Li S, Fajardo-Rojas F, Gomez-Gualdron D, et al. AlloyLens: A visual analytics tool for high-throughput alloy screening and inverse design[EB/OL]. arXiv:2511.02133, 2025. DOI: 10.48550/arXiv.2511.02133.</w:t>
-      </w:r>
-    </w:p>
-    <w:p>
-      <w:pPr>
-        <w:spacing w:line="312" w:lineRule="auto"/>
-        <w:ind w:left="480" w:leftChars="0" w:hanging="480" w:hangingChars="200"/>
-      </w:pPr>
-      <w:bookmarkStart w:id="1006" w:name="_Ref_ref006"/>
-      <w:bookmarkEnd w:id="1006"/>
+        <w:t>[3]</w:t>
+      </w:r>
+      <w:bookmarkEnd w:id="1003"/>
       <w:r>
         <w:rPr>
           <w:rFonts w:ascii="Times New Roman" w:hAnsi="Times New Roman" w:eastAsia="宋体"/>
           <w:sz w:val="21"/>
         </w:rPr>
-        <w:t>[6] Yu Y, Hu W, Wu X, Qian Q. From blind guess to informed judgment: Teaching LLMs to evaluate materials by building knowledge-augmented preference signals[EB/OL]. arXiv:2605.29555, 2026. DOI: 10.48550/arXiv.2605.29555.</w:t>
+        <w:t xml:space="preserve"> Mishra V, Singh S, Ahlawat D, et al. Foundational large language models for materials research[EB/OL]. arXiv:2412.09560, 2024. DOI: 10.48550/arXiv.2412.09560.</w:t>
       </w:r>
     </w:p>
     <w:p>
@@ -3233,29 +3209,21 @@
         <w:spacing w:line="312" w:lineRule="auto"/>
         <w:ind w:left="480" w:leftChars="0" w:hanging="480" w:hangingChars="200"/>
       </w:pPr>
-      <w:bookmarkStart w:id="1007" w:name="_Ref_ref007"/>
-      <w:bookmarkEnd w:id="1007"/>
+      <w:bookmarkStart w:id="1004" w:name="_Ref_ref004"/>
       <w:r>
         <w:rPr>
           <w:rFonts w:ascii="Times New Roman" w:hAnsi="Times New Roman" w:eastAsia="宋体"/>
           <w:sz w:val="21"/>
         </w:rPr>
-        <w:t>[7] Borg C K H, Frey C, Moh J, et al. Expanded dataset of mechanical properties and observed phases of multi-principal element alloys[J]. Scientific Data, 2020, 7: 430. DOI: 10.1038/s41597-020-00768-9.</w:t>
-      </w:r>
-    </w:p>
-    <w:p>
-      <w:pPr>
-        <w:spacing w:line="312" w:lineRule="auto"/>
-        <w:ind w:left="480" w:leftChars="0" w:hanging="480" w:hangingChars="200"/>
-      </w:pPr>
-      <w:bookmarkStart w:id="1008" w:name="_Ref_ref008"/>
-      <w:bookmarkEnd w:id="1008"/>
+        <w:t>[4]</w:t>
+      </w:r>
+      <w:bookmarkEnd w:id="1004"/>
       <w:r>
         <w:rPr>
           <w:rFonts w:ascii="Times New Roman" w:hAnsi="Times New Roman" w:eastAsia="宋体"/>
           <w:sz w:val="21"/>
         </w:rPr>
-        <w:t>[8] Hinton G, Vinyals O, Dean J. Distilling the knowledge in a neural network[EB/OL]. arXiv:1503.02531, 2015. DOI: 10.48550/arXiv.1503.02531.</w:t>
+        <w:t xml:space="preserve"> Ni B, Glaser B, Taheri-Mousavi S M. End-to-end prediction and design of additively manufacturable alloys using a generative AlloyGPT model[J]. npj Computational Materials, 2025. DOI: 10.1038/s41524-025-01768-2.</w:t>
       </w:r>
     </w:p>
     <w:p>
@@ -3263,29 +3231,21 @@
         <w:spacing w:line="312" w:lineRule="auto"/>
         <w:ind w:left="480" w:leftChars="0" w:hanging="480" w:hangingChars="200"/>
       </w:pPr>
-      <w:bookmarkStart w:id="1009" w:name="_Ref_ref009"/>
-      <w:bookmarkEnd w:id="1009"/>
+      <w:bookmarkStart w:id="1005" w:name="_Ref_ref005"/>
       <w:r>
         <w:rPr>
           <w:rFonts w:ascii="Times New Roman" w:hAnsi="Times New Roman" w:eastAsia="宋体"/>
           <w:sz w:val="21"/>
         </w:rPr>
-        <w:t>[9] Hsieh C Y, Li C L, Yeh C K, et al. Distilling step-by-step! Outperforming larger language models with less training data and smaller model sizes[EB/OL]. arXiv:2305.02301, 2023. DOI: 10.48550/arXiv.2305.02301.</w:t>
-      </w:r>
-    </w:p>
-    <w:p>
-      <w:pPr>
-        <w:spacing w:line="312" w:lineRule="auto"/>
-        <w:ind w:left="480" w:leftChars="0" w:hanging="480" w:hangingChars="200"/>
-      </w:pPr>
-      <w:bookmarkStart w:id="1010" w:name="_Ref_ref010"/>
-      <w:bookmarkEnd w:id="1010"/>
+        <w:t>[5]</w:t>
+      </w:r>
+      <w:bookmarkEnd w:id="1005"/>
       <w:r>
         <w:rPr>
           <w:rFonts w:ascii="Times New Roman" w:hAnsi="Times New Roman" w:eastAsia="宋体"/>
           <w:sz w:val="21"/>
         </w:rPr>
-        <w:t>[10] Mitra A, Del Corro L, Mahajan S, et al. Orca 2: Teaching small language models how to reason[EB/OL]. arXiv:2311.11045, 2023. DOI: 10.48550/arXiv.2311.11045.</w:t>
+        <w:t xml:space="preserve"> Li S, Fajardo-Rojas F, Gomez-Gualdron D, et al. AlloyLens: A visual analytics tool for high-throughput alloy screening and inverse design[EB/OL]. arXiv:2511.02133, 2025. DOI: 10.48550/arXiv.2511.02133.</w:t>
       </w:r>
     </w:p>
     <w:p>
@@ -3293,29 +3253,21 @@
         <w:spacing w:line="312" w:lineRule="auto"/>
         <w:ind w:left="480" w:leftChars="0" w:hanging="480" w:hangingChars="200"/>
       </w:pPr>
-      <w:bookmarkStart w:id="1011" w:name="_Ref_ref011"/>
-      <w:bookmarkEnd w:id="1011"/>
+      <w:bookmarkStart w:id="1006" w:name="_Ref_ref006"/>
       <w:r>
         <w:rPr>
           <w:rFonts w:ascii="Times New Roman" w:hAnsi="Times New Roman" w:eastAsia="宋体"/>
           <w:sz w:val="21"/>
         </w:rPr>
-        <w:t>[11] Gu Y, Dong L, Wei F, Huang M. MiniLLM: On-policy distillation of large language models[EB/OL]. arXiv:2306.08543, 2023. DOI: 10.48550/arXiv.2306.08543.</w:t>
-      </w:r>
-    </w:p>
-    <w:p>
-      <w:pPr>
-        <w:spacing w:line="312" w:lineRule="auto"/>
-        <w:ind w:left="480" w:leftChars="0" w:hanging="480" w:hangingChars="200"/>
-      </w:pPr>
-      <w:bookmarkStart w:id="1012" w:name="_Ref_ref012"/>
-      <w:bookmarkEnd w:id="1012"/>
+        <w:t>[6]</w:t>
+      </w:r>
+      <w:bookmarkEnd w:id="1006"/>
       <w:r>
         <w:rPr>
           <w:rFonts w:ascii="Times New Roman" w:hAnsi="Times New Roman" w:eastAsia="宋体"/>
           <w:sz w:val="21"/>
         </w:rPr>
-        <w:t>[12] Wang Y, Kordi Y, Mishra S, et al. Self-Instruct: Aligning language models with self-generated instructions[EB/OL]. arXiv:2212.10560, 2022. DOI: 10.48550/arXiv.2212.10560.</w:t>
+        <w:t xml:space="preserve"> Yu Y, Hu W, Wu X, Qian Q. From blind guess to informed judgment: Teaching LLMs to evaluate materials by building knowledge-augmented preference signals[EB/OL]. arXiv:2605.29555, 2026. DOI: 10.48550/arXiv.2605.29555.</w:t>
       </w:r>
     </w:p>
     <w:p>
@@ -3323,29 +3275,21 @@
         <w:spacing w:line="312" w:lineRule="auto"/>
         <w:ind w:left="480" w:leftChars="0" w:hanging="480" w:hangingChars="200"/>
       </w:pPr>
-      <w:bookmarkStart w:id="1013" w:name="_Ref_ref013"/>
-      <w:bookmarkEnd w:id="1013"/>
+      <w:bookmarkStart w:id="1007" w:name="_Ref_ref007"/>
       <w:r>
         <w:rPr>
           <w:rFonts w:ascii="Times New Roman" w:hAnsi="Times New Roman" w:eastAsia="宋体"/>
           <w:sz w:val="21"/>
         </w:rPr>
-        <w:t>[13] Liu W, Zeng W, He K, et al. What makes good data for alignment? A comprehensive study of automatic data selection in instruction tuning[EB/OL]. arXiv:2312.15685, 2023. DOI: 10.48550/arXiv.2312.15685.</w:t>
-      </w:r>
-    </w:p>
-    <w:p>
-      <w:pPr>
-        <w:spacing w:line="312" w:lineRule="auto"/>
-        <w:ind w:left="480" w:leftChars="0" w:hanging="480" w:hangingChars="200"/>
-      </w:pPr>
-      <w:bookmarkStart w:id="1014" w:name="_Ref_ref014"/>
-      <w:bookmarkEnd w:id="1014"/>
+        <w:t>[7]</w:t>
+      </w:r>
+      <w:bookmarkEnd w:id="1007"/>
       <w:r>
         <w:rPr>
           <w:rFonts w:ascii="Times New Roman" w:hAnsi="Times New Roman" w:eastAsia="宋体"/>
           <w:sz w:val="21"/>
         </w:rPr>
-        <w:t>[14] Xia M, Malladi S, Gururangan S, et al. LESS: Selecting influential data for targeted instruction tuning[EB/OL]. arXiv:2402.04333, 2024. DOI: 10.48550/arXiv.2402.04333.</w:t>
+        <w:t xml:space="preserve"> Borg C K H, Frey C, Moh J, et al. Expanded dataset of mechanical properties and observed phases of multi-principal element alloys[J]. Scientific Data, 2020, 7: 430. DOI: 10.1038/s41597-020-00768-9.</w:t>
       </w:r>
     </w:p>
     <w:p>
@@ -3353,29 +3297,21 @@
         <w:spacing w:line="312" w:lineRule="auto"/>
         <w:ind w:left="480" w:leftChars="0" w:hanging="480" w:hangingChars="200"/>
       </w:pPr>
-      <w:bookmarkStart w:id="1015" w:name="_Ref_ref015"/>
-      <w:bookmarkEnd w:id="1015"/>
+      <w:bookmarkStart w:id="1008" w:name="_Ref_ref008"/>
       <w:r>
         <w:rPr>
           <w:rFonts w:ascii="Times New Roman" w:hAnsi="Times New Roman" w:eastAsia="宋体"/>
           <w:sz w:val="21"/>
         </w:rPr>
-        <w:t>[15] Zhang J, Zhang C X, Liu Y, et al. D3: Diversity, difficulty, and dependability-aware data selection for sample-efficient LLM instruction tuning[C]//Proceedings of the Thirty-Fourth International Joint Conference on Artificial Intelligence. 2025: 8348-8356. DOI: 10.24963/ijcai.2025/928.</w:t>
-      </w:r>
-    </w:p>
-    <w:p>
-      <w:pPr>
-        <w:spacing w:line="312" w:lineRule="auto"/>
-        <w:ind w:left="480" w:leftChars="0" w:hanging="480" w:hangingChars="200"/>
-      </w:pPr>
-      <w:bookmarkStart w:id="1016" w:name="_Ref_ref016"/>
-      <w:bookmarkEnd w:id="1016"/>
+        <w:t>[8]</w:t>
+      </w:r>
+      <w:bookmarkEnd w:id="1008"/>
       <w:r>
         <w:rPr>
           <w:rFonts w:ascii="Times New Roman" w:hAnsi="Times New Roman" w:eastAsia="宋体"/>
           <w:sz w:val="21"/>
         </w:rPr>
-        <w:t>[16] Mirza P, Weber L, Küch F. LASER: Stratified selective sampling for instruction tuning with dedicated scoring strategy[EB/OL]. arXiv:2505.22157, 2025. DOI: 10.48550/arXiv.2505.22157.</w:t>
+        <w:t xml:space="preserve"> Hinton G, Vinyals O, Dean J. Distilling the knowledge in a neural network[EB/OL]. arXiv:1503.02531, 2015. DOI: 10.48550/arXiv.1503.02531.</w:t>
       </w:r>
     </w:p>
     <w:p>
@@ -3383,29 +3319,21 @@
         <w:spacing w:line="312" w:lineRule="auto"/>
         <w:ind w:left="480" w:leftChars="0" w:hanging="480" w:hangingChars="200"/>
       </w:pPr>
-      <w:bookmarkStart w:id="1017" w:name="_Ref_ref017"/>
-      <w:bookmarkEnd w:id="1017"/>
+      <w:bookmarkStart w:id="1009" w:name="_Ref_ref009"/>
       <w:r>
         <w:rPr>
           <w:rFonts w:ascii="Times New Roman" w:hAnsi="Times New Roman" w:eastAsia="宋体"/>
           <w:sz w:val="21"/>
         </w:rPr>
-        <w:t>[17] Lewis P, Perez E, Piktus A, et al. Retrieval-augmented generation for knowledge-intensive NLP tasks[EB/OL]. arXiv:2005.11401, 2020. DOI: 10.48550/arXiv.2005.11401.</w:t>
-      </w:r>
-    </w:p>
-    <w:p>
-      <w:pPr>
-        <w:spacing w:line="312" w:lineRule="auto"/>
-        <w:ind w:left="480" w:leftChars="0" w:hanging="480" w:hangingChars="200"/>
-      </w:pPr>
-      <w:bookmarkStart w:id="1018" w:name="_Ref_ref018"/>
-      <w:bookmarkEnd w:id="1018"/>
+        <w:t>[9]</w:t>
+      </w:r>
+      <w:bookmarkEnd w:id="1009"/>
       <w:r>
         <w:rPr>
           <w:rFonts w:ascii="Times New Roman" w:hAnsi="Times New Roman" w:eastAsia="宋体"/>
           <w:sz w:val="21"/>
         </w:rPr>
-        <w:t>[18] Zhang T, Patil S G, Jain N, et al. RAFT: Adapting language model to domain specific RAG[EB/OL]. arXiv:2403.10131, 2024. DOI: 10.48550/arXiv.2403.10131.</w:t>
+        <w:t xml:space="preserve"> Hsieh C Y, Li C L, Yeh C K, et al. Distilling step-by-step! Outperforming larger language models with less training data and smaller model sizes[EB/OL]. arXiv:2305.02301, 2023. DOI: 10.48550/arXiv.2305.02301.</w:t>
       </w:r>
     </w:p>
     <w:p>
@@ -3413,29 +3341,21 @@
         <w:spacing w:line="312" w:lineRule="auto"/>
         <w:ind w:left="480" w:leftChars="0" w:hanging="480" w:hangingChars="200"/>
       </w:pPr>
-      <w:bookmarkStart w:id="1019" w:name="_Ref_ref019"/>
-      <w:bookmarkEnd w:id="1019"/>
+      <w:bookmarkStart w:id="1010" w:name="_Ref_ref010"/>
       <w:r>
         <w:rPr>
           <w:rFonts w:ascii="Times New Roman" w:hAnsi="Times New Roman" w:eastAsia="宋体"/>
           <w:sz w:val="21"/>
         </w:rPr>
-        <w:t>[19] Hu E J, Shen Y, Wallis P, et al. LoRA: Low-rank adaptation of large language models[EB/OL]. arXiv:2106.09685, 2021. DOI: 10.48550/arXiv.2106.09685.</w:t>
-      </w:r>
-    </w:p>
-    <w:p>
-      <w:pPr>
-        <w:spacing w:line="312" w:lineRule="auto"/>
-        <w:ind w:left="480" w:leftChars="0" w:hanging="480" w:hangingChars="200"/>
-      </w:pPr>
-      <w:bookmarkStart w:id="1020" w:name="_Ref_ref020"/>
-      <w:bookmarkEnd w:id="1020"/>
+        <w:t>[10]</w:t>
+      </w:r>
+      <w:bookmarkEnd w:id="1010"/>
       <w:r>
         <w:rPr>
           <w:rFonts w:ascii="Times New Roman" w:hAnsi="Times New Roman" w:eastAsia="宋体"/>
           <w:sz w:val="21"/>
         </w:rPr>
-        <w:t>[20] Dettmers T, Pagnoni A, Holtzman A, Zettlemoyer L. QLoRA: Efficient finetuning of quantized LLMs[EB/OL]. arXiv:2305.14314, 2023. DOI: 10.48550/arXiv.2305.14314.</w:t>
+        <w:t xml:space="preserve"> Mitra A, Del Corro L, Mahajan S, et al. Orca 2: Teaching small language models how to reason[EB/OL]. arXiv:2311.11045, 2023. DOI: 10.48550/arXiv.2311.11045.</w:t>
       </w:r>
     </w:p>
     <w:p>
@@ -3443,29 +3363,21 @@
         <w:spacing w:line="312" w:lineRule="auto"/>
         <w:ind w:left="480" w:leftChars="0" w:hanging="480" w:hangingChars="200"/>
       </w:pPr>
-      <w:bookmarkStart w:id="1021" w:name="_Ref_ref021"/>
-      <w:bookmarkEnd w:id="1021"/>
+      <w:bookmarkStart w:id="1011" w:name="_Ref_ref011"/>
       <w:r>
         <w:rPr>
           <w:rFonts w:ascii="Times New Roman" w:hAnsi="Times New Roman" w:eastAsia="宋体"/>
           <w:sz w:val="21"/>
         </w:rPr>
-        <w:t>[21] Yang A, Li A, Yang B, et al. Qwen3 technical report[EB/OL]. arXiv:2505.09388, 2025. DOI: 10.48550/arXiv.2505.09388.</w:t>
-      </w:r>
-    </w:p>
-    <w:p>
-      <w:pPr>
-        <w:spacing w:line="312" w:lineRule="auto"/>
-        <w:ind w:left="480" w:leftChars="0" w:hanging="480" w:hangingChars="200"/>
-      </w:pPr>
-      <w:bookmarkStart w:id="1022" w:name="_Ref_ref022"/>
-      <w:bookmarkEnd w:id="1022"/>
+        <w:t>[11]</w:t>
+      </w:r>
+      <w:bookmarkEnd w:id="1011"/>
       <w:r>
         <w:rPr>
           <w:rFonts w:ascii="Times New Roman" w:hAnsi="Times New Roman" w:eastAsia="宋体"/>
           <w:sz w:val="21"/>
         </w:rPr>
-        <w:t>[22] Scholak T, Schucher N, Bahdanau D. PICARD: Parsing incrementally for constrained auto-regressive decoding from language models[EB/OL]. arXiv:2109.05093, 2021. DOI: 10.48550/arXiv.2109.05093.</w:t>
+        <w:t xml:space="preserve"> Gu Y, Dong L, Wei F, Huang M. MiniLLM: On-policy distillation of large language models[EB/OL]. arXiv:2306.08543, 2023. DOI: 10.48550/arXiv.2306.08543.</w:t>
       </w:r>
     </w:p>
     <w:p>
@@ -3473,29 +3385,21 @@
         <w:spacing w:line="312" w:lineRule="auto"/>
         <w:ind w:left="480" w:leftChars="0" w:hanging="480" w:hangingChars="200"/>
       </w:pPr>
-      <w:bookmarkStart w:id="1023" w:name="_Ref_ref023"/>
-      <w:bookmarkEnd w:id="1023"/>
+      <w:bookmarkStart w:id="1012" w:name="_Ref_ref012"/>
       <w:r>
         <w:rPr>
           <w:rFonts w:ascii="Times New Roman" w:hAnsi="Times New Roman" w:eastAsia="宋体"/>
           <w:sz w:val="21"/>
         </w:rPr>
-        <w:t>[23] Fieser D, Dewanjee U, Hu A. HEA-Bench: An AI-agent-optimized calculator of high-entropy alloy and oxide descriptors and phase-prediction rules[J]. Materials, 2026, 19(14): 3075. DOI: 10.3390/ma19143075.</w:t>
-      </w:r>
-    </w:p>
-    <w:p>
-      <w:pPr>
-        <w:spacing w:line="312" w:lineRule="auto"/>
-        <w:ind w:left="480" w:leftChars="0" w:hanging="480" w:hangingChars="200"/>
-      </w:pPr>
-      <w:bookmarkStart w:id="1024" w:name="_Ref_ref024"/>
-      <w:bookmarkEnd w:id="1024"/>
+        <w:t>[12]</w:t>
+      </w:r>
+      <w:bookmarkEnd w:id="1012"/>
       <w:r>
         <w:rPr>
           <w:rFonts w:ascii="Times New Roman" w:hAnsi="Times New Roman" w:eastAsia="宋体"/>
           <w:sz w:val="21"/>
         </w:rPr>
-        <w:t>[24] Bugelnig K, Requena G. Dataset - SciVisContest - Materials Discovery Challenge - version 2025[DS/OL]. Zenodo, version v3. DOI: 10.5281/zenodo.15189444. 数据说明：https://sciviscontest2025.github.io/data/.</w:t>
+        <w:t xml:space="preserve"> Wang Y, Kordi Y, Mishra S, et al. Self-Instruct: Aligning language models with self-generated instructions[EB/OL]. arXiv:2212.10560, 2022. DOI: 10.48550/arXiv.2212.10560.</w:t>
       </w:r>
     </w:p>
     <w:p>
@@ -3503,29 +3407,307 @@
         <w:spacing w:line="312" w:lineRule="auto"/>
         <w:ind w:left="480" w:leftChars="0" w:hanging="480" w:hangingChars="200"/>
       </w:pPr>
-      <w:bookmarkStart w:id="1025" w:name="_Ref_ref025"/>
-      <w:bookmarkEnd w:id="1025"/>
+      <w:bookmarkStart w:id="1013" w:name="_Ref_ref013"/>
       <w:r>
         <w:rPr>
           <w:rFonts w:ascii="Times New Roman" w:hAnsi="Times New Roman" w:eastAsia="宋体"/>
           <w:sz w:val="21"/>
         </w:rPr>
-        <w:t>[25] Zhang X, Li J, Shao B, et al. Fine-tuning small language models for reliable VASP INCAR generation[EB/OL]. arXiv:2608.05387, 2026. DOI: 10.48550/arXiv.2608.05387.</w:t>
-      </w:r>
-    </w:p>
-    <w:p>
-      <w:pPr>
-        <w:spacing w:line="312" w:lineRule="auto"/>
-        <w:ind w:left="480" w:leftChars="0" w:hanging="480" w:hangingChars="200"/>
-      </w:pPr>
-      <w:bookmarkStart w:id="1026" w:name="_Ref_ref026"/>
-      <w:bookmarkEnd w:id="1026"/>
+        <w:t>[13]</w:t>
+      </w:r>
+      <w:bookmarkEnd w:id="1013"/>
       <w:r>
         <w:rPr>
           <w:rFonts w:ascii="Times New Roman" w:hAnsi="Times New Roman" w:eastAsia="宋体"/>
           <w:sz w:val="21"/>
         </w:rPr>
-        <w:t>[26] Deka P. From retrieval to typed decisions: calibrated System One models from biomedical sentence encoders[EB/OL]. arXiv:2610.02486, 2026.</w:t>
+        <w:t xml:space="preserve"> Liu W, Zeng W, He K, et al. What makes good data for alignment? A comprehensive study of automatic data selection in instruction tuning[EB/OL]. arXiv:2312.15685, 2023. DOI: 10.48550/arXiv.2312.15685.</w:t>
+      </w:r>
+    </w:p>
+    <w:p>
+      <w:pPr>
+        <w:spacing w:line="312" w:lineRule="auto"/>
+        <w:ind w:left="480" w:leftChars="0" w:hanging="480" w:hangingChars="200"/>
+      </w:pPr>
+      <w:bookmarkStart w:id="1014" w:name="_Ref_ref014"/>
+      <w:r>
+        <w:rPr>
+          <w:rFonts w:ascii="Times New Roman" w:hAnsi="Times New Roman" w:eastAsia="宋体"/>
+          <w:sz w:val="21"/>
+        </w:rPr>
+        <w:t>[14]</w:t>
+      </w:r>
+      <w:bookmarkEnd w:id="1014"/>
+      <w:r>
+        <w:rPr>
+          <w:rFonts w:ascii="Times New Roman" w:hAnsi="Times New Roman" w:eastAsia="宋体"/>
+          <w:sz w:val="21"/>
+        </w:rPr>
+        <w:t xml:space="preserve"> Xia M, Malladi S, Gururangan S, et al. LESS: Selecting influential data for targeted instruction tuning[EB/OL]. arXiv:2402.04333, 2024. DOI: 10.48550/arXiv.2402.04333.</w:t>
+      </w:r>
+    </w:p>
+    <w:p>
+      <w:pPr>
+        <w:spacing w:line="312" w:lineRule="auto"/>
+        <w:ind w:left="480" w:leftChars="0" w:hanging="480" w:hangingChars="200"/>
+      </w:pPr>
+      <w:bookmarkStart w:id="1015" w:name="_Ref_ref015"/>
+      <w:r>
+        <w:rPr>
+          <w:rFonts w:ascii="Times New Roman" w:hAnsi="Times New Roman" w:eastAsia="宋体"/>
+          <w:sz w:val="21"/>
+        </w:rPr>
+        <w:t>[15]</w:t>
+      </w:r>
+      <w:bookmarkEnd w:id="1015"/>
+      <w:r>
+        <w:rPr>
+          <w:rFonts w:ascii="Times New Roman" w:hAnsi="Times New Roman" w:eastAsia="宋体"/>
+          <w:sz w:val="21"/>
+        </w:rPr>
+        <w:t xml:space="preserve"> Zhang J, Zhang C X, Liu Y, et al. D3: Diversity, difficulty, and dependability-aware data selection for sample-efficient LLM instruction tuning[C]//Proceedings of the Thirty-Fourth International Joint Conference on Artificial Intelligence. 2025: 8348-8356. DOI: 10.24963/ijcai.2025/928.</w:t>
+      </w:r>
+    </w:p>
+    <w:p>
+      <w:pPr>
+        <w:spacing w:line="312" w:lineRule="auto"/>
+        <w:ind w:left="480" w:leftChars="0" w:hanging="480" w:hangingChars="200"/>
+      </w:pPr>
+      <w:bookmarkStart w:id="1016" w:name="_Ref_ref016"/>
+      <w:r>
+        <w:rPr>
+          <w:rFonts w:ascii="Times New Roman" w:hAnsi="Times New Roman" w:eastAsia="宋体"/>
+          <w:sz w:val="21"/>
+        </w:rPr>
+        <w:t>[16]</w:t>
+      </w:r>
+      <w:bookmarkEnd w:id="1016"/>
+      <w:r>
+        <w:rPr>
+          <w:rFonts w:ascii="Times New Roman" w:hAnsi="Times New Roman" w:eastAsia="宋体"/>
+          <w:sz w:val="21"/>
+        </w:rPr>
+        <w:t xml:space="preserve"> Mirza P, Weber L, Küch F. LASER: Stratified selective sampling for instruction tuning with dedicated scoring strategy[EB/OL]. arXiv:2505.22157, 2025. DOI: 10.48550/arXiv.2505.22157.</w:t>
+      </w:r>
+    </w:p>
+    <w:p>
+      <w:pPr>
+        <w:spacing w:line="312" w:lineRule="auto"/>
+        <w:ind w:left="480" w:leftChars="0" w:hanging="480" w:hangingChars="200"/>
+      </w:pPr>
+      <w:bookmarkStart w:id="1017" w:name="_Ref_ref017"/>
+      <w:r>
+        <w:rPr>
+          <w:rFonts w:ascii="Times New Roman" w:hAnsi="Times New Roman" w:eastAsia="宋体"/>
+          <w:sz w:val="21"/>
+        </w:rPr>
+        <w:t>[17]</w:t>
+      </w:r>
+      <w:bookmarkEnd w:id="1017"/>
+      <w:r>
+        <w:rPr>
+          <w:rFonts w:ascii="Times New Roman" w:hAnsi="Times New Roman" w:eastAsia="宋体"/>
+          <w:sz w:val="21"/>
+        </w:rPr>
+        <w:t xml:space="preserve"> Lewis P, Perez E, Piktus A, et al. Retrieval-augmented generation for knowledge-intensive NLP tasks[EB/OL]. arXiv:2005.11401, 2020. DOI: 10.48550/arXiv.2005.11401.</w:t>
+      </w:r>
+    </w:p>
+    <w:p>
+      <w:pPr>
+        <w:spacing w:line="312" w:lineRule="auto"/>
+        <w:ind w:left="480" w:leftChars="0" w:hanging="480" w:hangingChars="200"/>
+      </w:pPr>
+      <w:bookmarkStart w:id="1018" w:name="_Ref_ref018"/>
+      <w:r>
+        <w:rPr>
+          <w:rFonts w:ascii="Times New Roman" w:hAnsi="Times New Roman" w:eastAsia="宋体"/>
+          <w:sz w:val="21"/>
+        </w:rPr>
+        <w:t>[18]</w:t>
+      </w:r>
+      <w:bookmarkEnd w:id="1018"/>
+      <w:r>
+        <w:rPr>
+          <w:rFonts w:ascii="Times New Roman" w:hAnsi="Times New Roman" w:eastAsia="宋体"/>
+          <w:sz w:val="21"/>
+        </w:rPr>
+        <w:t xml:space="preserve"> Zhang T, Patil S G, Jain N, et al. RAFT: Adapting language model to domain specific RAG[EB/OL]. arXiv:2403.10131, 2024. DOI: 10.48550/arXiv.2403.10131.</w:t>
+      </w:r>
+    </w:p>
+    <w:p>
+      <w:pPr>
+        <w:spacing w:line="312" w:lineRule="auto"/>
+        <w:ind w:left="480" w:leftChars="0" w:hanging="480" w:hangingChars="200"/>
+      </w:pPr>
+      <w:bookmarkStart w:id="1019" w:name="_Ref_ref019"/>
+      <w:r>
+        <w:rPr>
+          <w:rFonts w:ascii="Times New Roman" w:hAnsi="Times New Roman" w:eastAsia="宋体"/>
+          <w:sz w:val="21"/>
+        </w:rPr>
+        <w:t>[19]</w:t>
+      </w:r>
+      <w:bookmarkEnd w:id="1019"/>
+      <w:r>
+        <w:rPr>
+          <w:rFonts w:ascii="Times New Roman" w:hAnsi="Times New Roman" w:eastAsia="宋体"/>
+          <w:sz w:val="21"/>
+        </w:rPr>
+        <w:t xml:space="preserve"> Hu E J, Shen Y, Wallis P, et al. LoRA: Low-rank adaptation of large language models[EB/OL]. arXiv:2106.09685, 2021. DOI: 10.48550/arXiv.2106.09685.</w:t>
+      </w:r>
+    </w:p>
+    <w:p>
+      <w:pPr>
+        <w:spacing w:line="312" w:lineRule="auto"/>
+        <w:ind w:left="480" w:leftChars="0" w:hanging="480" w:hangingChars="200"/>
+      </w:pPr>
+      <w:bookmarkStart w:id="1020" w:name="_Ref_ref020"/>
+      <w:r>
+        <w:rPr>
+          <w:rFonts w:ascii="Times New Roman" w:hAnsi="Times New Roman" w:eastAsia="宋体"/>
+          <w:sz w:val="21"/>
+        </w:rPr>
+        <w:t>[20]</w:t>
+      </w:r>
+      <w:bookmarkEnd w:id="1020"/>
+      <w:r>
+        <w:rPr>
+          <w:rFonts w:ascii="Times New Roman" w:hAnsi="Times New Roman" w:eastAsia="宋体"/>
+          <w:sz w:val="21"/>
+        </w:rPr>
+        <w:t xml:space="preserve"> Dettmers T, Pagnoni A, Holtzman A, Zettlemoyer L. QLoRA: Efficient finetuning of quantized LLMs[EB/OL]. arXiv:2305.14314, 2023. DOI: 10.48550/arXiv.2305.14314.</w:t>
+      </w:r>
+    </w:p>
+    <w:p>
+      <w:pPr>
+        <w:spacing w:line="312" w:lineRule="auto"/>
+        <w:ind w:left="480" w:leftChars="0" w:hanging="480" w:hangingChars="200"/>
+      </w:pPr>
+      <w:bookmarkStart w:id="1021" w:name="_Ref_ref021"/>
+      <w:r>
+        <w:rPr>
+          <w:rFonts w:ascii="Times New Roman" w:hAnsi="Times New Roman" w:eastAsia="宋体"/>
+          <w:sz w:val="21"/>
+        </w:rPr>
+        <w:t>[21]</w:t>
+      </w:r>
+      <w:bookmarkEnd w:id="1021"/>
+      <w:r>
+        <w:rPr>
+          <w:rFonts w:ascii="Times New Roman" w:hAnsi="Times New Roman" w:eastAsia="宋体"/>
+          <w:sz w:val="21"/>
+        </w:rPr>
+        <w:t xml:space="preserve"> Yang A, Li A, Yang B, et al. Qwen3 technical report[EB/OL]. arXiv:2505.09388, 2025. DOI: 10.48550/arXiv.2505.09388.</w:t>
+      </w:r>
+    </w:p>
+    <w:p>
+      <w:pPr>
+        <w:spacing w:line="312" w:lineRule="auto"/>
+        <w:ind w:left="480" w:leftChars="0" w:hanging="480" w:hangingChars="200"/>
+      </w:pPr>
+      <w:bookmarkStart w:id="1022" w:name="_Ref_ref022"/>
+      <w:r>
+        <w:rPr>
+          <w:rFonts w:ascii="Times New Roman" w:hAnsi="Times New Roman" w:eastAsia="宋体"/>
+          <w:sz w:val="21"/>
+        </w:rPr>
+        <w:t>[22]</w:t>
+      </w:r>
+      <w:bookmarkEnd w:id="1022"/>
+      <w:r>
+        <w:rPr>
+          <w:rFonts w:ascii="Times New Roman" w:hAnsi="Times New Roman" w:eastAsia="宋体"/>
+          <w:sz w:val="21"/>
+        </w:rPr>
+        <w:t xml:space="preserve"> Scholak T, Schucher N, Bahdanau D. PICARD: Parsing incrementally for constrained auto-regressive decoding from language models[EB/OL]. arXiv:2109.05093, 2021. DOI: 10.48550/arXiv.2109.05093.</w:t>
+      </w:r>
+    </w:p>
+    <w:p>
+      <w:pPr>
+        <w:spacing w:line="312" w:lineRule="auto"/>
+        <w:ind w:left="480" w:leftChars="0" w:hanging="480" w:hangingChars="200"/>
+      </w:pPr>
+      <w:bookmarkStart w:id="1023" w:name="_Ref_ref023"/>
+      <w:r>
+        <w:rPr>
+          <w:rFonts w:ascii="Times New Roman" w:hAnsi="Times New Roman" w:eastAsia="宋体"/>
+          <w:sz w:val="21"/>
+        </w:rPr>
+        <w:t>[23]</w:t>
+      </w:r>
+      <w:bookmarkEnd w:id="1023"/>
+      <w:r>
+        <w:rPr>
+          <w:rFonts w:ascii="Times New Roman" w:hAnsi="Times New Roman" w:eastAsia="宋体"/>
+          <w:sz w:val="21"/>
+        </w:rPr>
+        <w:t xml:space="preserve"> Fieser D, Dewanjee U, Hu A. HEA-Bench: An AI-agent-optimized calculator of high-entropy alloy and oxide descriptors and phase-prediction rules[J]. Materials, 2026, 19(14): 3075. DOI: 10.3390/ma19143075.</w:t>
+      </w:r>
+    </w:p>
+    <w:p>
+      <w:pPr>
+        <w:spacing w:line="312" w:lineRule="auto"/>
+        <w:ind w:left="480" w:leftChars="0" w:hanging="480" w:hangingChars="200"/>
+      </w:pPr>
+      <w:bookmarkStart w:id="1024" w:name="_Ref_ref024"/>
+      <w:r>
+        <w:rPr>
+          <w:rFonts w:ascii="Times New Roman" w:hAnsi="Times New Roman" w:eastAsia="宋体"/>
+          <w:sz w:val="21"/>
+        </w:rPr>
+        <w:t>[24]</w:t>
+      </w:r>
+      <w:bookmarkEnd w:id="1024"/>
+      <w:r>
+        <w:rPr>
+          <w:rFonts w:ascii="Times New Roman" w:hAnsi="Times New Roman" w:eastAsia="宋体"/>
+          <w:sz w:val="21"/>
+        </w:rPr>
+        <w:t xml:space="preserve"> Bugelnig K, Requena G. Dataset - SciVisContest - Materials Discovery Challenge - version 2025[DS/OL]. Zenodo, version v3. DOI: 10.5281/zenodo.15189444. 数据说明：https://sciviscontest2025.github.io/data/.</w:t>
+      </w:r>
+    </w:p>
+    <w:p>
+      <w:pPr>
+        <w:spacing w:line="312" w:lineRule="auto"/>
+        <w:ind w:left="480" w:leftChars="0" w:hanging="480" w:hangingChars="200"/>
+      </w:pPr>
+      <w:bookmarkStart w:id="1025" w:name="_Ref_ref025"/>
+      <w:r>
+        <w:rPr>
+          <w:rFonts w:ascii="Times New Roman" w:hAnsi="Times New Roman" w:eastAsia="宋体"/>
+          <w:sz w:val="21"/>
+        </w:rPr>
+        <w:t>[25]</w:t>
+      </w:r>
+      <w:bookmarkEnd w:id="1025"/>
+      <w:r>
+        <w:rPr>
+          <w:rFonts w:ascii="Times New Roman" w:hAnsi="Times New Roman" w:eastAsia="宋体"/>
+          <w:sz w:val="21"/>
+        </w:rPr>
+        <w:t xml:space="preserve"> Zhang X, Li J, Shao B, et al. Fine-tuning small language models for reliable VASP INCAR generation[EB/OL]. arXiv:2608.05387, 2026. DOI: 10.48550/arXiv.2608.05387.</w:t>
+      </w:r>
+    </w:p>
+    <w:p>
+      <w:pPr>
+        <w:spacing w:line="312" w:lineRule="auto"/>
+        <w:ind w:left="480" w:leftChars="0" w:hanging="480" w:hangingChars="200"/>
+      </w:pPr>
+      <w:bookmarkStart w:id="1026" w:name="_Ref_ref026"/>
+      <w:r>
+        <w:rPr>
+          <w:rFonts w:ascii="Times New Roman" w:hAnsi="Times New Roman" w:eastAsia="宋体"/>
+          <w:sz w:val="21"/>
+        </w:rPr>
+        <w:t>[26]</w:t>
+      </w:r>
+      <w:bookmarkEnd w:id="1026"/>
+      <w:r>
+        <w:rPr>
+          <w:rFonts w:ascii="Times New Roman" w:hAnsi="Times New Roman" w:eastAsia="宋体"/>
+          <w:sz w:val="21"/>
+        </w:rPr>
+        <w:t xml:space="preserve"> Deka P. From retrieval to typed decisions: calibrated System One models from biomedical sentence encoders[EB/OL]. arXiv:2610.02486, 2026.</w:t>
       </w:r>
     </w:p>
     <w:sectPr>

--- a/开题报告_领域小模型蒸馏与知识增强/开题报告.docx
+++ b/开题报告_领域小模型蒸馏与知识增强/开题报告.docx
@@ -3713,7 +3713,7 @@
     <w:sectPr>
       <w:footerReference w:type="default" r:id="rId10"/>
       <w:pgSz w:w="11906" w:h="16838"/>
-      <w:pgMar w:top="1440" w:right="1797" w:bottom="1440" w:left="1797" w:header="720" w:footer="720" w:gutter="0"/>
+      <w:pgMar w:top="1440" w:right="1797" w:bottom="1440" w:left="1797" w:header="850" w:footer="992" w:gutter="0"/>
       <w:cols w:space="720"/>
       <w:docGrid w:linePitch="360"/>
     </w:sectPr>

--- a/开题报告_领域小模型蒸馏与知识增强/开题报告.docx
+++ b/开题报告_领域小模型蒸馏与知识增强/开题报告.docx
@@ -934,7 +934,7 @@
           <w:b w:val="0"/>
           <w:sz w:val="24"/>
         </w:rPr>
-        <w:t>已有工作表明研究路线可以延续，尚不能说明特定小模型已经达到应用要求。本课题在成熟辅助设计范式内研究小模型学习效率与证据使用方式，不依赖“材料领域尚无人做过”的空白声明，也不把既有商业模型成绩直接当成不同数据划分下可比较的基线。</w:t>
+        <w:t>已有工作表明研究路线可以延续，尚不能说明特定小模型已经达到应用要求。本课题在成熟辅助设计范式内研究小模型学习效率与证据使用方式；立项依据来自任务本身的缺口，而非“材料领域尚无人做过”的空白声明，与既有商业模型的成绩也在不同数据划分下分别报告。</w:t>
       </w:r>
     </w:p>
     <w:p>
@@ -1189,7 +1189,7 @@
           <w:b w:val="0"/>
           <w:sz w:val="24"/>
         </w:rPr>
-        <w:t>。其训练决策来自美国国家医学图书馆（NLM）索引体系，是一种长期人工维护的专业标注资源。该工作还报告，在温度缩放后没有哪个训练目标在校准上明显优于普通交叉熵，且公开的强化学习校准决策（RLCD）配方在其实验中低于交叉熵 2.5—3.0 分。这提示两点：其一，决策模型路线的标签可得性依赖所在领域已有的结构化标注体系，材料领域缺乏可直接对应的同类资源；其二，在续接此类方法时不应默认 RLCD 优于交叉熵，需以交叉熵加温度缩放作为强基线。本课题因此不把决策模型设为独立研究内容，仅在输出层保留类型化的字段与约束检查。</w:t>
+        <w:t>。其训练决策来自美国国家医学图书馆（NLM）索引体系，是一种长期人工维护的专业标注资源。该工作还报告，在温度缩放后没有哪个训练目标在校准上明显优于普通交叉熵，且公开的强化学习校准决策（RLCD）配方在其实验中低于交叉熵 2.5—3.0 分。这两点说明：决策模型路线的标签可得性依赖所在领域已有的结构化标注体系，材料领域缺乏可直接对应的同类资源；续接此类方法时，需以交叉熵加温度缩放作为强基线，不能默认 RLCD 更优。本课题因此把决策模型定位为输出层的类型化字段与约束检查，而非独立研究内容。</w:t>
       </w:r>
     </w:p>
     <w:p>
@@ -1472,7 +1472,7 @@
           <w:b w:val="0"/>
           <w:sz w:val="24"/>
         </w:rPr>
-        <w:t>与材料专用基础模型相比，本课题不进行海量文献继续预训练；与物理奖励驱动的合金生成相比，不以证明经验描述符等价于 CALPHAD 为前提；与通用教学样本选择相比，重点比较可核验失误与约束组合覆盖的增量；与普通 RAG 系统相比，研究学生的证据使用训练和约束执行，而非建立另一个知识问答界面。近期针对高熵合金（HEA）的开源描述符工具 HEA-Bench 明确将经验相规则定位为弱筛选而非相预测</w:t>
+        <w:t>与材料专用基础模型相比，本课题不进行海量文献继续预训练；与依赖商业热力学计算构造奖励的合金生成相比，本课题不依赖 CALPHAD 计算；与通用教学样本选择相比，重点比较可核验失误与约束组合覆盖的增量；与普通 RAG 系统相比，研究学生的证据使用训练和约束执行，而非建立另一个知识问答界面。近期针对高熵合金（HEA）的开源描述符工具 HEA-Bench 明确将经验相规则定位为弱筛选而非相预测</w:t>
       </w:r>
       <w:r>
         <w:rPr>
@@ -1676,7 +1676,7 @@
           <w:b w:val="0"/>
           <w:sz w:val="24"/>
         </w:rPr>
-        <w:t>教学数据区分“观测支持型”与“探索建议型”。前者的性能陈述必须回到具体记录，后者只允许教师提供候选与编辑说明，不能把相近材料观测值转移给新配方。训练主线优先使用前者及可确定验证的编辑操作；探索型示范的数量、用途和人工核验比例单列。不得把教学样本扩增数量等同于独立材料实验数量。</w:t>
+        <w:t>教学数据区分“观测支持型”与“探索建议型”。前者的性能陈述必须回到具体记录，后者只允许教师提供候选与编辑说明，不能把相近材料观测值转移给新配方。训练主线优先使用前者及可确定验证的编辑操作；探索建议型示范的数量、用途和人工核验比例单列。不得把教学样本扩增数量等同于独立材料实验数量。</w:t>
       </w:r>
     </w:p>
     <w:p>
@@ -1828,7 +1828,7 @@
           <w:b w:val="0"/>
           <w:sz w:val="24"/>
         </w:rPr>
-        <w:t>对一般非线性性能要求，本体与区间检查不能给出完全可行性证明。性能模型仅输出带版本和适用范围的估计，其评分不作为唯一训练真值和科学验证。无解诊断区分“数值硬约束已证明冲突”与“有限搜索预算内未找到候选”，不将后者写成不存在材料解。</w:t>
+        <w:t>对一般非线性性能要求，本体与区间检查只能给出部分可行性证据。性能模型输出的是带版本和适用范围的估计，其评分与科学验证分开记录。无解诊断须区分“数值硬约束已证明冲突”与“有限搜索预算内未找到候选”两种情形。</w:t>
       </w:r>
     </w:p>
     <w:p>
@@ -1921,7 +1921,7 @@
           <w:b w:val="0"/>
           <w:sz w:val="24"/>
         </w:rPr>
-        <w:t xml:space="preserve"> 在一般指令扩增基础上，使每次要求变化对应重新核验的配方操作，并保留来源、条件和“观测／预测／建议”类型。拟解决教师示范表面合理但不能执行、不能回溯的问题。创新层级是任务化数据方法，不是发明自生成指令；通过来源错误、约束错误、人工抽查质量及相同规模数据训练后的任务效果验证。在数据构造消融中，分别移除约束扰动或显式证据绑定，与完整构造比较，保持来源分区、训练 token 预算及下游检索与生成设置一致；该实验与共用教学池的选样比较分开。</w:t>
+        <w:t xml:space="preserve"> 在一般指令扩增基础上，使每次要求变化对应重新核验的配方操作，并保留来源、条件和“观测支持型／探索建议型”两类标注。拟解决教师示范表面合理但不能执行、不能回溯的问题。创新层级是任务化数据方法，不是发明自生成指令；通过来源错误、约束错误、人工抽查质量及相同规模数据训练后的任务效果验证。在数据构造消融中，分别移除约束扰动或显式证据绑定，与完整构造比较，保持来源分区、训练 token 预算及下游检索与生成设置一致；该实验与共用教学池的选样比较分开。</w:t>
       </w:r>
     </w:p>
     <w:p>
@@ -2630,7 +2630,7 @@
           <w:b w:val="0"/>
           <w:sz w:val="24"/>
         </w:rPr>
-        <w:t>主要任务指标为需求级的“约束及证据双合格率”，仅统计在评测前由构造协议与独立检查确认数值可行、输入完备且存在足够适用证据的候选形成或编辑任务。任务资格依据冻结的输入、参考资料和规则确定，不能根据某个方法是否成功检索或输出而改变分母；资格不确定的任务单列，并报告纳入与排除数量。在给定输出候选数量和生成预算下，至少提出规定数量的不同候选，所有明确硬约束通过，候选选择或编辑理由对应到适用记录及其支持范围，观测型性能陈述可对应具体测量记录，才计为合格。探索型候选即使没有冒充实测性能，也不能仅凭数值合法计入主任务合格；缺乏适用证据支持的建议单列报告。另报逐候选合法率、证据错误率、候选重复率、修改幅度、修正次数及总生成量，避免仅靠大量采样提高成功率。</w:t>
+        <w:t>主要任务指标为需求级的“约束及证据双合格率”，仅统计在评测前由构造协议与独立检查确认数值可行、输入完备且存在足够适用证据的候选形成或编辑任务。任务资格依据冻结的输入、参考资料和规则确定，不能根据某个方法是否成功检索或输出而改变分母；资格不确定的任务单列，并报告纳入与排除数量。在给定输出候选数量和生成预算下，至少提出规定数量的不同候选，所有明确硬约束通过，候选选择或编辑理由对应到适用记录及其支持范围，观测支持型性能陈述可对应具体测量记录，才计为合格。探索建议型候选即使没有冒充实测性能，也不能仅凭数值合法计入主任务合格；缺乏适用证据支持的建议单列报告。另报逐候选合法率、证据错误率、候选重复率、修改幅度、修正次数及总生成量，避免仅靠大量采样提高成功率。</w:t>
       </w:r>
     </w:p>
     <w:p>

--- a/开题报告_领域小模型蒸馏与知识增强/开题报告.docx
+++ b/开题报告_领域小模型蒸馏与知识增强/开题报告.docx
@@ -1121,7 +1121,7 @@
           <w:b w:val="0"/>
           <w:sz w:val="24"/>
         </w:rPr>
-        <w:t>，具体型号、运行模板与版本将在预实验中固定，不以某个品牌作为论文贡献。</w:t>
+        <w:t>，具体型号、运行模板与版本将在预实验中固定，不以某个品牌作为论文贡献。开放权重模型的许可证可能随版本调整，实际采用时以该版本随附的许可文本为准；若届时条款不再允许本课题所需用途，则更换为许可合适的底座，并重新核对教师与学生两侧的授权条件。</w:t>
       </w:r>
     </w:p>
     <w:p>
@@ -2572,7 +2572,7 @@
           <w:b w:val="0"/>
           <w:sz w:val="24"/>
         </w:rPr>
-        <w:t>。不要求从头复现 LLaMat 继续预训练，也不要求采购 Thermo-Calc。需要使用公开数据的项目许可、基础模型许可与教师服务的数据使用条件分别核对，不能用代码开源替代数据授权。</w:t>
+        <w:t>。不要求从头复现 LLaMat 继续预训练，也不要求采购 Thermo-Calc。需要使用公开数据的项目许可、基础模型许可与教师服务的数据使用条件分别核对，不能用代码开源替代数据授权。基础模型的许可须按实际采用的版本核对，不以历史版本的开源协议推断当前条款。</w:t>
       </w:r>
     </w:p>
     <w:p>
@@ -2760,7 +2760,63 @@
           <w:b w:val="0"/>
           <w:sz w:val="24"/>
         </w:rPr>
-        <w:t>应用价值设置两层证据。可直接核验的是每次获得合格候选所需的重试、字段修正、查证步骤和机器运行开销；涉及“人工时间节省”的结论则需要用户任务试用。若能获得材料研究者参与，采用同任务、交叉顺序和隐去方案标签的结果复核，记录用时与修订量；若无法组织合适使用者，只报告离线操作负担与技术指标，不宣称已经证明产业效率提升。性能模型或经验规则的通过率仅作辅助诊断，不能替代独立实验成败或高温性能验证。</w:t>
+        <w:t>应用价值按三层组织，逐层说明其证据能力，不把低层结果上升为高层结论。</w:t>
+      </w:r>
+    </w:p>
+    <w:p>
+      <w:pPr>
+        <w:ind w:firstLine="480" w:firstLineChars="200"/>
+        <w:spacing w:line="312" w:lineRule="auto"/>
+      </w:pPr>
+      <w:r>
+        <w:rPr>
+          <w:rFonts w:ascii="Times New Roman" w:hAnsi="Times New Roman" w:eastAsia="宋体"/>
+          <w:b w:val="0"/>
+          <w:sz w:val="24"/>
+        </w:rPr>
+        <w:t>第一层为自动评测，是完成本课题所必需的证据。做法是在冻结的测试集上运行完整原型，记录每次获得合格候选所需的重试次数、字段修正步骤、查证操作数，以及端到端时延、显存与调用开销；同时在同一测试集上与各基线方法对比。该层全部由脚本自动判分，不依赖外部人员，因此构成结题与论文的最低证据。它能够支持“候选可用性与约束执行质量”的结论，但不能支持“节省了人工时间”这类结论。</w:t>
+      </w:r>
+    </w:p>
+    <w:p>
+      <w:pPr>
+        <w:ind w:firstLine="480" w:firstLineChars="200"/>
+        <w:spacing w:line="312" w:lineRule="auto"/>
+      </w:pPr>
+      <w:r>
+        <w:rPr>
+          <w:rFonts w:ascii="Times New Roman" w:hAnsi="Times New Roman" w:eastAsia="宋体"/>
+          <w:b w:val="0"/>
+          <w:sz w:val="24"/>
+        </w:rPr>
+        <w:t>第二层为有限专家案例研究，在资源与授权具备时开展。请一至三位有材料背景的使用者，就预先设定的任务各试用一次，采用同任务、交叉顺序并隐去方案标签的方式，记录任务完成情况、用时、修订轮次与主观反馈，按案例研究如实报告人数、背景与任务范围。该层的定位是领域可接受的原型评估形式，其结论只限于所测案例，不外推为普遍的效率提升或材料性能保证。</w:t>
+      </w:r>
+    </w:p>
+    <w:p>
+      <w:pPr>
+        <w:ind w:firstLine="480" w:firstLineChars="200"/>
+        <w:spacing w:line="312" w:lineRule="auto"/>
+      </w:pPr>
+      <w:r>
+        <w:rPr>
+          <w:rFonts w:ascii="Times New Roman" w:hAnsi="Times New Roman" w:eastAsia="宋体"/>
+          <w:b w:val="0"/>
+          <w:sz w:val="24"/>
+        </w:rPr>
+        <w:t>第三层为正式用户研究，本课题明确不做，并说明原因。该层需要不少于十五名目标使用者、对照设计与统计检验，涉及伦理审查、招募与数周排期，超出单人一年课题的资源范围；在其缺席时，本课题不以“已验证产业价值”或“已证明替代人工”作为结论。</w:t>
+      </w:r>
+    </w:p>
+    <w:p>
+      <w:pPr>
+        <w:ind w:firstLine="480" w:firstLineChars="200"/>
+        <w:spacing w:line="312" w:lineRule="auto"/>
+      </w:pPr>
+      <w:r>
+        <w:rPr>
+          <w:rFonts w:ascii="Times New Roman" w:hAnsi="Times New Roman" w:eastAsia="宋体"/>
+          <w:b w:val="0"/>
+          <w:sz w:val="24"/>
+        </w:rPr>
+        <w:t>性能模型或经验规则的通过率仅作辅助诊断，不能替代独立实验成败或高温性能验证。任何一层都不把教师自评、判据通过或引用相近成分文献当作材料性能的证明。</w:t>
       </w:r>
     </w:p>
     <w:p>
@@ -3182,7 +3238,7 @@
           <w:b w:val="0"/>
           <w:sz w:val="24"/>
         </w:rPr>
-        <w:t>第 6 个月：冻结正式配置，完成教师比较、来源组留出及约束组合泛化实验；资源和授权具备时组织有限用户任务试用。</w:t>
+        <w:t>第 6 个月：冻结正式配置，完成教师比较、来源组留出及约束组合泛化实验；完成第一层自动评测。</w:t>
       </w:r>
     </w:p>
     <w:p>

--- a/开题报告_领域小模型蒸馏与知识增强/开题报告.docx
+++ b/开题报告_领域小模型蒸馏与知识增强/开题报告.docx
@@ -613,10 +613,24 @@
       <w:r>
         <w:rPr>
           <w:rFonts w:ascii="Times New Roman" w:hAnsi="Times New Roman" w:eastAsia="宋体"/>
+          <w:b w:val="0"/>
+          <w:sz w:val="24"/>
+        </w:rPr>
+        <w:t>本课题的意义分三层递进：现实中的重复劳动、其背后暴露的方法缺陷、以及修复该缺陷的普适性。三层不是并列关系，后一层由前一层推出。</w:t>
+      </w:r>
+    </w:p>
+    <w:p>
+      <w:pPr>
+        <w:ind w:firstLine="480" w:firstLineChars="200"/>
+        <w:spacing w:line="312" w:lineRule="auto"/>
+      </w:pPr>
+      <w:r>
+        <w:rPr>
+          <w:rFonts w:ascii="Times New Roman" w:hAnsi="Times New Roman" w:eastAsia="宋体"/>
           <w:b/>
           <w:sz w:val="24"/>
         </w:rPr>
-        <w:t>应用意义：减少方案准备中的重复劳动。</w:t>
+        <w:t>第一层，现实层面：配方方案准备中存在可拆解的重复劳动。</w:t>
       </w:r>
       <w:r>
         <w:rPr>
@@ -624,7 +638,7 @@
           <w:b w:val="0"/>
           <w:sz w:val="24"/>
         </w:rPr>
-        <w:t xml:space="preserve"> 配方研究中的资料筛选、条件核对、成分改写和结果整理可以被拆解为明确操作。AlloyLens 的专家参与案例表明，交互筛选、局部敏感性分析和多目标取舍具有实际应用背景</w:t>
+        <w:t xml:space="preserve"> 配方研究中的资料筛选、条件核对、成分改写与结果整理，都可以被拆解为边界明确的操作。AlloyLens 的专家参与案例表明，交互筛选、局部敏感性分析和多目标取舍具有实际应用背景</w:t>
       </w:r>
       <w:r>
         <w:rPr>
@@ -644,7 +658,7 @@
           <w:b w:val="0"/>
           <w:sz w:val="24"/>
         </w:rPr>
-        <w:t>。本课题拟将其中部分方案准备工作转化为本地辅助能力，交付带证据和约束检查结果的候选，而不把“缩短全部研发周期”或“提升真实合成成功率”作为未经验证的承诺。应用收益将通过候选可用性、人工修订量与任务耗时检验，不能由系统演示效果代替。</w:t>
+        <w:t>。本课题拟将其中部分工作转化为本地辅助能力，交付带证据与约束检查结果的候选；但不把“缩短全部研发周期”或“提升真实合成成功率”作为未经验证的承诺，应用收益通过候选可用性、人工修订量与任务耗时检验，不以系统演示效果代替。</w:t>
       </w:r>
     </w:p>
     <w:p>
@@ -658,7 +672,7 @@
           <w:b/>
           <w:sz w:val="24"/>
         </w:rPr>
-        <w:t>部署意义：使领域能力在本地可保存、可控制、可复用。</w:t>
+        <w:t>第二层，方法层面（本课题的核心论点）：现有教学数据选择所依赖的难度信号，在答案空间开放的任务上失效。</w:t>
       </w:r>
       <w:r>
         <w:rPr>
@@ -666,29 +680,7 @@
           <w:b w:val="0"/>
           <w:sz w:val="24"/>
         </w:rPr>
-        <w:t xml:space="preserve"> 模型权重、检索索引与数值工具在使用阶段均可位于本地，内部配方不必为了完成一次任务而发送到外部接口。模型版本与资料快照可冻结，适配结果可在后续任务中复用。私有化不是自动实现的属性，需要对模型调用、向量化和外部工具请求逐项检查。训练阶段若使用云端教师，只处理公开或明确获准上传的数据；本地运行仍有设备、维护和训练摊销成本，不宣称必然比低价 API 更便宜。</w:t>
-      </w:r>
-    </w:p>
-    <w:p>
-      <w:pPr>
-        <w:ind w:firstLine="480" w:firstLineChars="200"/>
-        <w:spacing w:line="312" w:lineRule="auto"/>
-      </w:pPr>
-      <w:r>
-        <w:rPr>
-          <w:rFonts w:ascii="Times New Roman" w:hAnsi="Times New Roman" w:eastAsia="宋体"/>
-          <w:b/>
-          <w:sz w:val="24"/>
-        </w:rPr>
-        <w:t>方法意义：把有限资源转化为可研究的数据选择问题。</w:t>
-      </w:r>
-      <w:r>
-        <w:rPr>
-          <w:rFonts w:ascii="Times New Roman" w:hAnsi="Times New Roman" w:eastAsia="宋体"/>
-          <w:b w:val="0"/>
-          <w:sz w:val="24"/>
-        </w:rPr>
-        <w:t xml:space="preserve"> 成熟蒸馏方法已经能够向学生传递任务示范，LESS、DEITA、D3 和 LASER 也表明数据选择本身是活跃研究方向</w:t>
+        <w:t xml:space="preserve"> 当前的数据选择方法主要依赖两类信号：一类来自模型自身的行为，如困惑度、是否答对、思维链长度；另一类是任务无关的启发式，如多样性、复杂度或质量评分。DEITA、D3、LASER 均属此列</w:t>
       </w:r>
       <w:r>
         <w:rPr>
@@ -709,18 +701,6 @@
           <w:vertAlign w:val="superscript"/>
         </w:rPr>
         <w:fldChar w:fldCharType="begin"/>
-        <w:instrText xml:space="preserve"> REF _Ref_ref014 \h </w:instrText>
-        <w:fldChar w:fldCharType="separate"/>
-        <w:t xml:space="preserve">[14]</w:t>
-        <w:fldChar w:fldCharType="end"/>
-      </w:r>
-      <w:r>
-        <w:rPr>
-          <w:rFonts w:ascii="Times New Roman" w:hAnsi="Times New Roman" w:eastAsia="宋体"/>
-          <w:sz w:val="24"/>
-          <w:vertAlign w:val="superscript"/>
-        </w:rPr>
-        <w:fldChar w:fldCharType="begin"/>
         <w:instrText xml:space="preserve"> REF _Ref_ref015 \h </w:instrText>
         <w:fldChar w:fldCharType="separate"/>
         <w:t xml:space="preserve">[15]</w:t>
@@ -744,7 +724,27 @@
           <w:b w:val="0"/>
           <w:sz w:val="24"/>
         </w:rPr>
-        <w:t>。本课题拟在这些方法基础上做任务化改进：用可以核验的约束失误表示学生薄弱环节，并用约束组合覆盖控制教学样本组成，避免把自由生成中的合理答案差异误判为难度。研究问题是同样教学预算下能否学得更有效，而不是简单宣称“训练越多越好”。</w:t>
+        <w:t>。这两类信号成立的前提是任务有唯一答案——只有答案唯一时，“模型没答对”才等于“模型做得不好”。近期工作把这一前提推到极致：在可验证奖励的强化学习场景中，仅保留验证器判定为失败的样本即可大幅提升数据效率，并以验证器耦合的覆盖度目标组织样本集</w:t>
+      </w:r>
+      <w:r>
+        <w:rPr>
+          <w:rFonts w:ascii="Times New Roman" w:hAnsi="Times New Roman" w:eastAsia="宋体"/>
+          <w:sz w:val="24"/>
+          <w:vertAlign w:val="superscript"/>
+        </w:rPr>
+        <w:fldChar w:fldCharType="begin"/>
+        <w:instrText xml:space="preserve"> REF _Ref_ref029 \h </w:instrText>
+        <w:fldChar w:fldCharType="separate"/>
+        <w:t xml:space="preserve">[29]</w:t>
+        <w:fldChar w:fldCharType="end"/>
+      </w:r>
+      <w:r>
+        <w:rPr>
+          <w:rFonts w:ascii="Times New Roman" w:hAnsi="Times New Roman" w:eastAsia="宋体"/>
+          <w:b w:val="0"/>
+          <w:sz w:val="24"/>
+        </w:rPr>
+        <w:t>。然而配方生成不具备这一前提：同一需求可以由多个合法配方满足，模型未复述教师答案，可能只是选择了另一条同样合格的路径，也可能确实违反了硬约束。此时把行为信号直接当作薄弱度，会把“合法但不同”误判为“做错”，使选样朝错误方向集中。</w:t>
       </w:r>
     </w:p>
     <w:p>
@@ -758,7 +758,7 @@
           <w:b/>
           <w:sz w:val="24"/>
         </w:rPr>
-        <w:t>研究价值：形成从教学样本到部署输出的一致证据链。</w:t>
+        <w:t>本课题提出的思路是：把“什么算错”的判定从模型内部搬到一个外部可执行的任务检查器上。</w:t>
       </w:r>
       <w:r>
         <w:rPr>
@@ -766,7 +766,51 @@
           <w:b w:val="0"/>
           <w:sz w:val="24"/>
         </w:rPr>
-        <w:t xml:space="preserve"> 若训练数据强调来源与适用条件，而推理时只输入无条件的相似文本，模型仍可能错误迁移性能结论。本课题将资料来源、比例单位和约束状态作为教学与推理共用的信息，研究它们能否降低条件混用与无据生成。该价值需要通过消融实验验证，不把使用 LoRA、RAG 或结构化输出本身分别计为创新。</w:t>
+        <w:t xml:space="preserve"> 用检查器对总量守恒、锁定项、比例单位与条件引用的判定结果定义薄弱度，而不是用模型自身的行为指标；同时用约束组合的覆盖程度而非文本主题控制样本组成。这样，薄弱度信号的含义变得明确——它指向可指出、可复现的执行错误，而不是模型输出与参考文本之间的表面差异。研究问题因此收敛为一个可检验的命题：在同等教学预算与同一底座下，以可核验失误为信号的选样，是否比以模型行为为信号的选样更有效。</w:t>
+      </w:r>
+    </w:p>
+    <w:p>
+      <w:pPr>
+        <w:ind w:firstLine="480" w:firstLineChars="200"/>
+        <w:spacing w:line="312" w:lineRule="auto"/>
+      </w:pPr>
+      <w:r>
+        <w:rPr>
+          <w:rFonts w:ascii="Times New Roman" w:hAnsi="Times New Roman" w:eastAsia="宋体"/>
+          <w:b/>
+          <w:sz w:val="24"/>
+        </w:rPr>
+        <w:t>第三层，更一般的意义：这一思路不限于合金。</w:t>
+      </w:r>
+      <w:r>
+        <w:rPr>
+          <w:rFonts w:ascii="Times New Roman" w:hAnsi="Times New Roman" w:eastAsia="宋体"/>
+          <w:b w:val="0"/>
+          <w:sz w:val="24"/>
+        </w:rPr>
+        <w:t xml:space="preserve"> 任何“约束刚性但答案开放”的专业生成任务都面临同一困难——配方、结构、工艺参数、实验方案，答案空间是开放的，可核验的约束却是硬的。模型行为类难度信号在这些任务上会遇到同样的失效。本课题以合金配方为载体，把“可核验性”从模型能力问题转化为数据工程问题。若该思路在本题场景下成立，其形式（外部检查器定义薄弱度 + 约束组合定义覆盖）可直接迁移到相近任务；若在本题场景下不成立，这一否证同样限定了该思路的适用边界。</w:t>
+      </w:r>
+    </w:p>
+    <w:p>
+      <w:pPr>
+        <w:ind w:firstLine="480" w:firstLineChars="200"/>
+        <w:spacing w:line="312" w:lineRule="auto"/>
+      </w:pPr>
+      <w:r>
+        <w:rPr>
+          <w:rFonts w:ascii="Times New Roman" w:hAnsi="Times New Roman" w:eastAsia="宋体"/>
+          <w:b/>
+          <w:sz w:val="24"/>
+        </w:rPr>
+        <w:t>配套的两项支撑性工作。</w:t>
+      </w:r>
+      <w:r>
+        <w:rPr>
+          <w:rFonts w:ascii="Times New Roman" w:hAnsi="Times New Roman" w:eastAsia="宋体"/>
+          <w:b w:val="0"/>
+          <w:sz w:val="24"/>
+        </w:rPr>
+        <w:t xml:space="preserve"> 部署层面，模型权重、检索索引与数值工具在使用阶段均可位于本地，内部配方不必为完成一次任务而发送至外部接口，模型版本与资料快照可冻结复用；但私有化不是自动实现的属性，需对模型调用、向量化与外部工具请求逐项检查，也不宣称本地运行必然比低价 API 更便宜。证据链层面，若训练数据强调来源与适用条件，而推理时只输入无条件的相似文本，模型仍会错误迁移性能结论；本课题将资料来源、比例单位与约束状态作为教学与推理共用的信息，该价值须经消融验证，不把使用 LoRA、RAG 或结构化输出本身计为创新。</w:t>
       </w:r>
     </w:p>
     <w:p>
@@ -3882,6 +3926,28 @@
           <w:sz w:val="21"/>
         </w:rPr>
         <w:t xml:space="preserve"> Wang J, Lyu J, Cai Y, Wu S, Wang P. Beyond prompt count: how data shapes transfer in on-policy distillation[EB/OL]. arXiv:2609.37377, 2026.</w:t>
+      </w:r>
+    </w:p>
+    <w:p>
+      <w:pPr>
+        <w:spacing w:line="312" w:lineRule="auto"/>
+        <w:ind w:left="480" w:leftChars="0" w:hanging="480" w:hangingChars="200"/>
+      </w:pPr>
+      <w:bookmarkStart w:id="1029" w:name="_Ref_ref029"/>
+      <w:r>
+        <w:rPr>
+          <w:rFonts w:ascii="Times New Roman" w:hAnsi="Times New Roman" w:eastAsia="宋体"/>
+          <w:sz w:val="21"/>
+        </w:rPr>
+        <w:t>[29]</w:t>
+      </w:r>
+      <w:bookmarkEnd w:id="1029"/>
+      <w:r>
+        <w:rPr>
+          <w:rFonts w:ascii="Times New Roman" w:hAnsi="Times New Roman" w:eastAsia="宋体"/>
+          <w:sz w:val="21"/>
+        </w:rPr>
+        <w:t xml:space="preserve"> Li Y, Zhang M, Shen D, Sun Y. IRDS: interpretable RLVR data selection via verifier-coupled sparse autoencoder coverage[EB/OL]. arXiv:2605.28247, 2026.</w:t>
       </w:r>
     </w:p>
     <w:sectPr>

--- a/开题报告_领域小模型蒸馏与知识增强/开题报告.docx
+++ b/开题报告_领域小模型蒸馏与知识增强/开题报告.docx
@@ -724,7 +724,7 @@
           <w:b w:val="0"/>
           <w:sz w:val="24"/>
         </w:rPr>
-        <w:t>。这两类信号成立的前提是任务有唯一答案——只有答案唯一时，“模型没答对”才等于“模型做得不好”。近期工作把这一前提推到极致：在可验证奖励的强化学习场景中，仅保留验证器判定为失败的样本即可大幅提升数据效率，并以验证器耦合的覆盖度目标组织样本集</w:t>
+        <w:t>。这两类信号成立的前提是任务有唯一答案。只有答案唯一时，“模型没答对”才等于“模型做得不好”。近期工作把这一前提推到极致：在可验证奖励的强化学习场景中，仅保留验证器判定为失败的样本即可大幅提升数据效率，并以验证器耦合的覆盖度目标组织样本集</w:t>
       </w:r>
       <w:r>
         <w:rPr>
@@ -766,7 +766,7 @@
           <w:b w:val="0"/>
           <w:sz w:val="24"/>
         </w:rPr>
-        <w:t xml:space="preserve"> 用检查器对总量守恒、锁定项、比例单位与条件引用的判定结果定义薄弱度，而不是用模型自身的行为指标；同时用约束组合的覆盖程度而非文本主题控制样本组成。这样，薄弱度信号的含义变得明确——它指向可指出、可复现的执行错误，而不是模型输出与参考文本之间的表面差异。研究问题因此收敛为一个可检验的命题：在同等教学预算与同一底座下，以可核验失误为信号的选样，是否比以模型行为为信号的选样更有效。</w:t>
+        <w:t xml:space="preserve"> 用检查器对总量守恒、锁定项、比例单位与条件引用的判定结果定义薄弱度，而不是用模型自身的行为指标；同时用约束组合的覆盖程度而非文本主题控制样本组成。因此薄弱度信号的含义是明确的：它指向可指出、可复现的执行错误，而非模型输出与参考文本之间的表面差异。研究问题因此收敛为一个可检验的命题：在同等教学预算与同一底座下，以可核验失误为信号的选样，是否优于以模型行为为信号的选样。</w:t>
       </w:r>
     </w:p>
     <w:p>
@@ -788,7 +788,7 @@
           <w:b w:val="0"/>
           <w:sz w:val="24"/>
         </w:rPr>
-        <w:t xml:space="preserve"> 任何“约束刚性但答案开放”的专业生成任务都面临同一困难——配方、结构、工艺参数、实验方案，答案空间是开放的，可核验的约束却是硬的。模型行为类难度信号在这些任务上会遇到同样的失效。本课题以合金配方为载体，把“可核验性”从模型能力问题转化为数据工程问题。若该思路在本题场景下成立，其形式（外部检查器定义薄弱度 + 约束组合定义覆盖）可直接迁移到相近任务；若在本题场景下不成立，这一否证同样限定了该思路的适用边界。</w:t>
+        <w:t xml:space="preserve"> 任何“约束刚性但答案开放”的专业生成任务都面临同一困难。配方、结构、工艺参数与实验方案，答案空间开放，可核验的约束却是硬的。模型行为类难度信号在这些任务上会遇到同样的失效。本课题以合金配方为载体，把“可核验性”从模型能力问题转化为数据工程问题。若该思路在本题场景下成立，其形式（外部检查器定义薄弱度 + 约束组合定义覆盖）可直接迁移到相近任务；若在本题场景下不成立，这一否证同样限定了该思路的适用边界。</w:t>
       </w:r>
     </w:p>
     <w:p>

--- a/开题报告_领域小模型蒸馏与知识增强/开题报告.docx
+++ b/开题报告_领域小模型蒸馏与知识增强/开题报告.docx
@@ -2170,6 +2170,20 @@
           <w:sz w:val="24"/>
         </w:rPr>
         <w:t>。当前固定版本审计含 1,545 条记录、630 种归一化成分和 265 个 DOI；其中室温拉伸屈服强度子集只有 287 条记录、91 种成分，室温铸态硬度子集为 254 条记录、233 种成分。此处室温按数据值 20—30 ℃定义，粗工艺不等于完全相同材料状态。这些统计只说明预实验载体存在，不证明足以训练通用性能预测器。</w:t>
+      </w:r>
+    </w:p>
+    <w:p>
+      <w:pPr>
+        <w:ind w:firstLine="480" w:firstLineChars="200"/>
+        <w:spacing w:line="312" w:lineRule="auto"/>
+      </w:pPr>
+      <w:r>
+        <w:rPr>
+          <w:rFonts w:ascii="Times New Roman" w:hAnsi="Times New Roman" w:eastAsia="宋体"/>
+          <w:b w:val="0"/>
+          <w:sz w:val="24"/>
+        </w:rPr>
+        <w:t>其他公开合金数据源已作初步排查，但均未达到本课题的可用条件，故不纳入当前主线。难熔高熵合金方向存在规模更大的数据库（如 ULTERA），其实验数据托管在需要额外访问条件的平台上，本课题尝试获取时受到限制，尚未完成字段与许可核对；其他以性能汇总为主的数据集侧重成分与性能两列，缺少可比的测试条件与来源字段，无法支撑条件可比的选样。MPEA 之所以作为主线，不在于其规模，而在于同时提供成分、状态、测试条件与来源标识四类字段——这是本课题方法的必要输入，而非可替换的选型偏好。其他数据源列为未来扩展方向，其获取与对齐工作不计入本课题的完成前提。</w:t>
       </w:r>
     </w:p>
     <w:p>

--- a/开题报告_领域小模型蒸馏与知识增强/开题报告.docx
+++ b/开题报告_领域小模型蒸馏与知识增强/开题报告.docx
@@ -2183,7 +2183,7 @@
           <w:b w:val="0"/>
           <w:sz w:val="24"/>
         </w:rPr>
-        <w:t>其他公开合金数据源已作初步排查，但均未达到本课题的可用条件，故不纳入当前主线。难熔高熵合金方向存在规模更大的数据库（如 ULTERA），其实验数据托管在需要额外访问条件的平台上，本课题尝试获取时受到限制，尚未完成字段与许可核对；其他以性能汇总为主的数据集侧重成分与性能两列，缺少可比的测试条件与来源字段，无法支撑条件可比的选样。MPEA 之所以作为主线，不在于其规模，而在于同时提供成分、状态、测试条件与来源标识四类字段——这是本课题方法的必要输入，而非可替换的选型偏好。其他数据源列为未来扩展方向，其获取与对齐工作不计入本课题的完成前提。</w:t>
+        <w:t>其他公开合金数据源已作初步排查，但均未达到本课题的可用条件，故不纳入当前主线。难熔高熵合金方向存在规模更大的数据库（如 ULTERA，报告约 2,700 种合金、6,500 条性质数据、540 篇文献），但其数据未公开，需经合作申请获取，本课题不具备该条件；其他以性能汇总为主的数据集侧重成分与性能两列，缺少可比的测试条件与来源字段，无法支撑条件可比的选样。MPEA 之所以作为主线，不在于其规模，而在于同时提供成分、状态、测试条件与来源标识四类字段——这是本课题方法的必要输入，而非可替换的选型偏好。其他数据源列为未来扩展方向，其获取与对齐工作不计入本课题的完成前提。</w:t>
       </w:r>
     </w:p>
     <w:p>

--- a/开题报告_领域小模型蒸馏与知识增强/开题报告.docx
+++ b/开题报告_领域小模型蒸馏与知识增强/开题报告.docx
@@ -1732,7 +1732,7 @@
           <w:b w:val="0"/>
           <w:sz w:val="24"/>
         </w:rPr>
-        <w:t>。这些条件不能省略后再把记录间差异当作噪声。已有约两万篇全文库作为潜在扩展资源，其合金覆盖、字段质量和使用权限尚未审计，不将其全部条目直接计为本课题训练数据。</w:t>
+        <w:t>。这些条件不能省略后再把记录间差异当作噪声。资料审计除检查必填字段外，还需识别成分记录中的异常：汇总型数据集常见同一合金在不同文献中被标成明显不同的成分、或归一化后总量偏离 1 的情形。已有的公开工具为此提供了可复用的做法：以成分向量为特征、用基于密度的聚类（DBSCAN，曼哈顿距离）标出小簇与离群点，再由人工复核确认，而非直接删除。本课题借用这一思路，但把它限制在资料准入环节，不参与选样打分。对 MPEA 当前版本按其默认参数试算得到 1,545 条记录中 5 条离群（0.3%），参数收紧到 0.2 时增至 26 条（1.7%），说明该方法对阈值敏感、需在开发阶段固定并报告所用参数，不能把某一阈值下的结果当作客观真值。已有约两万篇全文库作为潜在扩展资源，其合金覆盖、字段使用权限尚未审计，不将其全部条目直接计为本课题训练数据。</w:t>
       </w:r>
     </w:p>
     <w:p>
@@ -2183,7 +2183,7 @@
           <w:b w:val="0"/>
           <w:sz w:val="24"/>
         </w:rPr>
-        <w:t>其他公开合金数据源已作初步排查，但均未达到本课题的可用条件，故不纳入当前主线。难熔高熵合金方向存在规模更大的数据库（如 ULTERA，报告约 2,700 种合金、6,500 条性质数据、540 篇文献），但其数据未公开，需经合作申请获取，本课题不具备该条件；其他以性能汇总为主的数据集侧重成分与性能两列，缺少可比的测试条件与来源字段，无法支撑条件可比的选样。MPEA 之所以作为主线，不在于其规模，而在于同时提供成分、状态、测试条件与来源标识四类字段——这是本课题方法的必要输入，而非可替换的选型偏好。其他数据源列为未来扩展方向，其获取与对齐工作不计入本课题的完成前提。</w:t>
+        <w:t>其他公开合金数据源已作初步排查，但均未达到本课题的可用条件，故不纳入当前主线。难熔高熵合金方向存在规模更大的数据库（如 ULTERA，报告约 2,700 种合金、6,500 条性质数据、540 篇文献），但其数据未公开，需经合作申请获取，本课题不具备该条件；其他以性能汇总为主的数据集侧重成分与性能两列，缺少可比的测试条件与来源字段，无法支撑条件可比的选样。MPEA 之所以作为主线，不在于其规模，而在于同时提供成分、状态、测试条件与来源标识四类字段。这是本课题方法的必要输入，而非可替换的选型偏好。其他数据源列为未来扩展方向，其获取与对齐工作不计入本课题的完成前提。</w:t>
       </w:r>
     </w:p>
     <w:p>
